--- a/public/template/CN_HD_NH.docx
+++ b/public/template/CN_HD_NH.docx
@@ -56,116 +56,16 @@
           <w:sz w:val="22"/>
           <w:szCs w:val="22"/>
         </w:rPr>
-        <w:t>(</w:t>
-      </w:r>
-      <w:proofErr w:type="spellStart"/>
-      <w:r>
-        <w:rPr>
-          <w:rFonts w:ascii="TCM Pro" w:hAnsi="TCM Pro" w:cs="Arial"/>
-          <w:sz w:val="22"/>
-          <w:szCs w:val="22"/>
-        </w:rPr>
-        <w:t>Về</w:t>
-      </w:r>
-      <w:proofErr w:type="spellEnd"/>
-      <w:r>
-        <w:rPr>
-          <w:rFonts w:ascii="TCM Pro" w:hAnsi="TCM Pro" w:cs="Arial"/>
-          <w:sz w:val="22"/>
-          <w:szCs w:val="22"/>
-        </w:rPr>
-        <w:t xml:space="preserve"> </w:t>
-      </w:r>
-      <w:proofErr w:type="spellStart"/>
-      <w:r>
-        <w:rPr>
-          <w:rFonts w:ascii="TCM Pro" w:hAnsi="TCM Pro" w:cs="Arial"/>
-          <w:sz w:val="22"/>
-          <w:szCs w:val="22"/>
-        </w:rPr>
-        <w:t>việ</w:t>
-      </w:r>
-      <w:r>
-        <w:rPr>
-          <w:rFonts w:ascii="TCM Pro" w:hAnsi="TCM Pro" w:cs="Arial"/>
-          <w:sz w:val="22"/>
-          <w:szCs w:val="22"/>
-        </w:rPr>
-        <w:t>c</w:t>
-      </w:r>
-      <w:proofErr w:type="spellEnd"/>
-      <w:r>
-        <w:rPr>
-          <w:rFonts w:ascii="TCM Pro" w:hAnsi="TCM Pro" w:cs="Arial"/>
-          <w:sz w:val="22"/>
-          <w:szCs w:val="22"/>
-        </w:rPr>
-        <w:t xml:space="preserve"> </w:t>
-      </w:r>
-      <w:proofErr w:type="spellStart"/>
-      <w:r>
-        <w:rPr>
-          <w:rFonts w:ascii="TCM Pro" w:hAnsi="TCM Pro" w:cs="Arial"/>
-          <w:sz w:val="22"/>
-          <w:szCs w:val="22"/>
-        </w:rPr>
-        <w:t>mua</w:t>
-      </w:r>
-      <w:proofErr w:type="spellEnd"/>
-      <w:r>
-        <w:rPr>
-          <w:rFonts w:ascii="TCM Pro" w:hAnsi="TCM Pro" w:cs="Arial"/>
-          <w:sz w:val="22"/>
-          <w:szCs w:val="22"/>
-        </w:rPr>
-        <w:t xml:space="preserve"> </w:t>
-      </w:r>
-      <w:proofErr w:type="spellStart"/>
-      <w:r>
-        <w:rPr>
-          <w:rFonts w:ascii="TCM Pro" w:hAnsi="TCM Pro" w:cs="Arial"/>
-          <w:sz w:val="22"/>
-          <w:szCs w:val="22"/>
-        </w:rPr>
-        <w:t>bán</w:t>
-      </w:r>
-      <w:proofErr w:type="spellEnd"/>
-      <w:r>
-        <w:rPr>
-          <w:rFonts w:ascii="TCM Pro" w:hAnsi="TCM Pro" w:cs="Arial"/>
-          <w:sz w:val="22"/>
-          <w:szCs w:val="22"/>
-        </w:rPr>
-        <w:t xml:space="preserve"> </w:t>
-      </w:r>
-      <w:proofErr w:type="spellStart"/>
-      <w:r>
-        <w:rPr>
-          <w:rFonts w:ascii="TCM Pro" w:hAnsi="TCM Pro" w:cs="Arial"/>
-          <w:sz w:val="22"/>
-          <w:szCs w:val="22"/>
-        </w:rPr>
-        <w:t>xe</w:t>
-      </w:r>
-      <w:proofErr w:type="spellEnd"/>
-      <w:r>
-        <w:rPr>
-          <w:rFonts w:ascii="TCM Pro" w:hAnsi="TCM Pro" w:cs="Arial"/>
-          <w:sz w:val="22"/>
-          <w:szCs w:val="22"/>
-        </w:rPr>
-        <w:t xml:space="preserve"> ô </w:t>
-      </w:r>
-      <w:proofErr w:type="spellStart"/>
-      <w:r>
-        <w:rPr>
-          <w:rFonts w:ascii="TCM Pro" w:hAnsi="TCM Pro" w:cs="Arial"/>
-          <w:sz w:val="22"/>
-          <w:szCs w:val="22"/>
-        </w:rPr>
-        <w:t>tô</w:t>
-      </w:r>
-      <w:proofErr w:type="spellEnd"/>
+        <w:t>(Về việ</w:t>
+      </w:r>
+      <w:r>
+        <w:rPr>
+          <w:rFonts w:ascii="TCM Pro" w:hAnsi="TCM Pro" w:cs="Arial"/>
+          <w:sz w:val="22"/>
+          <w:szCs w:val="22"/>
+        </w:rPr>
+        <w:t>c mua bán xe ô tô</w:t>
+      </w:r>
       <w:r>
         <w:rPr>
           <w:rFonts w:ascii="TCM Pro" w:hAnsi="TCM Pro" w:cs="Arial"/>
@@ -217,25 +117,7 @@
           <w:sz w:val="22"/>
           <w:szCs w:val="22"/>
         </w:rPr>
-        <w:t>${</w:t>
-      </w:r>
-      <w:proofErr w:type="spellStart"/>
-      <w:r>
-        <w:rPr>
-          <w:rFonts w:ascii="TCM Pro" w:hAnsi="TCM Pro" w:cs="Arial"/>
-          <w:sz w:val="22"/>
-          <w:szCs w:val="22"/>
-        </w:rPr>
-        <w:t>soHopDong</w:t>
-      </w:r>
-      <w:proofErr w:type="spellEnd"/>
-      <w:r>
-        <w:rPr>
-          <w:rFonts w:ascii="TCM Pro" w:hAnsi="TCM Pro" w:cs="Arial"/>
-          <w:sz w:val="22"/>
-          <w:szCs w:val="22"/>
-        </w:rPr>
-        <w:t>}</w:t>
+        <w:t>${soHopDong}</w:t>
       </w:r>
     </w:p>
     <w:p>
@@ -253,239 +135,13 @@
           <w:lang w:val="vi-VN"/>
         </w:rPr>
       </w:pPr>
-      <w:proofErr w:type="spellStart"/>
-      <w:r>
-        <w:rPr>
-          <w:rFonts w:ascii="TCM Pro" w:hAnsi="TCM Pro" w:cs="Arial"/>
-          <w:sz w:val="22"/>
-          <w:szCs w:val="22"/>
-        </w:rPr>
-        <w:t>Bộ</w:t>
-      </w:r>
-      <w:proofErr w:type="spellEnd"/>
-      <w:r>
-        <w:rPr>
-          <w:rFonts w:ascii="TCM Pro" w:hAnsi="TCM Pro" w:cs="Arial"/>
-          <w:sz w:val="22"/>
-          <w:szCs w:val="22"/>
-        </w:rPr>
-        <w:t xml:space="preserve"> </w:t>
-      </w:r>
-      <w:proofErr w:type="spellStart"/>
-      <w:r>
-        <w:rPr>
-          <w:rFonts w:ascii="TCM Pro" w:hAnsi="TCM Pro" w:cs="Arial"/>
-          <w:sz w:val="22"/>
-          <w:szCs w:val="22"/>
-        </w:rPr>
-        <w:t>luật</w:t>
-      </w:r>
-      <w:proofErr w:type="spellEnd"/>
-      <w:r>
-        <w:rPr>
-          <w:rFonts w:ascii="TCM Pro" w:hAnsi="TCM Pro" w:cs="Arial"/>
-          <w:sz w:val="22"/>
-          <w:szCs w:val="22"/>
-        </w:rPr>
-        <w:t xml:space="preserve"> </w:t>
-      </w:r>
-      <w:proofErr w:type="spellStart"/>
-      <w:r>
-        <w:rPr>
-          <w:rFonts w:ascii="TCM Pro" w:hAnsi="TCM Pro" w:cs="Arial"/>
-          <w:sz w:val="22"/>
-          <w:szCs w:val="22"/>
-        </w:rPr>
-        <w:t>Dân</w:t>
-      </w:r>
-      <w:proofErr w:type="spellEnd"/>
-      <w:r>
-        <w:rPr>
-          <w:rFonts w:ascii="TCM Pro" w:hAnsi="TCM Pro" w:cs="Arial"/>
-          <w:sz w:val="22"/>
-          <w:szCs w:val="22"/>
-        </w:rPr>
-        <w:t xml:space="preserve"> </w:t>
-      </w:r>
-      <w:proofErr w:type="spellStart"/>
-      <w:r>
-        <w:rPr>
-          <w:rFonts w:ascii="TCM Pro" w:hAnsi="TCM Pro" w:cs="Arial"/>
-          <w:sz w:val="22"/>
-          <w:szCs w:val="22"/>
-        </w:rPr>
-        <w:t>sự</w:t>
-      </w:r>
-      <w:proofErr w:type="spellEnd"/>
-      <w:r>
-        <w:rPr>
-          <w:rFonts w:ascii="TCM Pro" w:hAnsi="TCM Pro" w:cs="Arial"/>
-          <w:sz w:val="22"/>
-          <w:szCs w:val="22"/>
-        </w:rPr>
-        <w:t xml:space="preserve"> </w:t>
-      </w:r>
-      <w:proofErr w:type="spellStart"/>
-      <w:r>
-        <w:rPr>
-          <w:rFonts w:ascii="TCM Pro" w:hAnsi="TCM Pro" w:cs="Arial"/>
-          <w:sz w:val="22"/>
-          <w:szCs w:val="22"/>
-        </w:rPr>
-        <w:t>số</w:t>
-      </w:r>
-      <w:proofErr w:type="spellEnd"/>
-      <w:r>
-        <w:rPr>
-          <w:rFonts w:ascii="TCM Pro" w:hAnsi="TCM Pro" w:cs="Arial"/>
-          <w:sz w:val="22"/>
-          <w:szCs w:val="22"/>
-        </w:rPr>
-        <w:t xml:space="preserve"> 91/2015/QH13 </w:t>
-      </w:r>
-      <w:proofErr w:type="spellStart"/>
-      <w:r>
-        <w:rPr>
-          <w:rFonts w:ascii="TCM Pro" w:hAnsi="TCM Pro" w:cs="Arial"/>
-          <w:sz w:val="22"/>
-          <w:szCs w:val="22"/>
-        </w:rPr>
-        <w:t>ngày</w:t>
-      </w:r>
-      <w:proofErr w:type="spellEnd"/>
-      <w:r>
-        <w:rPr>
-          <w:rFonts w:ascii="TCM Pro" w:hAnsi="TCM Pro" w:cs="Arial"/>
-          <w:sz w:val="22"/>
-          <w:szCs w:val="22"/>
-        </w:rPr>
-        <w:t xml:space="preserve"> 24/11/2015 và </w:t>
-      </w:r>
-      <w:proofErr w:type="spellStart"/>
-      <w:r>
-        <w:rPr>
-          <w:rFonts w:ascii="TCM Pro" w:hAnsi="TCM Pro" w:cs="Arial"/>
-          <w:sz w:val="22"/>
-          <w:szCs w:val="22"/>
-        </w:rPr>
-        <w:t>các</w:t>
-      </w:r>
-      <w:proofErr w:type="spellEnd"/>
-      <w:r>
-        <w:rPr>
-          <w:rFonts w:ascii="TCM Pro" w:hAnsi="TCM Pro" w:cs="Arial"/>
-          <w:sz w:val="22"/>
-          <w:szCs w:val="22"/>
-        </w:rPr>
-        <w:t xml:space="preserve"> </w:t>
-      </w:r>
-      <w:proofErr w:type="spellStart"/>
-      <w:r>
-        <w:rPr>
-          <w:rFonts w:ascii="TCM Pro" w:hAnsi="TCM Pro" w:cs="Arial"/>
-          <w:sz w:val="22"/>
-          <w:szCs w:val="22"/>
-        </w:rPr>
-        <w:t>văn</w:t>
-      </w:r>
-      <w:proofErr w:type="spellEnd"/>
-      <w:r>
-        <w:rPr>
-          <w:rFonts w:ascii="TCM Pro" w:hAnsi="TCM Pro" w:cs="Arial"/>
-          <w:sz w:val="22"/>
-          <w:szCs w:val="22"/>
-        </w:rPr>
-        <w:t xml:space="preserve"> </w:t>
-      </w:r>
-      <w:proofErr w:type="spellStart"/>
-      <w:r>
-        <w:rPr>
-          <w:rFonts w:ascii="TCM Pro" w:hAnsi="TCM Pro" w:cs="Arial"/>
-          <w:sz w:val="22"/>
-          <w:szCs w:val="22"/>
-        </w:rPr>
-        <w:t>bản</w:t>
-      </w:r>
-      <w:proofErr w:type="spellEnd"/>
-      <w:r>
-        <w:rPr>
-          <w:rFonts w:ascii="TCM Pro" w:hAnsi="TCM Pro" w:cs="Arial"/>
-          <w:sz w:val="22"/>
-          <w:szCs w:val="22"/>
-        </w:rPr>
-        <w:t xml:space="preserve"> </w:t>
-      </w:r>
-      <w:proofErr w:type="spellStart"/>
-      <w:r>
-        <w:rPr>
-          <w:rFonts w:ascii="TCM Pro" w:hAnsi="TCM Pro" w:cs="Arial"/>
-          <w:sz w:val="22"/>
-          <w:szCs w:val="22"/>
-        </w:rPr>
-        <w:t>pháp</w:t>
-      </w:r>
-      <w:proofErr w:type="spellEnd"/>
-      <w:r>
-        <w:rPr>
-          <w:rFonts w:ascii="TCM Pro" w:hAnsi="TCM Pro" w:cs="Arial"/>
-          <w:sz w:val="22"/>
-          <w:szCs w:val="22"/>
-        </w:rPr>
-        <w:t xml:space="preserve"> </w:t>
-      </w:r>
-      <w:proofErr w:type="spellStart"/>
-      <w:r>
-        <w:rPr>
-          <w:rFonts w:ascii="TCM Pro" w:hAnsi="TCM Pro" w:cs="Arial"/>
-          <w:sz w:val="22"/>
-          <w:szCs w:val="22"/>
-        </w:rPr>
-        <w:t>luật</w:t>
-      </w:r>
-      <w:proofErr w:type="spellEnd"/>
-      <w:r>
-        <w:rPr>
-          <w:rFonts w:ascii="TCM Pro" w:hAnsi="TCM Pro" w:cs="Arial"/>
-          <w:sz w:val="22"/>
-          <w:szCs w:val="22"/>
-        </w:rPr>
-        <w:t xml:space="preserve"> </w:t>
-      </w:r>
-      <w:proofErr w:type="spellStart"/>
-      <w:r>
-        <w:rPr>
-          <w:rFonts w:ascii="TCM Pro" w:hAnsi="TCM Pro" w:cs="Arial"/>
-          <w:sz w:val="22"/>
-          <w:szCs w:val="22"/>
-        </w:rPr>
-        <w:t>liên</w:t>
-      </w:r>
-      <w:proofErr w:type="spellEnd"/>
-      <w:r>
-        <w:rPr>
-          <w:rFonts w:ascii="TCM Pro" w:hAnsi="TCM Pro" w:cs="Arial"/>
-          <w:sz w:val="22"/>
-          <w:szCs w:val="22"/>
-        </w:rPr>
-        <w:t xml:space="preserve"> </w:t>
-      </w:r>
-      <w:proofErr w:type="spellStart"/>
-      <w:r>
-        <w:rPr>
-          <w:rFonts w:ascii="TCM Pro" w:hAnsi="TCM Pro" w:cs="Arial"/>
-          <w:sz w:val="22"/>
-          <w:szCs w:val="22"/>
-        </w:rPr>
-        <w:t>quan</w:t>
-      </w:r>
-      <w:proofErr w:type="spellEnd"/>
-      <w:r>
-        <w:rPr>
-          <w:rFonts w:ascii="TCM Pro" w:hAnsi="TCM Pro" w:cs="Arial"/>
-          <w:sz w:val="22"/>
-          <w:szCs w:val="22"/>
-        </w:rPr>
-        <w:t>;</w:t>
+      <w:r>
+        <w:rPr>
+          <w:rFonts w:ascii="TCM Pro" w:hAnsi="TCM Pro" w:cs="Arial"/>
+          <w:sz w:val="22"/>
+          <w:szCs w:val="22"/>
+        </w:rPr>
+        <w:t>Bộ luật Dân sự số 91/2015/QH13 ngày 24/11/2015 và các văn bản pháp luật liên quan;</w:t>
       </w:r>
     </w:p>
     <w:p>
@@ -549,23 +205,13 @@
           <w:lang w:val="vi-VN"/>
         </w:rPr>
       </w:pPr>
-      <w:proofErr w:type="spellStart"/>
-      <w:r>
-        <w:rPr>
-          <w:rFonts w:ascii="TCM Pro" w:hAnsi="TCM Pro" w:cs="Arial"/>
-          <w:szCs w:val="22"/>
-        </w:rPr>
-        <w:t>Hôm</w:t>
-      </w:r>
-      <w:proofErr w:type="spellEnd"/>
-      <w:r>
-        <w:rPr>
-          <w:rFonts w:ascii="TCM Pro" w:hAnsi="TCM Pro" w:cs="Arial"/>
-          <w:szCs w:val="22"/>
-        </w:rPr>
-        <w:t xml:space="preserve"> nay, </w:t>
-      </w:r>
-      <w:proofErr w:type="spellStart"/>
+      <w:r>
+        <w:rPr>
+          <w:rFonts w:ascii="TCM Pro" w:hAnsi="TCM Pro" w:cs="Arial"/>
+          <w:szCs w:val="22"/>
+        </w:rPr>
+        <w:t xml:space="preserve">Hôm nay, </w:t>
+      </w:r>
       <w:r>
         <w:rPr>
           <w:rFonts w:ascii="TCM Pro" w:hAnsi="TCM Pro" w:cs="Arial"/>
@@ -573,9 +219,8 @@
           <w:iCs/>
           <w:szCs w:val="22"/>
         </w:rPr>
-        <w:t>ngày</w:t>
-      </w:r>
-      <w:proofErr w:type="spellEnd"/>
+        <w:t xml:space="preserve">ngày </w:t>
+      </w:r>
       <w:r>
         <w:rPr>
           <w:rFonts w:ascii="TCM Pro" w:hAnsi="TCM Pro" w:cs="Arial"/>
@@ -583,7 +228,7 @@
           <w:iCs/>
           <w:szCs w:val="22"/>
         </w:rPr>
-        <w:t xml:space="preserve"> </w:t>
+        <w:t>${ngay}</w:t>
       </w:r>
       <w:r>
         <w:rPr>
@@ -592,9 +237,8 @@
           <w:iCs/>
           <w:szCs w:val="22"/>
         </w:rPr>
-        <w:t>${</w:t>
-      </w:r>
-      <w:proofErr w:type="spellStart"/>
+        <w:t xml:space="preserve"> tháng </w:t>
+      </w:r>
       <w:r>
         <w:rPr>
           <w:rFonts w:ascii="TCM Pro" w:hAnsi="TCM Pro" w:cs="Arial"/>
@@ -602,9 +246,8 @@
           <w:iCs/>
           <w:szCs w:val="22"/>
         </w:rPr>
-        <w:t>ngay</w:t>
-      </w:r>
-      <w:proofErr w:type="spellEnd"/>
+        <w:t>${thang}</w:t>
+      </w:r>
       <w:r>
         <w:rPr>
           <w:rFonts w:ascii="TCM Pro" w:hAnsi="TCM Pro" w:cs="Arial"/>
@@ -612,7 +255,7 @@
           <w:iCs/>
           <w:szCs w:val="22"/>
         </w:rPr>
-        <w:t>}</w:t>
+        <w:t xml:space="preserve"> năm </w:t>
       </w:r>
       <w:r>
         <w:rPr>
@@ -621,112 +264,15 @@
           <w:iCs/>
           <w:szCs w:val="22"/>
         </w:rPr>
-        <w:t xml:space="preserve"> </w:t>
-      </w:r>
-      <w:proofErr w:type="spellStart"/>
-      <w:r>
-        <w:rPr>
-          <w:rFonts w:ascii="TCM Pro" w:hAnsi="TCM Pro" w:cs="Arial"/>
-          <w:i/>
-          <w:iCs/>
-          <w:szCs w:val="22"/>
-        </w:rPr>
-        <w:t>tháng</w:t>
-      </w:r>
-      <w:proofErr w:type="spellEnd"/>
-      <w:r>
-        <w:rPr>
-          <w:rFonts w:ascii="TCM Pro" w:hAnsi="TCM Pro" w:cs="Arial"/>
-          <w:i/>
-          <w:iCs/>
-          <w:szCs w:val="22"/>
-        </w:rPr>
-        <w:t xml:space="preserve"> </w:t>
-      </w:r>
-      <w:r>
-        <w:rPr>
-          <w:rFonts w:ascii="TCM Pro" w:hAnsi="TCM Pro" w:cs="Arial"/>
-          <w:i/>
-          <w:iCs/>
-          <w:szCs w:val="22"/>
-        </w:rPr>
-        <w:t>${thang}</w:t>
-      </w:r>
-      <w:r>
-        <w:rPr>
-          <w:rFonts w:ascii="TCM Pro" w:hAnsi="TCM Pro" w:cs="Arial"/>
-          <w:i/>
-          <w:iCs/>
-          <w:szCs w:val="22"/>
-        </w:rPr>
-        <w:t xml:space="preserve"> </w:t>
-      </w:r>
-      <w:proofErr w:type="spellStart"/>
-      <w:r>
-        <w:rPr>
-          <w:rFonts w:ascii="TCM Pro" w:hAnsi="TCM Pro" w:cs="Arial"/>
-          <w:i/>
-          <w:iCs/>
-          <w:szCs w:val="22"/>
-        </w:rPr>
-        <w:t>năm</w:t>
-      </w:r>
-      <w:proofErr w:type="spellEnd"/>
-      <w:r>
-        <w:rPr>
-          <w:rFonts w:ascii="TCM Pro" w:hAnsi="TCM Pro" w:cs="Arial"/>
-          <w:i/>
-          <w:iCs/>
-          <w:szCs w:val="22"/>
-        </w:rPr>
-        <w:t xml:space="preserve"> </w:t>
-      </w:r>
-      <w:r>
-        <w:rPr>
-          <w:rFonts w:ascii="TCM Pro" w:hAnsi="TCM Pro" w:cs="Arial"/>
-          <w:i/>
-          <w:iCs/>
-          <w:szCs w:val="22"/>
-        </w:rPr>
-        <w:t>${</w:t>
-      </w:r>
-      <w:proofErr w:type="spellStart"/>
-      <w:r>
-        <w:rPr>
-          <w:rFonts w:ascii="TCM Pro" w:hAnsi="TCM Pro" w:cs="Arial"/>
-          <w:i/>
-          <w:iCs/>
-          <w:szCs w:val="22"/>
-        </w:rPr>
-        <w:t>nam</w:t>
-      </w:r>
-      <w:proofErr w:type="spellEnd"/>
-      <w:proofErr w:type="gramStart"/>
-      <w:r>
-        <w:rPr>
-          <w:rFonts w:ascii="TCM Pro" w:hAnsi="TCM Pro" w:cs="Arial"/>
-          <w:i/>
-          <w:iCs/>
-          <w:szCs w:val="22"/>
-        </w:rPr>
-        <w:t xml:space="preserve">} </w:t>
-      </w:r>
-      <w:r>
-        <w:rPr>
-          <w:rFonts w:ascii="TCM Pro" w:hAnsi="TCM Pro" w:cs="Arial"/>
-          <w:szCs w:val="22"/>
-          <w:lang w:val="vi-VN"/>
-        </w:rPr>
-        <w:t>,</w:t>
-      </w:r>
-      <w:proofErr w:type="gramEnd"/>
-      <w:r>
-        <w:rPr>
-          <w:rFonts w:ascii="TCM Pro" w:hAnsi="TCM Pro" w:cs="Arial"/>
-          <w:szCs w:val="22"/>
-          <w:lang w:val="vi-VN"/>
-        </w:rPr>
-        <w:t xml:space="preserve"> </w:t>
+        <w:t xml:space="preserve">${nam} </w:t>
+      </w:r>
+      <w:r>
+        <w:rPr>
+          <w:rFonts w:ascii="TCM Pro" w:hAnsi="TCM Pro" w:cs="Arial"/>
+          <w:szCs w:val="22"/>
+          <w:lang w:val="vi-VN"/>
+        </w:rPr>
+        <w:t xml:space="preserve">, </w:t>
       </w:r>
       <w:r>
         <w:rPr>
@@ -736,117 +282,12 @@
         </w:rPr>
         <w:t xml:space="preserve">tại văn phòng </w:t>
       </w:r>
-      <w:proofErr w:type="spellStart"/>
-      <w:r>
-        <w:rPr>
-          <w:rFonts w:ascii="TCM Pro" w:hAnsi="TCM Pro" w:cs="Arial"/>
-          <w:szCs w:val="22"/>
-        </w:rPr>
-        <w:t>Công</w:t>
-      </w:r>
-      <w:proofErr w:type="spellEnd"/>
-      <w:r>
-        <w:rPr>
-          <w:rFonts w:ascii="TCM Pro" w:hAnsi="TCM Pro" w:cs="Arial"/>
-          <w:szCs w:val="22"/>
-        </w:rPr>
-        <w:t xml:space="preserve"> Ty TNHH </w:t>
-      </w:r>
-      <w:proofErr w:type="spellStart"/>
-      <w:r>
-        <w:rPr>
-          <w:rFonts w:ascii="TCM Pro" w:hAnsi="TCM Pro" w:cs="Arial"/>
-          <w:szCs w:val="22"/>
-        </w:rPr>
-        <w:t>Thương</w:t>
-      </w:r>
-      <w:proofErr w:type="spellEnd"/>
-      <w:r>
-        <w:rPr>
-          <w:rFonts w:ascii="TCM Pro" w:hAnsi="TCM Pro" w:cs="Arial"/>
-          <w:szCs w:val="22"/>
-        </w:rPr>
-        <w:t xml:space="preserve"> </w:t>
-      </w:r>
-      <w:proofErr w:type="spellStart"/>
-      <w:r>
-        <w:rPr>
-          <w:rFonts w:ascii="TCM Pro" w:hAnsi="TCM Pro" w:cs="Arial"/>
-          <w:szCs w:val="22"/>
-        </w:rPr>
-        <w:t>Mại</w:t>
-      </w:r>
-      <w:proofErr w:type="spellEnd"/>
-      <w:r>
-        <w:rPr>
-          <w:rFonts w:ascii="TCM Pro" w:hAnsi="TCM Pro" w:cs="Arial"/>
-          <w:szCs w:val="22"/>
-        </w:rPr>
-        <w:t xml:space="preserve"> và </w:t>
-      </w:r>
-      <w:proofErr w:type="spellStart"/>
-      <w:r>
-        <w:rPr>
-          <w:rFonts w:ascii="TCM Pro" w:hAnsi="TCM Pro" w:cs="Arial"/>
-          <w:szCs w:val="22"/>
-        </w:rPr>
-        <w:t>Dịch</w:t>
-      </w:r>
-      <w:proofErr w:type="spellEnd"/>
-      <w:r>
-        <w:rPr>
-          <w:rFonts w:ascii="TCM Pro" w:hAnsi="TCM Pro" w:cs="Arial"/>
-          <w:szCs w:val="22"/>
-        </w:rPr>
-        <w:t xml:space="preserve"> </w:t>
-      </w:r>
-      <w:proofErr w:type="spellStart"/>
-      <w:r>
-        <w:rPr>
-          <w:rFonts w:ascii="TCM Pro" w:hAnsi="TCM Pro" w:cs="Arial"/>
-          <w:szCs w:val="22"/>
-        </w:rPr>
-        <w:t>Vụ</w:t>
-      </w:r>
-      <w:proofErr w:type="spellEnd"/>
-      <w:r>
-        <w:rPr>
-          <w:rFonts w:ascii="TCM Pro" w:hAnsi="TCM Pro" w:cs="Arial"/>
-          <w:szCs w:val="22"/>
-        </w:rPr>
-        <w:t xml:space="preserve"> Ô </w:t>
-      </w:r>
-      <w:proofErr w:type="spellStart"/>
-      <w:r>
-        <w:rPr>
-          <w:rFonts w:ascii="TCM Pro" w:hAnsi="TCM Pro" w:cs="Arial"/>
-          <w:szCs w:val="22"/>
-        </w:rPr>
-        <w:t>Tô</w:t>
-      </w:r>
-      <w:proofErr w:type="spellEnd"/>
-      <w:r>
-        <w:rPr>
-          <w:rFonts w:ascii="TCM Pro" w:hAnsi="TCM Pro" w:cs="Arial"/>
-          <w:szCs w:val="22"/>
-        </w:rPr>
-        <w:t xml:space="preserve"> </w:t>
-      </w:r>
-      <w:proofErr w:type="spellStart"/>
-      <w:r>
-        <w:rPr>
-          <w:rFonts w:ascii="TCM Pro" w:hAnsi="TCM Pro" w:cs="Arial"/>
-          <w:szCs w:val="22"/>
-        </w:rPr>
-        <w:t>Phúc</w:t>
-      </w:r>
-      <w:proofErr w:type="spellEnd"/>
-      <w:r>
-        <w:rPr>
-          <w:rFonts w:ascii="TCM Pro" w:hAnsi="TCM Pro" w:cs="Arial"/>
-          <w:szCs w:val="22"/>
-        </w:rPr>
-        <w:t xml:space="preserve"> Anh</w:t>
+      <w:r>
+        <w:rPr>
+          <w:rFonts w:ascii="TCM Pro" w:hAnsi="TCM Pro" w:cs="Arial"/>
+          <w:szCs w:val="22"/>
+        </w:rPr>
+        <w:t>Công Ty TNHH Thương Mại và Dịch Vụ Ô Tô Phúc Anh</w:t>
       </w:r>
       <w:r>
         <w:rPr>
@@ -904,29 +345,7 @@
           <w:sz w:val="22"/>
           <w:szCs w:val="22"/>
         </w:rPr>
-        <w:t xml:space="preserve">CÔNG TY TNHH THƯƠNG MẠI VÀ DỊCH </w:t>
-      </w:r>
-      <w:proofErr w:type="gramStart"/>
-      <w:r>
-        <w:rPr>
-          <w:rFonts w:ascii="TCM Pro" w:hAnsi="TCM Pro" w:cs="Arial"/>
-          <w:b/>
-          <w:bCs/>
-          <w:sz w:val="22"/>
-          <w:szCs w:val="22"/>
-        </w:rPr>
-        <w:t>VỤ  Ô</w:t>
-      </w:r>
-      <w:proofErr w:type="gramEnd"/>
-      <w:r>
-        <w:rPr>
-          <w:rFonts w:ascii="TCM Pro" w:hAnsi="TCM Pro" w:cs="Arial"/>
-          <w:b/>
-          <w:bCs/>
-          <w:sz w:val="22"/>
-          <w:szCs w:val="22"/>
-        </w:rPr>
-        <w:t xml:space="preserve"> TÔ PHÚC ANH</w:t>
+        <w:t>CÔNG TY TNHH THƯƠNG MẠI VÀ DỊCH VỤ  Ô TÔ PHÚC ANH</w:t>
       </w:r>
       <w:r>
         <w:rPr>
@@ -951,34 +370,14 @@
           <w:szCs w:val="22"/>
         </w:rPr>
       </w:pPr>
-      <w:proofErr w:type="spellStart"/>
-      <w:r>
-        <w:rPr>
-          <w:rFonts w:ascii="TCM Pro" w:hAnsi="TCM Pro" w:cs="Arial"/>
-          <w:sz w:val="22"/>
-          <w:szCs w:val="22"/>
-        </w:rPr>
-        <w:t>Địa</w:t>
-      </w:r>
-      <w:proofErr w:type="spellEnd"/>
-      <w:r>
-        <w:rPr>
-          <w:rFonts w:ascii="TCM Pro" w:hAnsi="TCM Pro" w:cs="Arial"/>
-          <w:sz w:val="22"/>
-          <w:szCs w:val="22"/>
-        </w:rPr>
-        <w:t xml:space="preserve"> </w:t>
-      </w:r>
-      <w:proofErr w:type="spellStart"/>
-      <w:r>
-        <w:rPr>
-          <w:rFonts w:ascii="TCM Pro" w:hAnsi="TCM Pro" w:cs="Arial"/>
-          <w:sz w:val="22"/>
-          <w:szCs w:val="22"/>
-        </w:rPr>
-        <w:t>chỉ</w:t>
-      </w:r>
-      <w:proofErr w:type="spellEnd"/>
+      <w:r>
+        <w:rPr>
+          <w:rFonts w:ascii="TCM Pro" w:hAnsi="TCM Pro" w:cs="Arial"/>
+          <w:sz w:val="22"/>
+          <w:szCs w:val="22"/>
+        </w:rPr>
+        <w:t>Địa chỉ</w:t>
+      </w:r>
       <w:r>
         <w:rPr>
           <w:rFonts w:ascii="TCM Pro" w:hAnsi="TCM Pro" w:cs="Arial"/>
@@ -988,137 +387,13 @@
         <w:tab/>
         <w:t xml:space="preserve">: </w:t>
       </w:r>
-      <w:proofErr w:type="spellStart"/>
-      <w:r>
-        <w:rPr>
-          <w:rFonts w:ascii="TCM Pro" w:hAnsi="TCM Pro" w:cs="Arial"/>
-          <w:sz w:val="22"/>
-          <w:szCs w:val="22"/>
-        </w:rPr>
-        <w:t>Khóm</w:t>
-      </w:r>
-      <w:proofErr w:type="spellEnd"/>
-      <w:r>
-        <w:rPr>
-          <w:rFonts w:ascii="TCM Pro" w:hAnsi="TCM Pro" w:cs="Arial"/>
-          <w:sz w:val="22"/>
-          <w:szCs w:val="22"/>
-        </w:rPr>
-        <w:t xml:space="preserve"> Trung </w:t>
-      </w:r>
-      <w:proofErr w:type="spellStart"/>
-      <w:r>
-        <w:rPr>
-          <w:rFonts w:ascii="TCM Pro" w:hAnsi="TCM Pro" w:cs="Arial"/>
-          <w:sz w:val="22"/>
-          <w:szCs w:val="22"/>
-        </w:rPr>
-        <w:t>Thạnh</w:t>
-      </w:r>
-      <w:proofErr w:type="spellEnd"/>
-      <w:r>
-        <w:rPr>
-          <w:rFonts w:ascii="TCM Pro" w:hAnsi="TCM Pro" w:cs="Arial"/>
-          <w:sz w:val="22"/>
-          <w:szCs w:val="22"/>
-        </w:rPr>
-        <w:t xml:space="preserve">, </w:t>
-      </w:r>
-      <w:proofErr w:type="spellStart"/>
-      <w:r>
-        <w:rPr>
-          <w:rFonts w:ascii="TCM Pro" w:hAnsi="TCM Pro" w:cs="Arial"/>
-          <w:sz w:val="22"/>
-          <w:szCs w:val="22"/>
-        </w:rPr>
-        <w:t>P</w:t>
-      </w:r>
-      <w:r>
-        <w:rPr>
-          <w:rFonts w:ascii="TCM Pro" w:hAnsi="TCM Pro" w:cs="Arial"/>
-          <w:sz w:val="22"/>
-          <w:szCs w:val="22"/>
-        </w:rPr>
-        <w:t>hường</w:t>
-      </w:r>
-      <w:proofErr w:type="spellEnd"/>
-      <w:r>
-        <w:rPr>
-          <w:rFonts w:ascii="TCM Pro" w:hAnsi="TCM Pro" w:cs="Arial"/>
-          <w:sz w:val="22"/>
-          <w:szCs w:val="22"/>
-        </w:rPr>
-        <w:t xml:space="preserve"> </w:t>
-      </w:r>
-      <w:proofErr w:type="spellStart"/>
-      <w:r>
-        <w:rPr>
-          <w:rFonts w:ascii="TCM Pro" w:hAnsi="TCM Pro" w:cs="Arial"/>
-          <w:sz w:val="22"/>
-          <w:szCs w:val="22"/>
-        </w:rPr>
-        <w:t>Mỹ</w:t>
-      </w:r>
-      <w:proofErr w:type="spellEnd"/>
-      <w:r>
-        <w:rPr>
-          <w:rFonts w:ascii="TCM Pro" w:hAnsi="TCM Pro" w:cs="Arial"/>
-          <w:sz w:val="22"/>
-          <w:szCs w:val="22"/>
-        </w:rPr>
-        <w:t xml:space="preserve"> </w:t>
-      </w:r>
-      <w:proofErr w:type="spellStart"/>
-      <w:r>
-        <w:rPr>
-          <w:rFonts w:ascii="TCM Pro" w:hAnsi="TCM Pro" w:cs="Arial"/>
-          <w:sz w:val="22"/>
-          <w:szCs w:val="22"/>
-        </w:rPr>
-        <w:t>Thới</w:t>
-      </w:r>
-      <w:proofErr w:type="spellEnd"/>
-      <w:r>
-        <w:rPr>
-          <w:rFonts w:ascii="TCM Pro" w:hAnsi="TCM Pro" w:cs="Arial"/>
-          <w:sz w:val="22"/>
-          <w:szCs w:val="22"/>
-        </w:rPr>
-        <w:t>,</w:t>
-      </w:r>
-      <w:r>
-        <w:rPr>
-          <w:rFonts w:ascii="TCM Pro" w:hAnsi="TCM Pro" w:cs="Arial"/>
-          <w:sz w:val="22"/>
-          <w:szCs w:val="22"/>
-        </w:rPr>
-        <w:t xml:space="preserve"> </w:t>
-      </w:r>
-      <w:proofErr w:type="spellStart"/>
-      <w:r>
-        <w:rPr>
-          <w:rFonts w:ascii="TCM Pro" w:hAnsi="TCM Pro" w:cs="Arial"/>
-          <w:sz w:val="22"/>
-          <w:szCs w:val="22"/>
-        </w:rPr>
-        <w:t>Tỉnh</w:t>
-      </w:r>
-      <w:proofErr w:type="spellEnd"/>
-      <w:r>
-        <w:rPr>
-          <w:rFonts w:ascii="TCM Pro" w:hAnsi="TCM Pro" w:cs="Arial"/>
-          <w:sz w:val="22"/>
-          <w:szCs w:val="22"/>
-        </w:rPr>
-        <w:t xml:space="preserve"> </w:t>
-      </w:r>
-      <w:r>
-        <w:rPr>
-          <w:rFonts w:ascii="TCM Pro" w:hAnsi="TCM Pro" w:cs="Arial"/>
-          <w:sz w:val="22"/>
-          <w:szCs w:val="22"/>
-        </w:rPr>
-        <w:t>An Giang</w:t>
+      <w:r>
+        <w:rPr>
+          <w:rFonts w:ascii="TCM Pro" w:hAnsi="TCM Pro" w:cs="Arial"/>
+          <w:sz w:val="22"/>
+          <w:szCs w:val="22"/>
+        </w:rPr>
+        <w:t>19/6C, Trần Hưng Đạo, Phường Long Xuyên, Tỉnh An Giang</w:t>
       </w:r>
     </w:p>
     <w:p>
@@ -1136,34 +411,14 @@
           <w:szCs w:val="22"/>
         </w:rPr>
       </w:pPr>
-      <w:proofErr w:type="spellStart"/>
-      <w:r>
-        <w:rPr>
-          <w:rFonts w:ascii="TCM Pro" w:hAnsi="TCM Pro" w:cs="Arial"/>
-          <w:sz w:val="22"/>
-          <w:szCs w:val="22"/>
-        </w:rPr>
-        <w:t>Điện</w:t>
-      </w:r>
-      <w:proofErr w:type="spellEnd"/>
-      <w:r>
-        <w:rPr>
-          <w:rFonts w:ascii="TCM Pro" w:hAnsi="TCM Pro" w:cs="Arial"/>
-          <w:sz w:val="22"/>
-          <w:szCs w:val="22"/>
-        </w:rPr>
-        <w:t xml:space="preserve"> </w:t>
-      </w:r>
-      <w:proofErr w:type="spellStart"/>
-      <w:r>
-        <w:rPr>
-          <w:rFonts w:ascii="TCM Pro" w:hAnsi="TCM Pro" w:cs="Arial"/>
-          <w:sz w:val="22"/>
-          <w:szCs w:val="22"/>
-        </w:rPr>
-        <w:t>thoại</w:t>
-      </w:r>
-      <w:proofErr w:type="spellEnd"/>
+      <w:r>
+        <w:rPr>
+          <w:rFonts w:ascii="TCM Pro" w:hAnsi="TCM Pro" w:cs="Arial"/>
+          <w:sz w:val="22"/>
+          <w:szCs w:val="22"/>
+        </w:rPr>
+        <w:t>Điện thoại</w:t>
+      </w:r>
       <w:r>
         <w:rPr>
           <w:rFonts w:ascii="TCM Pro" w:hAnsi="TCM Pro" w:cs="Arial"/>
@@ -1179,16 +434,7 @@
           <w:sz w:val="22"/>
           <w:szCs w:val="22"/>
         </w:rPr>
-        <w:t xml:space="preserve">02963 989 </w:t>
-      </w:r>
-      <w:proofErr w:type="gramStart"/>
-      <w:r>
-        <w:rPr>
-          <w:rFonts w:ascii="TCM Pro" w:hAnsi="TCM Pro" w:cs="Arial"/>
-          <w:sz w:val="22"/>
-          <w:szCs w:val="22"/>
-        </w:rPr>
-        <w:t>922</w:t>
+        <w:t>02963 989 922</w:t>
       </w:r>
       <w:r>
         <w:rPr>
@@ -1205,14 +451,6 @@
           <w:szCs w:val="22"/>
         </w:rPr>
         <w:tab/>
-      </w:r>
-      <w:proofErr w:type="gramEnd"/>
-      <w:r>
-        <w:rPr>
-          <w:rFonts w:ascii="TCM Pro" w:hAnsi="TCM Pro" w:cs="Arial"/>
-          <w:sz w:val="22"/>
-          <w:szCs w:val="22"/>
-        </w:rPr>
         <w:t xml:space="preserve">Fax: </w:t>
       </w:r>
       <w:r>
@@ -1277,52 +515,14 @@
           <w:szCs w:val="22"/>
         </w:rPr>
       </w:pPr>
-      <w:proofErr w:type="spellStart"/>
-      <w:r>
-        <w:rPr>
-          <w:rFonts w:ascii="TCM Pro" w:hAnsi="TCM Pro" w:cs="Arial"/>
-          <w:sz w:val="22"/>
-          <w:szCs w:val="22"/>
-        </w:rPr>
-        <w:t>Mã</w:t>
-      </w:r>
-      <w:proofErr w:type="spellEnd"/>
-      <w:r>
-        <w:rPr>
-          <w:rFonts w:ascii="TCM Pro" w:hAnsi="TCM Pro" w:cs="Arial"/>
-          <w:sz w:val="22"/>
-          <w:szCs w:val="22"/>
-        </w:rPr>
-        <w:t xml:space="preserve"> </w:t>
-      </w:r>
-      <w:proofErr w:type="spellStart"/>
-      <w:r>
-        <w:rPr>
-          <w:rFonts w:ascii="TCM Pro" w:hAnsi="TCM Pro" w:cs="Arial"/>
-          <w:sz w:val="22"/>
-          <w:szCs w:val="22"/>
-        </w:rPr>
-        <w:t>số</w:t>
-      </w:r>
-      <w:proofErr w:type="spellEnd"/>
-      <w:r>
-        <w:rPr>
-          <w:rFonts w:ascii="TCM Pro" w:hAnsi="TCM Pro" w:cs="Arial"/>
-          <w:sz w:val="22"/>
-          <w:szCs w:val="22"/>
-        </w:rPr>
-        <w:t xml:space="preserve"> </w:t>
-      </w:r>
-      <w:proofErr w:type="spellStart"/>
-      <w:r>
-        <w:rPr>
-          <w:rFonts w:ascii="TCM Pro" w:hAnsi="TCM Pro" w:cs="Arial"/>
-          <w:sz w:val="22"/>
-          <w:szCs w:val="22"/>
-        </w:rPr>
-        <w:t>thuế</w:t>
-      </w:r>
-      <w:proofErr w:type="spellEnd"/>
+      <w:r>
+        <w:rPr>
+          <w:rFonts w:ascii="TCM Pro" w:hAnsi="TCM Pro" w:cs="Arial"/>
+          <w:sz w:val="22"/>
+          <w:szCs w:val="22"/>
+        </w:rPr>
+        <w:t>Mã số thuế</w:t>
+      </w:r>
       <w:r>
         <w:rPr>
           <w:rFonts w:ascii="TCM Pro" w:hAnsi="TCM Pro" w:cs="Arial"/>
@@ -1362,7 +562,6 @@
         </w:rPr>
         <w:t xml:space="preserve">Do </w:t>
       </w:r>
-      <w:proofErr w:type="spellStart"/>
       <w:r>
         <w:rPr>
           <w:rFonts w:ascii="TCM Pro" w:hAnsi="TCM Pro" w:cs="Arial"/>
@@ -1371,7 +570,6 @@
         </w:rPr>
         <w:t>Ông</w:t>
       </w:r>
-      <w:proofErr w:type="spellEnd"/>
       <w:r>
         <w:rPr>
           <w:rFonts w:ascii="TCM Pro" w:hAnsi="TCM Pro" w:cs="Arial"/>
@@ -1406,71 +604,16 @@
           <w:szCs w:val="22"/>
         </w:rPr>
         <w:tab/>
-      </w:r>
-      <w:proofErr w:type="spellStart"/>
-      <w:r>
-        <w:rPr>
-          <w:rFonts w:ascii="TCM Pro" w:hAnsi="TCM Pro" w:cs="Arial"/>
-          <w:sz w:val="22"/>
-          <w:szCs w:val="22"/>
-        </w:rPr>
-        <w:t>Chức</w:t>
-      </w:r>
-      <w:proofErr w:type="spellEnd"/>
-      <w:r>
-        <w:rPr>
-          <w:rFonts w:ascii="TCM Pro" w:hAnsi="TCM Pro" w:cs="Arial"/>
-          <w:sz w:val="22"/>
-          <w:szCs w:val="22"/>
-        </w:rPr>
-        <w:t xml:space="preserve"> </w:t>
-      </w:r>
-      <w:proofErr w:type="spellStart"/>
-      <w:r>
-        <w:rPr>
-          <w:rFonts w:ascii="TCM Pro" w:hAnsi="TCM Pro" w:cs="Arial"/>
-          <w:sz w:val="22"/>
-          <w:szCs w:val="22"/>
-        </w:rPr>
-        <w:t>vụ</w:t>
-      </w:r>
-      <w:proofErr w:type="spellEnd"/>
-      <w:r>
-        <w:rPr>
-          <w:rFonts w:ascii="TCM Pro" w:hAnsi="TCM Pro" w:cs="Arial"/>
-          <w:sz w:val="22"/>
-          <w:szCs w:val="22"/>
-        </w:rPr>
-        <w:t xml:space="preserve">:  </w:t>
-      </w:r>
-      <w:proofErr w:type="spellStart"/>
-      <w:r>
-        <w:rPr>
-          <w:rFonts w:ascii="TCM Pro" w:hAnsi="TCM Pro" w:cs="Arial"/>
-          <w:sz w:val="22"/>
-          <w:szCs w:val="22"/>
-        </w:rPr>
-        <w:t>Giám</w:t>
-      </w:r>
-      <w:proofErr w:type="spellEnd"/>
-      <w:r>
-        <w:rPr>
-          <w:rFonts w:ascii="TCM Pro" w:hAnsi="TCM Pro" w:cs="Arial"/>
-          <w:sz w:val="22"/>
-          <w:szCs w:val="22"/>
-        </w:rPr>
-        <w:t xml:space="preserve"> </w:t>
-      </w:r>
-      <w:proofErr w:type="spellStart"/>
-      <w:r>
-        <w:rPr>
-          <w:rFonts w:ascii="TCM Pro" w:hAnsi="TCM Pro" w:cs="Arial"/>
-          <w:sz w:val="22"/>
-          <w:szCs w:val="22"/>
-        </w:rPr>
-        <w:t>đốc</w:t>
-      </w:r>
-      <w:proofErr w:type="spellEnd"/>
+        <w:t xml:space="preserve">Chức vụ:  </w:t>
+      </w:r>
+      <w:r>
+        <w:rPr>
+          <w:rFonts w:ascii="TCM Pro" w:hAnsi="TCM Pro" w:cs="Arial"/>
+          <w:sz w:val="22"/>
+          <w:szCs w:val="22"/>
+        </w:rPr>
+        <w:t>Giám đốc</w:t>
+      </w:r>
       <w:r>
         <w:rPr>
           <w:rFonts w:ascii="TCM Pro" w:hAnsi="TCM Pro" w:cs="Arial"/>
@@ -1494,52 +637,14 @@
           <w:szCs w:val="22"/>
         </w:rPr>
       </w:pPr>
-      <w:proofErr w:type="spellStart"/>
       <w:r>
         <w:rPr>
           <w:rFonts w:ascii="Hyundai Sans Text" w:hAnsi="Hyundai Sans Text" w:cs="Arial"/>
           <w:sz w:val="22"/>
           <w:szCs w:val="22"/>
         </w:rPr>
-        <w:t>Tên</w:t>
-      </w:r>
-      <w:proofErr w:type="spellEnd"/>
-      <w:r>
-        <w:rPr>
-          <w:rFonts w:ascii="Hyundai Sans Text" w:hAnsi="Hyundai Sans Text" w:cs="Arial"/>
-          <w:sz w:val="22"/>
-          <w:szCs w:val="22"/>
-        </w:rPr>
-        <w:t xml:space="preserve"> </w:t>
-      </w:r>
-      <w:proofErr w:type="spellStart"/>
-      <w:r>
-        <w:rPr>
-          <w:rFonts w:ascii="Hyundai Sans Text" w:hAnsi="Hyundai Sans Text" w:cs="Arial"/>
-          <w:sz w:val="22"/>
-          <w:szCs w:val="22"/>
-        </w:rPr>
-        <w:t>Tài</w:t>
-      </w:r>
-      <w:proofErr w:type="spellEnd"/>
-      <w:r>
-        <w:rPr>
-          <w:rFonts w:ascii="Hyundai Sans Text" w:hAnsi="Hyundai Sans Text" w:cs="Arial"/>
-          <w:sz w:val="22"/>
-          <w:szCs w:val="22"/>
-        </w:rPr>
-        <w:t xml:space="preserve"> </w:t>
-      </w:r>
-      <w:proofErr w:type="spellStart"/>
-      <w:r>
-        <w:rPr>
-          <w:rFonts w:ascii="Hyundai Sans Text" w:hAnsi="Hyundai Sans Text" w:cs="Arial"/>
-          <w:sz w:val="22"/>
-          <w:szCs w:val="22"/>
-        </w:rPr>
-        <w:t>khoản</w:t>
-      </w:r>
-      <w:proofErr w:type="spellEnd"/>
+        <w:t>Tên Tài khoản</w:t>
+      </w:r>
       <w:r>
         <w:rPr>
           <w:rFonts w:ascii="Hyundai Sans Text" w:hAnsi="Hyundai Sans Text" w:cs="Arial"/>
@@ -1570,196 +675,16 @@
           <w:sz w:val="22"/>
           <w:szCs w:val="22"/>
         </w:rPr>
-        <w:t xml:space="preserve">  </w:t>
-      </w:r>
-      <w:proofErr w:type="spellStart"/>
+        <w:t xml:space="preserve">  Tài khoản (1)</w:t>
+      </w:r>
       <w:r>
         <w:rPr>
           <w:rFonts w:ascii="Hyundai Sans Text" w:hAnsi="Hyundai Sans Text" w:cs="Arial"/>
           <w:sz w:val="22"/>
           <w:szCs w:val="22"/>
         </w:rPr>
-        <w:t>Tài</w:t>
-      </w:r>
-      <w:proofErr w:type="spellEnd"/>
-      <w:r>
-        <w:rPr>
-          <w:rFonts w:ascii="Hyundai Sans Text" w:hAnsi="Hyundai Sans Text" w:cs="Arial"/>
-          <w:sz w:val="22"/>
-          <w:szCs w:val="22"/>
-        </w:rPr>
-        <w:t xml:space="preserve"> </w:t>
-      </w:r>
-      <w:proofErr w:type="spellStart"/>
-      <w:r>
-        <w:rPr>
-          <w:rFonts w:ascii="Hyundai Sans Text" w:hAnsi="Hyundai Sans Text" w:cs="Arial"/>
-          <w:sz w:val="22"/>
-          <w:szCs w:val="22"/>
-        </w:rPr>
-        <w:t>khoản</w:t>
-      </w:r>
-      <w:proofErr w:type="spellEnd"/>
-      <w:r>
-        <w:rPr>
-          <w:rFonts w:ascii="Hyundai Sans Text" w:hAnsi="Hyundai Sans Text" w:cs="Arial"/>
-          <w:sz w:val="22"/>
-          <w:szCs w:val="22"/>
-        </w:rPr>
-        <w:t xml:space="preserve"> (1)</w:t>
-      </w:r>
-      <w:r>
-        <w:rPr>
-          <w:rFonts w:ascii="Hyundai Sans Text" w:hAnsi="Hyundai Sans Text" w:cs="Arial"/>
-          <w:sz w:val="22"/>
-          <w:szCs w:val="22"/>
-        </w:rPr>
         <w:tab/>
-        <w:t xml:space="preserve">: 54 0000 68 </w:t>
-      </w:r>
-      <w:proofErr w:type="gramStart"/>
-      <w:r>
-        <w:rPr>
-          <w:rFonts w:ascii="Hyundai Sans Text" w:hAnsi="Hyundai Sans Text" w:cs="Arial"/>
-          <w:sz w:val="22"/>
-          <w:szCs w:val="22"/>
-        </w:rPr>
-        <w:t>66666  -</w:t>
-      </w:r>
-      <w:proofErr w:type="gramEnd"/>
-      <w:r>
-        <w:rPr>
-          <w:rFonts w:ascii="Hyundai Sans Text" w:hAnsi="Hyundai Sans Text" w:cs="Arial"/>
-          <w:sz w:val="22"/>
-          <w:szCs w:val="22"/>
-        </w:rPr>
-        <w:t xml:space="preserve"> </w:t>
-      </w:r>
-      <w:proofErr w:type="spellStart"/>
-      <w:r>
-        <w:rPr>
-          <w:rFonts w:ascii="Hyundai Sans Text" w:hAnsi="Hyundai Sans Text" w:cs="Arial"/>
-          <w:sz w:val="22"/>
-          <w:szCs w:val="22"/>
-        </w:rPr>
-        <w:t>Tại</w:t>
-      </w:r>
-      <w:proofErr w:type="spellEnd"/>
-      <w:r>
-        <w:rPr>
-          <w:rFonts w:ascii="Hyundai Sans Text" w:hAnsi="Hyundai Sans Text" w:cs="Arial"/>
-          <w:sz w:val="22"/>
-          <w:szCs w:val="22"/>
-        </w:rPr>
-        <w:t xml:space="preserve"> </w:t>
-      </w:r>
-      <w:proofErr w:type="spellStart"/>
-      <w:r>
-        <w:rPr>
-          <w:rFonts w:ascii="Hyundai Sans Text" w:hAnsi="Hyundai Sans Text" w:cs="Arial"/>
-          <w:sz w:val="22"/>
-          <w:szCs w:val="22"/>
-        </w:rPr>
-        <w:t>ngân</w:t>
-      </w:r>
-      <w:proofErr w:type="spellEnd"/>
-      <w:r>
-        <w:rPr>
-          <w:rFonts w:ascii="Hyundai Sans Text" w:hAnsi="Hyundai Sans Text" w:cs="Arial"/>
-          <w:sz w:val="22"/>
-          <w:szCs w:val="22"/>
-        </w:rPr>
-        <w:t xml:space="preserve"> </w:t>
-      </w:r>
-      <w:proofErr w:type="spellStart"/>
-      <w:r>
-        <w:rPr>
-          <w:rFonts w:ascii="Hyundai Sans Text" w:hAnsi="Hyundai Sans Text" w:cs="Arial"/>
-          <w:sz w:val="22"/>
-          <w:szCs w:val="22"/>
-        </w:rPr>
-        <w:t>hàng</w:t>
-      </w:r>
-      <w:proofErr w:type="spellEnd"/>
-      <w:r>
-        <w:rPr>
-          <w:rFonts w:ascii="Hyundai Sans Text" w:hAnsi="Hyundai Sans Text" w:cs="Arial"/>
-          <w:sz w:val="22"/>
-          <w:szCs w:val="22"/>
-        </w:rPr>
-        <w:t xml:space="preserve"> TMCP </w:t>
-      </w:r>
-      <w:proofErr w:type="spellStart"/>
-      <w:r>
-        <w:rPr>
-          <w:rFonts w:ascii="Hyundai Sans Text" w:hAnsi="Hyundai Sans Text" w:cs="Arial"/>
-          <w:sz w:val="22"/>
-          <w:szCs w:val="22"/>
-        </w:rPr>
-        <w:t>Thịnh</w:t>
-      </w:r>
-      <w:proofErr w:type="spellEnd"/>
-      <w:r>
-        <w:rPr>
-          <w:rFonts w:ascii="Hyundai Sans Text" w:hAnsi="Hyundai Sans Text" w:cs="Arial"/>
-          <w:sz w:val="22"/>
-          <w:szCs w:val="22"/>
-        </w:rPr>
-        <w:t xml:space="preserve"> </w:t>
-      </w:r>
-      <w:proofErr w:type="spellStart"/>
-      <w:r>
-        <w:rPr>
-          <w:rFonts w:ascii="Hyundai Sans Text" w:hAnsi="Hyundai Sans Text" w:cs="Arial"/>
-          <w:sz w:val="22"/>
-          <w:szCs w:val="22"/>
-        </w:rPr>
-        <w:t>vượng</w:t>
-      </w:r>
-      <w:proofErr w:type="spellEnd"/>
-      <w:r>
-        <w:rPr>
-          <w:rFonts w:ascii="Hyundai Sans Text" w:hAnsi="Hyundai Sans Text" w:cs="Arial"/>
-          <w:sz w:val="22"/>
-          <w:szCs w:val="22"/>
-        </w:rPr>
-        <w:t xml:space="preserve"> và </w:t>
-      </w:r>
-      <w:proofErr w:type="spellStart"/>
-      <w:r>
-        <w:rPr>
-          <w:rFonts w:ascii="Hyundai Sans Text" w:hAnsi="Hyundai Sans Text" w:cs="Arial"/>
-          <w:sz w:val="22"/>
-          <w:szCs w:val="22"/>
-        </w:rPr>
-        <w:t>Phát</w:t>
-      </w:r>
-      <w:proofErr w:type="spellEnd"/>
-      <w:r>
-        <w:rPr>
-          <w:rFonts w:ascii="Hyundai Sans Text" w:hAnsi="Hyundai Sans Text" w:cs="Arial"/>
-          <w:sz w:val="22"/>
-          <w:szCs w:val="22"/>
-        </w:rPr>
-        <w:t xml:space="preserve"> </w:t>
-      </w:r>
-      <w:proofErr w:type="spellStart"/>
-      <w:r>
-        <w:rPr>
-          <w:rFonts w:ascii="Hyundai Sans Text" w:hAnsi="Hyundai Sans Text" w:cs="Arial"/>
-          <w:sz w:val="22"/>
-          <w:szCs w:val="22"/>
-        </w:rPr>
-        <w:t>triển</w:t>
-      </w:r>
-      <w:proofErr w:type="spellEnd"/>
-      <w:r>
-        <w:rPr>
-          <w:rFonts w:ascii="Hyundai Sans Text" w:hAnsi="Hyundai Sans Text" w:cs="Arial"/>
-          <w:sz w:val="22"/>
-          <w:szCs w:val="22"/>
-        </w:rPr>
-        <w:t xml:space="preserve"> - CN An Giang</w:t>
+        <w:t>: 54 0000 68 66666  - Tại ngân hàng TMCP Thịnh vượng và Phát triển - CN An Giang</w:t>
       </w:r>
     </w:p>
     <w:p>
@@ -1782,142 +707,16 @@
           <w:sz w:val="22"/>
           <w:szCs w:val="22"/>
         </w:rPr>
-        <w:t xml:space="preserve">  </w:t>
-      </w:r>
-      <w:proofErr w:type="spellStart"/>
+        <w:t xml:space="preserve">  Tài khoản (2)</w:t>
+      </w:r>
       <w:r>
         <w:rPr>
           <w:rFonts w:ascii="Hyundai Sans Text" w:hAnsi="Hyundai Sans Text" w:cs="Arial"/>
           <w:sz w:val="22"/>
           <w:szCs w:val="22"/>
         </w:rPr>
-        <w:t>Tài</w:t>
-      </w:r>
-      <w:proofErr w:type="spellEnd"/>
-      <w:r>
-        <w:rPr>
-          <w:rFonts w:ascii="Hyundai Sans Text" w:hAnsi="Hyundai Sans Text" w:cs="Arial"/>
-          <w:sz w:val="22"/>
-          <w:szCs w:val="22"/>
-        </w:rPr>
-        <w:t xml:space="preserve"> </w:t>
-      </w:r>
-      <w:proofErr w:type="spellStart"/>
-      <w:r>
-        <w:rPr>
-          <w:rFonts w:ascii="Hyundai Sans Text" w:hAnsi="Hyundai Sans Text" w:cs="Arial"/>
-          <w:sz w:val="22"/>
-          <w:szCs w:val="22"/>
-        </w:rPr>
-        <w:t>khoản</w:t>
-      </w:r>
-      <w:proofErr w:type="spellEnd"/>
-      <w:r>
-        <w:rPr>
-          <w:rFonts w:ascii="Hyundai Sans Text" w:hAnsi="Hyundai Sans Text" w:cs="Arial"/>
-          <w:sz w:val="22"/>
-          <w:szCs w:val="22"/>
-        </w:rPr>
-        <w:t xml:space="preserve"> (2)</w:t>
-      </w:r>
-      <w:r>
-        <w:rPr>
-          <w:rFonts w:ascii="Hyundai Sans Text" w:hAnsi="Hyundai Sans Text" w:cs="Arial"/>
-          <w:sz w:val="22"/>
-          <w:szCs w:val="22"/>
-        </w:rPr>
         <w:tab/>
-        <w:t xml:space="preserve">: 3578 999 999 - </w:t>
-      </w:r>
-      <w:proofErr w:type="spellStart"/>
-      <w:r>
-        <w:rPr>
-          <w:rFonts w:ascii="Hyundai Sans Text" w:hAnsi="Hyundai Sans Text" w:cs="Arial"/>
-          <w:sz w:val="22"/>
-          <w:szCs w:val="22"/>
-        </w:rPr>
-        <w:t>Ngân</w:t>
-      </w:r>
-      <w:proofErr w:type="spellEnd"/>
-      <w:r>
-        <w:rPr>
-          <w:rFonts w:ascii="Hyundai Sans Text" w:hAnsi="Hyundai Sans Text" w:cs="Arial"/>
-          <w:sz w:val="22"/>
-          <w:szCs w:val="22"/>
-        </w:rPr>
-        <w:t xml:space="preserve"> </w:t>
-      </w:r>
-      <w:proofErr w:type="spellStart"/>
-      <w:r>
-        <w:rPr>
-          <w:rFonts w:ascii="Hyundai Sans Text" w:hAnsi="Hyundai Sans Text" w:cs="Arial"/>
-          <w:sz w:val="22"/>
-          <w:szCs w:val="22"/>
-        </w:rPr>
-        <w:t>Hàng</w:t>
-      </w:r>
-      <w:proofErr w:type="spellEnd"/>
-      <w:r>
-        <w:rPr>
-          <w:rFonts w:ascii="Hyundai Sans Text" w:hAnsi="Hyundai Sans Text" w:cs="Arial"/>
-          <w:sz w:val="22"/>
-          <w:szCs w:val="22"/>
-        </w:rPr>
-        <w:t xml:space="preserve"> TMCP </w:t>
-      </w:r>
-      <w:proofErr w:type="spellStart"/>
-      <w:r>
-        <w:rPr>
-          <w:rFonts w:ascii="Hyundai Sans Text" w:hAnsi="Hyundai Sans Text" w:cs="Arial"/>
-          <w:sz w:val="22"/>
-          <w:szCs w:val="22"/>
-        </w:rPr>
-        <w:t>Việt</w:t>
-      </w:r>
-      <w:proofErr w:type="spellEnd"/>
-      <w:r>
-        <w:rPr>
-          <w:rFonts w:ascii="Hyundai Sans Text" w:hAnsi="Hyundai Sans Text" w:cs="Arial"/>
-          <w:sz w:val="22"/>
-          <w:szCs w:val="22"/>
-        </w:rPr>
-        <w:t xml:space="preserve"> Nam </w:t>
-      </w:r>
-      <w:proofErr w:type="spellStart"/>
-      <w:r>
-        <w:rPr>
-          <w:rFonts w:ascii="Hyundai Sans Text" w:hAnsi="Hyundai Sans Text" w:cs="Arial"/>
-          <w:sz w:val="22"/>
-          <w:szCs w:val="22"/>
-        </w:rPr>
-        <w:t>Thịnh</w:t>
-      </w:r>
-      <w:proofErr w:type="spellEnd"/>
-      <w:r>
-        <w:rPr>
-          <w:rFonts w:ascii="Hyundai Sans Text" w:hAnsi="Hyundai Sans Text" w:cs="Arial"/>
-          <w:sz w:val="22"/>
-          <w:szCs w:val="22"/>
-        </w:rPr>
-        <w:t xml:space="preserve"> </w:t>
-      </w:r>
-      <w:proofErr w:type="spellStart"/>
-      <w:r>
-        <w:rPr>
-          <w:rFonts w:ascii="Hyundai Sans Text" w:hAnsi="Hyundai Sans Text" w:cs="Arial"/>
-          <w:sz w:val="22"/>
-          <w:szCs w:val="22"/>
-        </w:rPr>
-        <w:t>Vượng</w:t>
-      </w:r>
-      <w:proofErr w:type="spellEnd"/>
-      <w:r>
-        <w:rPr>
-          <w:rFonts w:ascii="Hyundai Sans Text" w:hAnsi="Hyundai Sans Text" w:cs="Arial"/>
-          <w:sz w:val="22"/>
-          <w:szCs w:val="22"/>
-        </w:rPr>
-        <w:t xml:space="preserve"> – VP Bank</w:t>
+        <w:t>: 3578 999 999 - Ngân Hàng TMCP Việt Nam Thịnh Vượng – VP Bank</w:t>
       </w:r>
     </w:p>
     <w:p>
@@ -1940,43 +739,7 @@
           <w:sz w:val="22"/>
           <w:szCs w:val="22"/>
         </w:rPr>
-        <w:t xml:space="preserve">  </w:t>
-      </w:r>
-      <w:proofErr w:type="spellStart"/>
-      <w:r>
-        <w:rPr>
-          <w:rFonts w:ascii="Hyundai Sans Text" w:hAnsi="Hyundai Sans Text" w:cs="Arial"/>
-          <w:sz w:val="22"/>
-          <w:szCs w:val="22"/>
-        </w:rPr>
-        <w:t>Tài</w:t>
-      </w:r>
-      <w:proofErr w:type="spellEnd"/>
-      <w:r>
-        <w:rPr>
-          <w:rFonts w:ascii="Hyundai Sans Text" w:hAnsi="Hyundai Sans Text" w:cs="Arial"/>
-          <w:sz w:val="22"/>
-          <w:szCs w:val="22"/>
-        </w:rPr>
-        <w:t xml:space="preserve"> </w:t>
-      </w:r>
-      <w:proofErr w:type="spellStart"/>
-      <w:r>
-        <w:rPr>
-          <w:rFonts w:ascii="Hyundai Sans Text" w:hAnsi="Hyundai Sans Text" w:cs="Arial"/>
-          <w:sz w:val="22"/>
-          <w:szCs w:val="22"/>
-        </w:rPr>
-        <w:t>khoản</w:t>
-      </w:r>
-      <w:proofErr w:type="spellEnd"/>
-      <w:r>
-        <w:rPr>
-          <w:rFonts w:ascii="Hyundai Sans Text" w:hAnsi="Hyundai Sans Text" w:cs="Arial"/>
-          <w:sz w:val="22"/>
-          <w:szCs w:val="22"/>
-        </w:rPr>
-        <w:t xml:space="preserve"> (3)</w:t>
+        <w:t xml:space="preserve">  Tài khoản (3)</w:t>
       </w:r>
       <w:r>
         <w:rPr>
@@ -2001,115 +764,7 @@
           <w:sz w:val="22"/>
           <w:szCs w:val="22"/>
         </w:rPr>
-        <w:t xml:space="preserve">1352 999 999 - </w:t>
-      </w:r>
-      <w:proofErr w:type="spellStart"/>
-      <w:r>
-        <w:rPr>
-          <w:rFonts w:ascii="Hyundai Sans Text" w:hAnsi="Hyundai Sans Text" w:cs="Arial"/>
-          <w:sz w:val="22"/>
-          <w:szCs w:val="22"/>
-        </w:rPr>
-        <w:t>Tại</w:t>
-      </w:r>
-      <w:proofErr w:type="spellEnd"/>
-      <w:r>
-        <w:rPr>
-          <w:rFonts w:ascii="Hyundai Sans Text" w:hAnsi="Hyundai Sans Text" w:cs="Arial"/>
-          <w:sz w:val="22"/>
-          <w:szCs w:val="22"/>
-        </w:rPr>
-        <w:t xml:space="preserve"> NH TMCP </w:t>
-      </w:r>
-      <w:proofErr w:type="spellStart"/>
-      <w:r>
-        <w:rPr>
-          <w:rFonts w:ascii="Hyundai Sans Text" w:hAnsi="Hyundai Sans Text" w:cs="Arial"/>
-          <w:sz w:val="22"/>
-          <w:szCs w:val="22"/>
-        </w:rPr>
-        <w:t>Ngoại</w:t>
-      </w:r>
-      <w:proofErr w:type="spellEnd"/>
-      <w:r>
-        <w:rPr>
-          <w:rFonts w:ascii="Hyundai Sans Text" w:hAnsi="Hyundai Sans Text" w:cs="Arial"/>
-          <w:sz w:val="22"/>
-          <w:szCs w:val="22"/>
-        </w:rPr>
-        <w:t xml:space="preserve"> </w:t>
-      </w:r>
-      <w:proofErr w:type="spellStart"/>
-      <w:r>
-        <w:rPr>
-          <w:rFonts w:ascii="Hyundai Sans Text" w:hAnsi="Hyundai Sans Text" w:cs="Arial"/>
-          <w:sz w:val="22"/>
-          <w:szCs w:val="22"/>
-        </w:rPr>
-        <w:t>thương</w:t>
-      </w:r>
-      <w:proofErr w:type="spellEnd"/>
-      <w:r>
-        <w:rPr>
-          <w:rFonts w:ascii="Hyundai Sans Text" w:hAnsi="Hyundai Sans Text" w:cs="Arial"/>
-          <w:sz w:val="22"/>
-          <w:szCs w:val="22"/>
-        </w:rPr>
-        <w:t xml:space="preserve"> </w:t>
-      </w:r>
-      <w:proofErr w:type="spellStart"/>
-      <w:r>
-        <w:rPr>
-          <w:rFonts w:ascii="Hyundai Sans Text" w:hAnsi="Hyundai Sans Text" w:cs="Arial"/>
-          <w:sz w:val="22"/>
-          <w:szCs w:val="22"/>
-        </w:rPr>
-        <w:t>Việt</w:t>
-      </w:r>
-      <w:proofErr w:type="spellEnd"/>
-      <w:r>
-        <w:rPr>
-          <w:rFonts w:ascii="Hyundai Sans Text" w:hAnsi="Hyundai Sans Text" w:cs="Arial"/>
-          <w:sz w:val="22"/>
-          <w:szCs w:val="22"/>
-        </w:rPr>
-        <w:t xml:space="preserve"> Nam (</w:t>
-      </w:r>
-      <w:proofErr w:type="spellStart"/>
-      <w:r>
-        <w:rPr>
-          <w:rFonts w:ascii="Hyundai Sans Text" w:hAnsi="Hyundai Sans Text" w:cs="Arial"/>
-          <w:sz w:val="22"/>
-          <w:szCs w:val="22"/>
-        </w:rPr>
-        <w:t>Vietcombank</w:t>
-      </w:r>
-      <w:proofErr w:type="spellEnd"/>
-      <w:r>
-        <w:rPr>
-          <w:rFonts w:ascii="Hyundai Sans Text" w:hAnsi="Hyundai Sans Text" w:cs="Arial"/>
-          <w:sz w:val="22"/>
-          <w:szCs w:val="22"/>
-        </w:rPr>
-        <w:t xml:space="preserve">) - CN </w:t>
-      </w:r>
-      <w:proofErr w:type="gramStart"/>
-      <w:r>
-        <w:rPr>
-          <w:rFonts w:ascii="Hyundai Sans Text" w:hAnsi="Hyundai Sans Text" w:cs="Arial"/>
-          <w:sz w:val="22"/>
-          <w:szCs w:val="22"/>
-        </w:rPr>
-        <w:t>An</w:t>
-      </w:r>
-      <w:proofErr w:type="gramEnd"/>
-      <w:r>
-        <w:rPr>
-          <w:rFonts w:ascii="Hyundai Sans Text" w:hAnsi="Hyundai Sans Text" w:cs="Arial"/>
-          <w:sz w:val="22"/>
-          <w:szCs w:val="22"/>
-        </w:rPr>
-        <w:t xml:space="preserve"> Giang</w:t>
+        <w:t>1352 999 999 - Tại NH TMCP Ngoại thương Việt Nam (Vietcombank) - CN An Giang</w:t>
       </w:r>
     </w:p>
     <w:p>
@@ -2149,62 +804,16 @@
           <w:sz w:val="22"/>
           <w:szCs w:val="22"/>
         </w:rPr>
-        <w:t>${</w:t>
-      </w:r>
-      <w:proofErr w:type="gramStart"/>
-      <w:r>
-        <w:rPr>
-          <w:rFonts w:ascii="TCM Pro" w:hAnsi="TCM Pro" w:cs="Arial"/>
-          <w:sz w:val="22"/>
-          <w:szCs w:val="22"/>
-        </w:rPr>
-        <w:t>sale}</w:t>
-      </w:r>
-      <w:r>
-        <w:rPr>
-          <w:rFonts w:ascii="TCM Pro" w:hAnsi="TCM Pro" w:cs="Arial"/>
-          <w:sz w:val="22"/>
-          <w:szCs w:val="22"/>
-        </w:rPr>
-        <w:t xml:space="preserve">   </w:t>
-      </w:r>
-      <w:proofErr w:type="gramEnd"/>
-      <w:r>
-        <w:rPr>
-          <w:rFonts w:ascii="TCM Pro" w:hAnsi="TCM Pro" w:cs="Arial"/>
-          <w:sz w:val="22"/>
-          <w:szCs w:val="22"/>
-        </w:rPr>
-        <w:t xml:space="preserve">       ; </w:t>
-      </w:r>
-      <w:proofErr w:type="spellStart"/>
-      <w:r>
-        <w:rPr>
-          <w:rFonts w:ascii="TCM Pro" w:hAnsi="TCM Pro" w:cs="Arial"/>
-          <w:sz w:val="22"/>
-          <w:szCs w:val="22"/>
-        </w:rPr>
-        <w:t>Điện</w:t>
-      </w:r>
-      <w:proofErr w:type="spellEnd"/>
-      <w:r>
-        <w:rPr>
-          <w:rFonts w:ascii="TCM Pro" w:hAnsi="TCM Pro" w:cs="Arial"/>
-          <w:sz w:val="22"/>
-          <w:szCs w:val="22"/>
-        </w:rPr>
-        <w:t xml:space="preserve"> </w:t>
-      </w:r>
-      <w:proofErr w:type="spellStart"/>
-      <w:r>
-        <w:rPr>
-          <w:rFonts w:ascii="TCM Pro" w:hAnsi="TCM Pro" w:cs="Arial"/>
-          <w:sz w:val="22"/>
-          <w:szCs w:val="22"/>
-        </w:rPr>
-        <w:t>thoại</w:t>
-      </w:r>
-      <w:proofErr w:type="spellEnd"/>
+        <w:t>${sale}</w:t>
+      </w:r>
+      <w:r>
+        <w:rPr>
+          <w:rFonts w:ascii="TCM Pro" w:hAnsi="TCM Pro" w:cs="Arial"/>
+          <w:sz w:val="22"/>
+          <w:szCs w:val="22"/>
+        </w:rPr>
+        <w:t xml:space="preserve">          ; Điện thoại</w:t>
+      </w:r>
       <w:r>
         <w:rPr>
           <w:rFonts w:ascii="TCM Pro" w:hAnsi="TCM Pro" w:cs="Arial"/>
@@ -2219,25 +828,7 @@
           <w:sz w:val="22"/>
           <w:szCs w:val="22"/>
         </w:rPr>
-        <w:t>${</w:t>
-      </w:r>
-      <w:proofErr w:type="spellStart"/>
-      <w:r>
-        <w:rPr>
-          <w:rFonts w:ascii="TCM Pro" w:hAnsi="TCM Pro" w:cs="Arial"/>
-          <w:sz w:val="22"/>
-          <w:szCs w:val="22"/>
-        </w:rPr>
-        <w:t>salePhone</w:t>
-      </w:r>
-      <w:proofErr w:type="spellEnd"/>
-      <w:r>
-        <w:rPr>
-          <w:rFonts w:ascii="TCM Pro" w:hAnsi="TCM Pro" w:cs="Arial"/>
-          <w:sz w:val="22"/>
-          <w:szCs w:val="22"/>
-        </w:rPr>
-        <w:t>}</w:t>
+        <w:t>${salePhone}</w:t>
       </w:r>
     </w:p>
     <w:p>
@@ -2275,37 +866,16 @@
           <w:sz w:val="22"/>
           <w:szCs w:val="22"/>
         </w:rPr>
-        <w:t xml:space="preserve">BÊN </w:t>
-      </w:r>
-      <w:proofErr w:type="gramStart"/>
-      <w:r>
-        <w:rPr>
-          <w:rFonts w:ascii="TCM Pro" w:hAnsi="TCM Pro" w:cs="Arial"/>
-          <w:b/>
+        <w:t>BÊN MUA</w:t>
+      </w:r>
+      <w:r>
+        <w:rPr>
+          <w:rFonts w:ascii="TCM Pro" w:hAnsi="TCM Pro" w:cs="Arial"/>
           <w:bCs/>
           <w:sz w:val="22"/>
           <w:szCs w:val="22"/>
         </w:rPr>
-        <w:t>MUA</w:t>
-      </w:r>
-      <w:r>
-        <w:rPr>
-          <w:rFonts w:ascii="TCM Pro" w:hAnsi="TCM Pro" w:cs="Arial"/>
-          <w:bCs/>
-          <w:sz w:val="22"/>
-          <w:szCs w:val="22"/>
-        </w:rPr>
-        <w:t>(</w:t>
-      </w:r>
-      <w:proofErr w:type="gramEnd"/>
-      <w:r>
-        <w:rPr>
-          <w:rFonts w:ascii="TCM Pro" w:hAnsi="TCM Pro" w:cs="Arial"/>
-          <w:bCs/>
-          <w:sz w:val="22"/>
-          <w:szCs w:val="22"/>
-        </w:rPr>
-        <w:t>BÊN B</w:t>
+        <w:t>(BÊN B</w:t>
       </w:r>
       <w:r>
         <w:rPr>
@@ -2382,25 +952,7 @@
           <w:sz w:val="22"/>
           <w:szCs w:val="22"/>
         </w:rPr>
-        <w:t>${</w:t>
-      </w:r>
-      <w:proofErr w:type="spellStart"/>
-      <w:r>
-        <w:rPr>
-          <w:rFonts w:ascii="TCM Pro" w:hAnsi="TCM Pro" w:cs="Arial"/>
-          <w:sz w:val="22"/>
-          <w:szCs w:val="22"/>
-        </w:rPr>
-        <w:t>diaChi</w:t>
-      </w:r>
-      <w:proofErr w:type="spellEnd"/>
-      <w:r>
-        <w:rPr>
-          <w:rFonts w:ascii="TCM Pro" w:hAnsi="TCM Pro" w:cs="Arial"/>
-          <w:sz w:val="22"/>
-          <w:szCs w:val="22"/>
-        </w:rPr>
-        <w:t>}</w:t>
+        <w:t>${diaChi}</w:t>
       </w:r>
     </w:p>
     <w:p>
@@ -2466,25 +1018,7 @@
           <w:sz w:val="22"/>
           <w:szCs w:val="22"/>
         </w:rPr>
-        <w:t>${</w:t>
-      </w:r>
-      <w:proofErr w:type="spellStart"/>
-      <w:r>
-        <w:rPr>
-          <w:rFonts w:ascii="TCM Pro" w:hAnsi="TCM Pro" w:cs="Arial"/>
-          <w:sz w:val="22"/>
-          <w:szCs w:val="22"/>
-        </w:rPr>
-        <w:t>dienThoai</w:t>
-      </w:r>
-      <w:proofErr w:type="spellEnd"/>
-      <w:r>
-        <w:rPr>
-          <w:rFonts w:ascii="TCM Pro" w:hAnsi="TCM Pro" w:cs="Arial"/>
-          <w:sz w:val="22"/>
-          <w:szCs w:val="22"/>
-        </w:rPr>
-        <w:t>}</w:t>
+        <w:t>${dienThoai}</w:t>
       </w:r>
     </w:p>
     <w:p>
@@ -2500,7 +1034,6 @@
           <w:szCs w:val="22"/>
         </w:rPr>
       </w:pPr>
-      <w:proofErr w:type="spellStart"/>
       <w:r>
         <w:rPr>
           <w:rFonts w:ascii="TCM Pro" w:hAnsi="TCM Pro" w:cs="Arial"/>
@@ -2509,7 +1042,6 @@
         </w:rPr>
         <w:t>Số</w:t>
       </w:r>
-      <w:proofErr w:type="spellEnd"/>
       <w:r>
         <w:rPr>
           <w:rFonts w:ascii="TCM Pro" w:hAnsi="TCM Pro" w:cs="Arial"/>
@@ -2541,25 +1073,7 @@
           <w:sz w:val="22"/>
           <w:szCs w:val="22"/>
         </w:rPr>
-        <w:t>${</w:t>
-      </w:r>
-      <w:proofErr w:type="spellStart"/>
-      <w:r>
-        <w:rPr>
-          <w:rFonts w:ascii="TCM Pro" w:hAnsi="TCM Pro" w:cs="Arial"/>
-          <w:sz w:val="22"/>
-          <w:szCs w:val="22"/>
-        </w:rPr>
-        <w:t>cmnd</w:t>
-      </w:r>
-      <w:proofErr w:type="spellEnd"/>
-      <w:r>
-        <w:rPr>
-          <w:rFonts w:ascii="TCM Pro" w:hAnsi="TCM Pro" w:cs="Arial"/>
-          <w:sz w:val="22"/>
-          <w:szCs w:val="22"/>
-        </w:rPr>
-        <w:t>}</w:t>
+        <w:t>${cmnd}</w:t>
       </w:r>
       <w:r>
         <w:rPr>
@@ -2576,148 +1090,39 @@
           <w:szCs w:val="22"/>
         </w:rPr>
         <w:tab/>
-      </w:r>
-      <w:proofErr w:type="spellStart"/>
-      <w:r>
-        <w:rPr>
-          <w:rFonts w:ascii="TCM Pro" w:hAnsi="TCM Pro" w:cs="Arial"/>
-          <w:sz w:val="22"/>
-          <w:szCs w:val="22"/>
-        </w:rPr>
-        <w:t>Ngày</w:t>
-      </w:r>
-      <w:proofErr w:type="spellEnd"/>
-      <w:r>
-        <w:rPr>
-          <w:rFonts w:ascii="TCM Pro" w:hAnsi="TCM Pro" w:cs="Arial"/>
-          <w:sz w:val="22"/>
-          <w:szCs w:val="22"/>
-        </w:rPr>
-        <w:t xml:space="preserve"> </w:t>
-      </w:r>
-      <w:proofErr w:type="spellStart"/>
-      <w:r>
-        <w:rPr>
-          <w:rFonts w:ascii="TCM Pro" w:hAnsi="TCM Pro" w:cs="Arial"/>
-          <w:sz w:val="22"/>
-          <w:szCs w:val="22"/>
-        </w:rPr>
-        <w:t>cấp</w:t>
-      </w:r>
-      <w:proofErr w:type="spellEnd"/>
-      <w:r>
-        <w:rPr>
-          <w:rFonts w:ascii="TCM Pro" w:hAnsi="TCM Pro" w:cs="Arial"/>
-          <w:sz w:val="22"/>
-          <w:szCs w:val="22"/>
-        </w:rPr>
-        <w:t xml:space="preserve">: </w:t>
-      </w:r>
-      <w:r>
-        <w:rPr>
-          <w:rFonts w:ascii="TCM Pro" w:hAnsi="TCM Pro" w:cs="Arial"/>
-          <w:sz w:val="22"/>
-          <w:szCs w:val="22"/>
-        </w:rPr>
-        <w:t>${</w:t>
-      </w:r>
-      <w:proofErr w:type="spellStart"/>
-      <w:proofErr w:type="gramStart"/>
-      <w:r>
-        <w:rPr>
-          <w:rFonts w:ascii="TCM Pro" w:hAnsi="TCM Pro" w:cs="Arial"/>
-          <w:sz w:val="22"/>
-          <w:szCs w:val="22"/>
-        </w:rPr>
-        <w:t>ngayCap</w:t>
-      </w:r>
-      <w:proofErr w:type="spellEnd"/>
-      <w:r>
-        <w:rPr>
-          <w:rFonts w:ascii="TCM Pro" w:hAnsi="TCM Pro" w:cs="Arial"/>
-          <w:sz w:val="22"/>
-          <w:szCs w:val="22"/>
-        </w:rPr>
-        <w:t>}</w:t>
-      </w:r>
-      <w:r>
-        <w:rPr>
-          <w:rFonts w:ascii="TCM Pro" w:hAnsi="TCM Pro" w:cs="Arial"/>
-          <w:sz w:val="22"/>
-          <w:szCs w:val="22"/>
-        </w:rPr>
-        <w:t xml:space="preserve">   </w:t>
-      </w:r>
-      <w:proofErr w:type="gramEnd"/>
-      <w:r>
-        <w:rPr>
-          <w:rFonts w:ascii="TCM Pro" w:hAnsi="TCM Pro" w:cs="Arial"/>
-          <w:sz w:val="22"/>
-          <w:szCs w:val="22"/>
-        </w:rPr>
-        <w:t xml:space="preserve">     </w:t>
-      </w:r>
-      <w:proofErr w:type="spellStart"/>
-      <w:r>
-        <w:rPr>
-          <w:rFonts w:ascii="TCM Pro" w:hAnsi="TCM Pro" w:cs="Arial"/>
-          <w:sz w:val="22"/>
-          <w:szCs w:val="22"/>
-        </w:rPr>
-        <w:t>Nơi</w:t>
-      </w:r>
-      <w:proofErr w:type="spellEnd"/>
-      <w:r>
-        <w:rPr>
-          <w:rFonts w:ascii="TCM Pro" w:hAnsi="TCM Pro" w:cs="Arial"/>
-          <w:sz w:val="22"/>
-          <w:szCs w:val="22"/>
-        </w:rPr>
-        <w:t xml:space="preserve"> </w:t>
-      </w:r>
-      <w:proofErr w:type="spellStart"/>
-      <w:r>
-        <w:rPr>
-          <w:rFonts w:ascii="TCM Pro" w:hAnsi="TCM Pro" w:cs="Arial"/>
-          <w:sz w:val="22"/>
-          <w:szCs w:val="22"/>
-        </w:rPr>
-        <w:t>cấp</w:t>
-      </w:r>
-      <w:proofErr w:type="spellEnd"/>
-      <w:r>
-        <w:rPr>
-          <w:rFonts w:ascii="TCM Pro" w:hAnsi="TCM Pro" w:cs="Arial"/>
-          <w:sz w:val="22"/>
-          <w:szCs w:val="22"/>
-        </w:rPr>
-        <w:t xml:space="preserve">: </w:t>
-      </w:r>
-      <w:r>
-        <w:rPr>
-          <w:rFonts w:ascii="TCM Pro" w:hAnsi="TCM Pro" w:cs="Arial"/>
-          <w:sz w:val="22"/>
-          <w:szCs w:val="22"/>
-        </w:rPr>
-        <w:t>${</w:t>
-      </w:r>
-      <w:proofErr w:type="spellStart"/>
-      <w:r>
-        <w:rPr>
-          <w:rFonts w:ascii="TCM Pro" w:hAnsi="TCM Pro" w:cs="Arial"/>
-          <w:sz w:val="22"/>
-          <w:szCs w:val="22"/>
-        </w:rPr>
-        <w:t>noiCap</w:t>
-      </w:r>
-      <w:proofErr w:type="spellEnd"/>
-      <w:r>
-        <w:rPr>
-          <w:rFonts w:ascii="TCM Pro" w:hAnsi="TCM Pro" w:cs="Arial"/>
-          <w:sz w:val="22"/>
-          <w:szCs w:val="22"/>
-        </w:rPr>
-        <w:t>}</w:t>
+        <w:t xml:space="preserve">Ngày cấp: </w:t>
+      </w:r>
+      <w:r>
+        <w:rPr>
+          <w:rFonts w:ascii="TCM Pro" w:hAnsi="TCM Pro" w:cs="Arial"/>
+          <w:sz w:val="22"/>
+          <w:szCs w:val="22"/>
+        </w:rPr>
+        <w:t>${ngayCap}</w:t>
+      </w:r>
+      <w:r>
+        <w:rPr>
+          <w:rFonts w:ascii="TCM Pro" w:hAnsi="TCM Pro" w:cs="Arial"/>
+          <w:sz w:val="22"/>
+          <w:szCs w:val="22"/>
+        </w:rPr>
+        <w:t xml:space="preserve">        </w:t>
+      </w:r>
+      <w:r>
+        <w:rPr>
+          <w:rFonts w:ascii="TCM Pro" w:hAnsi="TCM Pro" w:cs="Arial"/>
+          <w:sz w:val="22"/>
+          <w:szCs w:val="22"/>
+        </w:rPr>
+        <w:t xml:space="preserve">Nơi cấp: </w:t>
+      </w:r>
+      <w:r>
+        <w:rPr>
+          <w:rFonts w:ascii="TCM Pro" w:hAnsi="TCM Pro" w:cs="Arial"/>
+          <w:sz w:val="22"/>
+          <w:szCs w:val="22"/>
+        </w:rPr>
+        <w:t>${noiCap}</w:t>
       </w:r>
     </w:p>
     <w:p>
@@ -2733,16 +1138,30 @@
           <w:szCs w:val="22"/>
         </w:rPr>
       </w:pPr>
-      <w:proofErr w:type="spellStart"/>
-      <w:r>
-        <w:rPr>
-          <w:rFonts w:ascii="TCM Pro" w:hAnsi="TCM Pro" w:cs="Arial"/>
-          <w:sz w:val="22"/>
-          <w:szCs w:val="22"/>
-        </w:rPr>
-        <w:t>Ngày</w:t>
-      </w:r>
-      <w:proofErr w:type="spellEnd"/>
+      <w:r>
+        <w:rPr>
+          <w:rFonts w:ascii="TCM Pro" w:hAnsi="TCM Pro" w:cs="Arial"/>
+          <w:sz w:val="22"/>
+          <w:szCs w:val="22"/>
+        </w:rPr>
+        <w:t>Ngày sinh</w:t>
+      </w:r>
+      <w:r>
+        <w:rPr>
+          <w:rFonts w:ascii="TCM Pro" w:hAnsi="TCM Pro" w:cs="Arial"/>
+          <w:sz w:val="22"/>
+          <w:szCs w:val="22"/>
+        </w:rPr>
+        <w:tab/>
+      </w:r>
+      <w:r>
+        <w:rPr>
+          <w:rFonts w:ascii="TCM Pro" w:hAnsi="TCM Pro" w:cs="Arial"/>
+          <w:sz w:val="22"/>
+          <w:szCs w:val="22"/>
+        </w:rPr>
+        <w:t>:</w:t>
+      </w:r>
       <w:r>
         <w:rPr>
           <w:rFonts w:ascii="TCM Pro" w:hAnsi="TCM Pro" w:cs="Arial"/>
@@ -2751,65 +1170,13 @@
         </w:rPr>
         <w:t xml:space="preserve"> </w:t>
       </w:r>
-      <w:proofErr w:type="spellStart"/>
-      <w:r>
-        <w:rPr>
-          <w:rFonts w:ascii="TCM Pro" w:hAnsi="TCM Pro" w:cs="Arial"/>
-          <w:sz w:val="22"/>
-          <w:szCs w:val="22"/>
-        </w:rPr>
-        <w:t>sinh</w:t>
-      </w:r>
-      <w:proofErr w:type="spellEnd"/>
-      <w:r>
-        <w:rPr>
-          <w:rFonts w:ascii="TCM Pro" w:hAnsi="TCM Pro" w:cs="Arial"/>
-          <w:sz w:val="22"/>
-          <w:szCs w:val="22"/>
-        </w:rPr>
-        <w:tab/>
-      </w:r>
-      <w:r>
-        <w:rPr>
-          <w:rFonts w:ascii="TCM Pro" w:hAnsi="TCM Pro" w:cs="Arial"/>
-          <w:sz w:val="22"/>
-          <w:szCs w:val="22"/>
-        </w:rPr>
-        <w:t>:</w:t>
-      </w:r>
-      <w:r>
-        <w:rPr>
-          <w:rFonts w:ascii="TCM Pro" w:hAnsi="TCM Pro" w:cs="Arial"/>
-          <w:sz w:val="22"/>
-          <w:szCs w:val="22"/>
-        </w:rPr>
-        <w:t xml:space="preserve"> </w:t>
-      </w:r>
-      <w:r>
-        <w:rPr>
-          <w:rFonts w:ascii="TCM Pro" w:hAnsi="TCM Pro" w:cs="Arial"/>
-          <w:sz w:val="22"/>
-          <w:szCs w:val="22"/>
-        </w:rPr>
-        <w:t>${</w:t>
-      </w:r>
-      <w:proofErr w:type="spellStart"/>
-      <w:r>
-        <w:rPr>
-          <w:rFonts w:ascii="TCM Pro" w:hAnsi="TCM Pro" w:cs="Arial"/>
-          <w:sz w:val="22"/>
-          <w:szCs w:val="22"/>
-        </w:rPr>
-        <w:t>ngaySinh</w:t>
-      </w:r>
-      <w:proofErr w:type="spellEnd"/>
-      <w:r>
-        <w:rPr>
-          <w:rFonts w:ascii="TCM Pro" w:hAnsi="TCM Pro" w:cs="Arial"/>
-          <w:sz w:val="22"/>
-          <w:szCs w:val="22"/>
-        </w:rPr>
-        <w:t>}</w:t>
+      <w:r>
+        <w:rPr>
+          <w:rFonts w:ascii="TCM Pro" w:hAnsi="TCM Pro" w:cs="Arial"/>
+          <w:sz w:val="22"/>
+          <w:szCs w:val="22"/>
+        </w:rPr>
+        <w:t>${ngaySinh}</w:t>
       </w:r>
     </w:p>
     <w:p>
@@ -2831,36 +1198,8 @@
           <w:sz w:val="22"/>
           <w:szCs w:val="22"/>
         </w:rPr>
-        <w:t xml:space="preserve">Do </w:t>
-      </w:r>
-      <w:proofErr w:type="spellStart"/>
-      <w:r>
-        <w:rPr>
-          <w:rFonts w:ascii="TCM Pro" w:hAnsi="TCM Pro" w:cs="Arial"/>
-          <w:sz w:val="22"/>
-          <w:szCs w:val="22"/>
-        </w:rPr>
-        <w:t>Ông</w:t>
-      </w:r>
-      <w:proofErr w:type="spellEnd"/>
-      <w:r>
-        <w:rPr>
-          <w:rFonts w:ascii="TCM Pro" w:hAnsi="TCM Pro" w:cs="Arial"/>
-          <w:sz w:val="22"/>
-          <w:szCs w:val="22"/>
-        </w:rPr>
-        <w:t xml:space="preserve">/ </w:t>
-      </w:r>
-      <w:proofErr w:type="spellStart"/>
-      <w:r>
-        <w:rPr>
-          <w:rFonts w:ascii="TCM Pro" w:hAnsi="TCM Pro" w:cs="Arial"/>
-          <w:sz w:val="22"/>
-          <w:szCs w:val="22"/>
-        </w:rPr>
-        <w:t>Bà</w:t>
-      </w:r>
-      <w:proofErr w:type="spellEnd"/>
+        <w:t>Do Ông/ Bà</w:t>
+      </w:r>
       <w:r>
         <w:rPr>
           <w:rFonts w:ascii="TCM Pro" w:hAnsi="TCM Pro" w:cs="Arial"/>
@@ -2883,72 +1222,8 @@
           <w:sz w:val="22"/>
           <w:szCs w:val="22"/>
         </w:rPr>
-        <w:t>${</w:t>
-      </w:r>
-      <w:proofErr w:type="spellStart"/>
-      <w:r>
-        <w:rPr>
-          <w:rFonts w:ascii="TCM Pro" w:hAnsi="TCM Pro" w:cs="Arial"/>
-          <w:sz w:val="22"/>
-          <w:szCs w:val="22"/>
-        </w:rPr>
-        <w:t>tenDaiDien</w:t>
-      </w:r>
-      <w:proofErr w:type="spellEnd"/>
-      <w:r>
-        <w:rPr>
-          <w:rFonts w:ascii="TCM Pro" w:hAnsi="TCM Pro" w:cs="Arial"/>
-          <w:sz w:val="22"/>
-          <w:szCs w:val="22"/>
-        </w:rPr>
-        <w:t xml:space="preserve">} </w:t>
-      </w:r>
-      <w:proofErr w:type="spellStart"/>
-      <w:r>
-        <w:rPr>
-          <w:rFonts w:ascii="TCM Pro" w:hAnsi="TCM Pro" w:cs="Arial"/>
-          <w:sz w:val="22"/>
-          <w:szCs w:val="22"/>
-        </w:rPr>
-        <w:t>làm</w:t>
-      </w:r>
-      <w:proofErr w:type="spellEnd"/>
-      <w:r>
-        <w:rPr>
-          <w:rFonts w:ascii="TCM Pro" w:hAnsi="TCM Pro" w:cs="Arial"/>
-          <w:sz w:val="22"/>
-          <w:szCs w:val="22"/>
-        </w:rPr>
-        <w:t xml:space="preserve"> </w:t>
-      </w:r>
-      <w:proofErr w:type="spellStart"/>
-      <w:r>
-        <w:rPr>
-          <w:rFonts w:ascii="TCM Pro" w:hAnsi="TCM Pro" w:cs="Arial"/>
-          <w:sz w:val="22"/>
-          <w:szCs w:val="22"/>
-        </w:rPr>
-        <w:t>đại</w:t>
-      </w:r>
-      <w:proofErr w:type="spellEnd"/>
-      <w:r>
-        <w:rPr>
-          <w:rFonts w:ascii="TCM Pro" w:hAnsi="TCM Pro" w:cs="Arial"/>
-          <w:sz w:val="22"/>
-          <w:szCs w:val="22"/>
-        </w:rPr>
-        <w:t xml:space="preserve"> </w:t>
-      </w:r>
-      <w:proofErr w:type="spellStart"/>
-      <w:r>
-        <w:rPr>
-          <w:rFonts w:ascii="TCM Pro" w:hAnsi="TCM Pro" w:cs="Arial"/>
-          <w:sz w:val="22"/>
-          <w:szCs w:val="22"/>
-        </w:rPr>
-        <w:t>diện</w:t>
-      </w:r>
-      <w:proofErr w:type="spellEnd"/>
+        <w:t>${tenDaiDien} làm đại diện</w:t>
+      </w:r>
     </w:p>
     <w:p>
       <w:pPr>
@@ -3265,29 +1540,7 @@
                 <w:sz w:val="22"/>
                 <w:szCs w:val="22"/>
               </w:rPr>
-              <w:t>${</w:t>
-            </w:r>
-            <w:proofErr w:type="spellStart"/>
-            <w:r>
-              <w:rPr>
-                <w:rFonts w:ascii="TCM Pro" w:hAnsi="TCM Pro" w:cs="Arial"/>
-                <w:bCs/>
-                <w:iCs/>
-                <w:sz w:val="22"/>
-                <w:szCs w:val="22"/>
-              </w:rPr>
-              <w:t>noiDung</w:t>
-            </w:r>
-            <w:proofErr w:type="spellEnd"/>
-            <w:r>
-              <w:rPr>
-                <w:rFonts w:ascii="TCM Pro" w:hAnsi="TCM Pro" w:cs="Arial"/>
-                <w:bCs/>
-                <w:iCs/>
-                <w:sz w:val="22"/>
-                <w:szCs w:val="22"/>
-              </w:rPr>
-              <w:t>}</w:t>
+              <w:t>${noiDung}</w:t>
             </w:r>
           </w:p>
         </w:tc>
@@ -3353,29 +1606,7 @@
                 <w:sz w:val="22"/>
                 <w:szCs w:val="22"/>
               </w:rPr>
-              <w:t>${</w:t>
-            </w:r>
-            <w:proofErr w:type="spellStart"/>
-            <w:r>
-              <w:rPr>
-                <w:rFonts w:ascii="TCM Pro" w:hAnsi="TCM Pro" w:cs="Arial"/>
-                <w:bCs/>
-                <w:iCs/>
-                <w:sz w:val="22"/>
-                <w:szCs w:val="22"/>
-              </w:rPr>
-              <w:t>donGia</w:t>
-            </w:r>
-            <w:proofErr w:type="spellEnd"/>
-            <w:r>
-              <w:rPr>
-                <w:rFonts w:ascii="TCM Pro" w:hAnsi="TCM Pro" w:cs="Arial"/>
-                <w:bCs/>
-                <w:iCs/>
-                <w:sz w:val="22"/>
-                <w:szCs w:val="22"/>
-              </w:rPr>
-              <w:t>}</w:t>
+              <w:t>${donGia}</w:t>
             </w:r>
           </w:p>
         </w:tc>
@@ -3408,29 +1639,7 @@
                 <w:sz w:val="22"/>
                 <w:szCs w:val="22"/>
               </w:rPr>
-              <w:t>${</w:t>
-            </w:r>
-            <w:proofErr w:type="spellStart"/>
-            <w:r>
-              <w:rPr>
-                <w:rFonts w:ascii="TCM Pro" w:hAnsi="TCM Pro" w:cs="Arial"/>
-                <w:bCs/>
-                <w:iCs/>
-                <w:sz w:val="22"/>
-                <w:szCs w:val="22"/>
-              </w:rPr>
-              <w:t>thanhTien</w:t>
-            </w:r>
-            <w:proofErr w:type="spellEnd"/>
-            <w:r>
-              <w:rPr>
-                <w:rFonts w:ascii="TCM Pro" w:hAnsi="TCM Pro" w:cs="Arial"/>
-                <w:bCs/>
-                <w:iCs/>
-                <w:sz w:val="22"/>
-                <w:szCs w:val="22"/>
-              </w:rPr>
-              <w:t>}</w:t>
+              <w:t>${thanhTien}</w:t>
             </w:r>
           </w:p>
         </w:tc>
@@ -3563,7 +1772,6 @@
               </w:rPr>
               <w:t>${</w:t>
             </w:r>
-            <w:proofErr w:type="spellStart"/>
             <w:r>
               <w:rPr>
                 <w:rFonts w:ascii="TCM Pro" w:hAnsi="TCM Pro" w:cs="Arial"/>
@@ -3582,18 +1790,7 @@
                 <w:sz w:val="22"/>
                 <w:szCs w:val="22"/>
               </w:rPr>
-              <w:t>huKien</w:t>
-            </w:r>
-            <w:proofErr w:type="spellEnd"/>
-            <w:r>
-              <w:rPr>
-                <w:rFonts w:ascii="TCM Pro" w:hAnsi="TCM Pro" w:cs="Arial"/>
-                <w:bCs/>
-                <w:iCs/>
-                <w:sz w:val="22"/>
-                <w:szCs w:val="22"/>
-              </w:rPr>
-              <w:t>}</w:t>
+              <w:t>huKien}</w:t>
             </w:r>
           </w:p>
         </w:tc>
@@ -3626,18 +1823,7 @@
                 <w:sz w:val="22"/>
                 <w:szCs w:val="22"/>
               </w:rPr>
-              <w:t>${</w:t>
-            </w:r>
-            <w:proofErr w:type="spellStart"/>
-            <w:r>
-              <w:rPr>
-                <w:rFonts w:ascii="TCM Pro" w:hAnsi="TCM Pro" w:cs="Arial"/>
-                <w:bCs/>
-                <w:iCs/>
-                <w:sz w:val="22"/>
-                <w:szCs w:val="22"/>
-              </w:rPr>
-              <w:t>giaPhu</w:t>
+              <w:t>${giaPhu</w:t>
             </w:r>
             <w:r>
               <w:rPr>
@@ -3647,18 +1833,7 @@
                 <w:sz w:val="22"/>
                 <w:szCs w:val="22"/>
               </w:rPr>
-              <w:t>Kien</w:t>
-            </w:r>
-            <w:proofErr w:type="spellEnd"/>
-            <w:r>
-              <w:rPr>
-                <w:rFonts w:ascii="TCM Pro" w:hAnsi="TCM Pro" w:cs="Arial"/>
-                <w:bCs/>
-                <w:iCs/>
-                <w:sz w:val="22"/>
-                <w:szCs w:val="22"/>
-              </w:rPr>
-              <w:t>}</w:t>
+              <w:t>Kien}</w:t>
             </w:r>
           </w:p>
         </w:tc>
@@ -3717,7 +1892,6 @@
                 <w:szCs w:val="22"/>
               </w:rPr>
             </w:pPr>
-            <w:proofErr w:type="spellStart"/>
             <w:r>
               <w:rPr>
                 <w:rFonts w:ascii="TCM Pro" w:hAnsi="TCM Pro" w:cs="Arial"/>
@@ -3727,9 +1901,8 @@
                 <w:sz w:val="22"/>
                 <w:szCs w:val="22"/>
               </w:rPr>
-              <w:t>Tổng</w:t>
+              <w:t>Tổng cộng</w:t>
             </w:r>
-            <w:proofErr w:type="spellEnd"/>
             <w:r>
               <w:rPr>
                 <w:rFonts w:ascii="TCM Pro" w:hAnsi="TCM Pro" w:cs="Arial"/>
@@ -3739,117 +1912,8 @@
                 <w:sz w:val="22"/>
                 <w:szCs w:val="22"/>
               </w:rPr>
-              <w:t xml:space="preserve"> </w:t>
+              <w:t xml:space="preserve"> giá trị hợp đồng</w:t>
             </w:r>
-            <w:proofErr w:type="spellStart"/>
-            <w:r>
-              <w:rPr>
-                <w:rFonts w:ascii="TCM Pro" w:hAnsi="TCM Pro" w:cs="Arial"/>
-                <w:b/>
-                <w:bCs/>
-                <w:iCs/>
-                <w:sz w:val="22"/>
-                <w:szCs w:val="22"/>
-              </w:rPr>
-              <w:t>cộng</w:t>
-            </w:r>
-            <w:proofErr w:type="spellEnd"/>
-            <w:r>
-              <w:rPr>
-                <w:rFonts w:ascii="TCM Pro" w:hAnsi="TCM Pro" w:cs="Arial"/>
-                <w:b/>
-                <w:bCs/>
-                <w:iCs/>
-                <w:sz w:val="22"/>
-                <w:szCs w:val="22"/>
-              </w:rPr>
-              <w:t xml:space="preserve"> </w:t>
-            </w:r>
-            <w:proofErr w:type="spellStart"/>
-            <w:r>
-              <w:rPr>
-                <w:rFonts w:ascii="TCM Pro" w:hAnsi="TCM Pro" w:cs="Arial"/>
-                <w:b/>
-                <w:bCs/>
-                <w:iCs/>
-                <w:sz w:val="22"/>
-                <w:szCs w:val="22"/>
-              </w:rPr>
-              <w:t>giá</w:t>
-            </w:r>
-            <w:proofErr w:type="spellEnd"/>
-            <w:r>
-              <w:rPr>
-                <w:rFonts w:ascii="TCM Pro" w:hAnsi="TCM Pro" w:cs="Arial"/>
-                <w:b/>
-                <w:bCs/>
-                <w:iCs/>
-                <w:sz w:val="22"/>
-                <w:szCs w:val="22"/>
-              </w:rPr>
-              <w:t xml:space="preserve"> </w:t>
-            </w:r>
-            <w:proofErr w:type="spellStart"/>
-            <w:r>
-              <w:rPr>
-                <w:rFonts w:ascii="TCM Pro" w:hAnsi="TCM Pro" w:cs="Arial"/>
-                <w:b/>
-                <w:bCs/>
-                <w:iCs/>
-                <w:sz w:val="22"/>
-                <w:szCs w:val="22"/>
-              </w:rPr>
-              <w:t>trị</w:t>
-            </w:r>
-            <w:proofErr w:type="spellEnd"/>
-            <w:r>
-              <w:rPr>
-                <w:rFonts w:ascii="TCM Pro" w:hAnsi="TCM Pro" w:cs="Arial"/>
-                <w:b/>
-                <w:bCs/>
-                <w:iCs/>
-                <w:sz w:val="22"/>
-                <w:szCs w:val="22"/>
-              </w:rPr>
-              <w:t xml:space="preserve"> </w:t>
-            </w:r>
-            <w:proofErr w:type="spellStart"/>
-            <w:r>
-              <w:rPr>
-                <w:rFonts w:ascii="TCM Pro" w:hAnsi="TCM Pro" w:cs="Arial"/>
-                <w:b/>
-                <w:bCs/>
-                <w:iCs/>
-                <w:sz w:val="22"/>
-                <w:szCs w:val="22"/>
-              </w:rPr>
-              <w:t>hợp</w:t>
-            </w:r>
-            <w:proofErr w:type="spellEnd"/>
-            <w:r>
-              <w:rPr>
-                <w:rFonts w:ascii="TCM Pro" w:hAnsi="TCM Pro" w:cs="Arial"/>
-                <w:b/>
-                <w:bCs/>
-                <w:iCs/>
-                <w:sz w:val="22"/>
-                <w:szCs w:val="22"/>
-              </w:rPr>
-              <w:t xml:space="preserve"> </w:t>
-            </w:r>
-            <w:proofErr w:type="spellStart"/>
-            <w:r>
-              <w:rPr>
-                <w:rFonts w:ascii="TCM Pro" w:hAnsi="TCM Pro" w:cs="Arial"/>
-                <w:b/>
-                <w:bCs/>
-                <w:iCs/>
-                <w:sz w:val="22"/>
-                <w:szCs w:val="22"/>
-              </w:rPr>
-              <w:t>đồng</w:t>
-            </w:r>
-            <w:proofErr w:type="spellEnd"/>
             <w:r>
               <w:rPr>
                 <w:rFonts w:ascii="TCM Pro" w:hAnsi="TCM Pro" w:cs="Arial"/>
@@ -3891,29 +1955,7 @@
                 <w:sz w:val="22"/>
                 <w:szCs w:val="22"/>
               </w:rPr>
-              <w:t>${</w:t>
-            </w:r>
-            <w:proofErr w:type="spellStart"/>
-            <w:r>
-              <w:rPr>
-                <w:rFonts w:ascii="TCM Pro" w:hAnsi="TCM Pro" w:cs="Arial"/>
-                <w:bCs/>
-                <w:iCs/>
-                <w:sz w:val="22"/>
-                <w:szCs w:val="22"/>
-              </w:rPr>
-              <w:t>tongCong</w:t>
-            </w:r>
-            <w:proofErr w:type="spellEnd"/>
-            <w:r>
-              <w:rPr>
-                <w:rFonts w:ascii="TCM Pro" w:hAnsi="TCM Pro" w:cs="Arial"/>
-                <w:bCs/>
-                <w:iCs/>
-                <w:sz w:val="22"/>
-                <w:szCs w:val="22"/>
-              </w:rPr>
-              <w:t>}</w:t>
+              <w:t>${tongCong}</w:t>
             </w:r>
           </w:p>
         </w:tc>
@@ -3950,137 +1992,7 @@
                 <w:sz w:val="22"/>
                 <w:szCs w:val="22"/>
               </w:rPr>
-              <w:t>(</w:t>
-            </w:r>
-            <w:proofErr w:type="spellStart"/>
-            <w:r>
-              <w:rPr>
-                <w:rFonts w:ascii="TCM Pro" w:hAnsi="TCM Pro" w:cs="Arial"/>
-                <w:b/>
-                <w:bCs/>
-                <w:i/>
-                <w:iCs/>
-                <w:sz w:val="22"/>
-                <w:szCs w:val="22"/>
-              </w:rPr>
-              <w:t>Số</w:t>
-            </w:r>
-            <w:proofErr w:type="spellEnd"/>
-            <w:r>
-              <w:rPr>
-                <w:rFonts w:ascii="TCM Pro" w:hAnsi="TCM Pro" w:cs="Arial"/>
-                <w:b/>
-                <w:bCs/>
-                <w:i/>
-                <w:iCs/>
-                <w:sz w:val="22"/>
-                <w:szCs w:val="22"/>
-              </w:rPr>
-              <w:t xml:space="preserve"> </w:t>
-            </w:r>
-            <w:proofErr w:type="spellStart"/>
-            <w:r>
-              <w:rPr>
-                <w:rFonts w:ascii="TCM Pro" w:hAnsi="TCM Pro" w:cs="Arial"/>
-                <w:b/>
-                <w:bCs/>
-                <w:i/>
-                <w:iCs/>
-                <w:sz w:val="22"/>
-                <w:szCs w:val="22"/>
-              </w:rPr>
-              <w:t>tiền</w:t>
-            </w:r>
-            <w:proofErr w:type="spellEnd"/>
-            <w:r>
-              <w:rPr>
-                <w:rFonts w:ascii="TCM Pro" w:hAnsi="TCM Pro" w:cs="Arial"/>
-                <w:b/>
-                <w:bCs/>
-                <w:i/>
-                <w:iCs/>
-                <w:sz w:val="22"/>
-                <w:szCs w:val="22"/>
-              </w:rPr>
-              <w:t xml:space="preserve"> </w:t>
-            </w:r>
-            <w:proofErr w:type="spellStart"/>
-            <w:r>
-              <w:rPr>
-                <w:rFonts w:ascii="TCM Pro" w:hAnsi="TCM Pro" w:cs="Arial"/>
-                <w:b/>
-                <w:bCs/>
-                <w:i/>
-                <w:iCs/>
-                <w:sz w:val="22"/>
-                <w:szCs w:val="22"/>
-              </w:rPr>
-              <w:t>bằng</w:t>
-            </w:r>
-            <w:proofErr w:type="spellEnd"/>
-            <w:r>
-              <w:rPr>
-                <w:rFonts w:ascii="TCM Pro" w:hAnsi="TCM Pro" w:cs="Arial"/>
-                <w:b/>
-                <w:bCs/>
-                <w:i/>
-                <w:iCs/>
-                <w:sz w:val="22"/>
-                <w:szCs w:val="22"/>
-              </w:rPr>
-              <w:t xml:space="preserve"> </w:t>
-            </w:r>
-            <w:proofErr w:type="spellStart"/>
-            <w:r>
-              <w:rPr>
-                <w:rFonts w:ascii="TCM Pro" w:hAnsi="TCM Pro" w:cs="Arial"/>
-                <w:b/>
-                <w:bCs/>
-                <w:i/>
-                <w:iCs/>
-                <w:sz w:val="22"/>
-                <w:szCs w:val="22"/>
-              </w:rPr>
-              <w:t>chữ</w:t>
-            </w:r>
-            <w:proofErr w:type="spellEnd"/>
-            <w:r>
-              <w:rPr>
-                <w:rFonts w:ascii="TCM Pro" w:hAnsi="TCM Pro" w:cs="Arial"/>
-                <w:b/>
-                <w:bCs/>
-                <w:i/>
-                <w:iCs/>
-                <w:sz w:val="22"/>
-                <w:szCs w:val="22"/>
-              </w:rPr>
-              <w:t>: ${</w:t>
-            </w:r>
-            <w:proofErr w:type="spellStart"/>
-            <w:r>
-              <w:rPr>
-                <w:rFonts w:ascii="TCM Pro" w:hAnsi="TCM Pro" w:cs="Arial"/>
-                <w:b/>
-                <w:bCs/>
-                <w:i/>
-                <w:iCs/>
-                <w:sz w:val="22"/>
-                <w:szCs w:val="22"/>
-              </w:rPr>
-              <w:t>bangChuTongCong</w:t>
-            </w:r>
-            <w:proofErr w:type="spellEnd"/>
-            <w:r>
-              <w:rPr>
-                <w:rFonts w:ascii="TCM Pro" w:hAnsi="TCM Pro" w:cs="Arial"/>
-                <w:b/>
-                <w:bCs/>
-                <w:i/>
-                <w:iCs/>
-                <w:sz w:val="22"/>
-                <w:szCs w:val="22"/>
-              </w:rPr>
-              <w:t>})</w:t>
+              <w:t>(Số tiền bằng chữ: ${bangChuTongCong})</w:t>
             </w:r>
           </w:p>
         </w:tc>
@@ -4130,7 +2042,6 @@
         </w:rPr>
         <w:t xml:space="preserve">* </w:t>
       </w:r>
-      <w:proofErr w:type="spellStart"/>
       <w:r>
         <w:rPr>
           <w:rFonts w:ascii="TCM Pro" w:hAnsi="TCM Pro" w:cs="Arial"/>
@@ -4139,10 +2050,11 @@
           <w:sz w:val="22"/>
           <w:szCs w:val="22"/>
         </w:rPr>
-        <w:t>Giá</w:t>
-      </w:r>
-      <w:proofErr w:type="spellEnd"/>
-      <w:r>
+        <w:t>Giá bán trên đã bao gồm thuế nhập khẩu, thuế tiêu thụ đặc biệt và thuế GTGT (VAT).</w:t>
+      </w:r>
+    </w:p>
+    <w:p>
+      <w:pPr>
         <w:rPr>
           <w:rFonts w:ascii="TCM Pro" w:hAnsi="TCM Pro" w:cs="Arial"/>
           <w:bCs/>
@@ -4150,9 +2062,7 @@
           <w:sz w:val="22"/>
           <w:szCs w:val="22"/>
         </w:rPr>
-        <w:t xml:space="preserve"> </w:t>
-      </w:r>
-      <w:proofErr w:type="spellStart"/>
+      </w:pPr>
       <w:r>
         <w:rPr>
           <w:rFonts w:ascii="TCM Pro" w:hAnsi="TCM Pro" w:cs="Arial"/>
@@ -4161,9 +2071,8 @@
           <w:sz w:val="22"/>
           <w:szCs w:val="22"/>
         </w:rPr>
-        <w:t>bán</w:t>
-      </w:r>
-      <w:proofErr w:type="spellEnd"/>
+        <w:t xml:space="preserve">* </w:t>
+      </w:r>
       <w:r>
         <w:rPr>
           <w:rFonts w:ascii="TCM Pro" w:hAnsi="TCM Pro" w:cs="Arial"/>
@@ -4171,10 +2080,10 @@
           <w:iCs/>
           <w:sz w:val="22"/>
           <w:szCs w:val="22"/>
-        </w:rPr>
-        <w:t xml:space="preserve"> </w:t>
-      </w:r>
-      <w:proofErr w:type="spellStart"/>
+          <w:u w:val="single"/>
+        </w:rPr>
+        <w:t>Phụ kiện theo xe</w:t>
+      </w:r>
       <w:r>
         <w:rPr>
           <w:rFonts w:ascii="TCM Pro" w:hAnsi="TCM Pro" w:cs="Arial"/>
@@ -4183,9 +2092,8 @@
           <w:sz w:val="22"/>
           <w:szCs w:val="22"/>
         </w:rPr>
-        <w:t>trên</w:t>
-      </w:r>
-      <w:proofErr w:type="spellEnd"/>
+        <w:t xml:space="preserve"> :  Theo tiêu chuẩn củ</w:t>
+      </w:r>
       <w:r>
         <w:rPr>
           <w:rFonts w:ascii="TCM Pro" w:hAnsi="TCM Pro" w:cs="Arial"/>
@@ -4194,444 +2102,8 @@
           <w:sz w:val="22"/>
           <w:szCs w:val="22"/>
         </w:rPr>
-        <w:t xml:space="preserve"> </w:t>
-      </w:r>
-      <w:proofErr w:type="spellStart"/>
-      <w:r>
-        <w:rPr>
-          <w:rFonts w:ascii="TCM Pro" w:hAnsi="TCM Pro" w:cs="Arial"/>
-          <w:bCs/>
-          <w:iCs/>
-          <w:sz w:val="22"/>
-          <w:szCs w:val="22"/>
-        </w:rPr>
-        <w:t>đã</w:t>
-      </w:r>
-      <w:proofErr w:type="spellEnd"/>
-      <w:r>
-        <w:rPr>
-          <w:rFonts w:ascii="TCM Pro" w:hAnsi="TCM Pro" w:cs="Arial"/>
-          <w:bCs/>
-          <w:iCs/>
-          <w:sz w:val="22"/>
-          <w:szCs w:val="22"/>
-        </w:rPr>
-        <w:t xml:space="preserve"> bao </w:t>
-      </w:r>
-      <w:proofErr w:type="spellStart"/>
-      <w:r>
-        <w:rPr>
-          <w:rFonts w:ascii="TCM Pro" w:hAnsi="TCM Pro" w:cs="Arial"/>
-          <w:bCs/>
-          <w:iCs/>
-          <w:sz w:val="22"/>
-          <w:szCs w:val="22"/>
-        </w:rPr>
-        <w:t>gồm</w:t>
-      </w:r>
-      <w:proofErr w:type="spellEnd"/>
-      <w:r>
-        <w:rPr>
-          <w:rFonts w:ascii="TCM Pro" w:hAnsi="TCM Pro" w:cs="Arial"/>
-          <w:bCs/>
-          <w:iCs/>
-          <w:sz w:val="22"/>
-          <w:szCs w:val="22"/>
-        </w:rPr>
-        <w:t xml:space="preserve"> </w:t>
-      </w:r>
-      <w:proofErr w:type="spellStart"/>
-      <w:r>
-        <w:rPr>
-          <w:rFonts w:ascii="TCM Pro" w:hAnsi="TCM Pro" w:cs="Arial"/>
-          <w:bCs/>
-          <w:iCs/>
-          <w:sz w:val="22"/>
-          <w:szCs w:val="22"/>
-        </w:rPr>
-        <w:t>thuế</w:t>
-      </w:r>
-      <w:proofErr w:type="spellEnd"/>
-      <w:r>
-        <w:rPr>
-          <w:rFonts w:ascii="TCM Pro" w:hAnsi="TCM Pro" w:cs="Arial"/>
-          <w:bCs/>
-          <w:iCs/>
-          <w:sz w:val="22"/>
-          <w:szCs w:val="22"/>
-        </w:rPr>
-        <w:t xml:space="preserve"> </w:t>
-      </w:r>
-      <w:proofErr w:type="spellStart"/>
-      <w:r>
-        <w:rPr>
-          <w:rFonts w:ascii="TCM Pro" w:hAnsi="TCM Pro" w:cs="Arial"/>
-          <w:bCs/>
-          <w:iCs/>
-          <w:sz w:val="22"/>
-          <w:szCs w:val="22"/>
-        </w:rPr>
-        <w:t>nhập</w:t>
-      </w:r>
-      <w:proofErr w:type="spellEnd"/>
-      <w:r>
-        <w:rPr>
-          <w:rFonts w:ascii="TCM Pro" w:hAnsi="TCM Pro" w:cs="Arial"/>
-          <w:bCs/>
-          <w:iCs/>
-          <w:sz w:val="22"/>
-          <w:szCs w:val="22"/>
-        </w:rPr>
-        <w:t xml:space="preserve"> </w:t>
-      </w:r>
-      <w:proofErr w:type="spellStart"/>
-      <w:r>
-        <w:rPr>
-          <w:rFonts w:ascii="TCM Pro" w:hAnsi="TCM Pro" w:cs="Arial"/>
-          <w:bCs/>
-          <w:iCs/>
-          <w:sz w:val="22"/>
-          <w:szCs w:val="22"/>
-        </w:rPr>
-        <w:t>khẩu</w:t>
-      </w:r>
-      <w:proofErr w:type="spellEnd"/>
-      <w:r>
-        <w:rPr>
-          <w:rFonts w:ascii="TCM Pro" w:hAnsi="TCM Pro" w:cs="Arial"/>
-          <w:bCs/>
-          <w:iCs/>
-          <w:sz w:val="22"/>
-          <w:szCs w:val="22"/>
-        </w:rPr>
-        <w:t xml:space="preserve">, </w:t>
-      </w:r>
-      <w:proofErr w:type="spellStart"/>
-      <w:r>
-        <w:rPr>
-          <w:rFonts w:ascii="TCM Pro" w:hAnsi="TCM Pro" w:cs="Arial"/>
-          <w:bCs/>
-          <w:iCs/>
-          <w:sz w:val="22"/>
-          <w:szCs w:val="22"/>
-        </w:rPr>
-        <w:t>thuế</w:t>
-      </w:r>
-      <w:proofErr w:type="spellEnd"/>
-      <w:r>
-        <w:rPr>
-          <w:rFonts w:ascii="TCM Pro" w:hAnsi="TCM Pro" w:cs="Arial"/>
-          <w:bCs/>
-          <w:iCs/>
-          <w:sz w:val="22"/>
-          <w:szCs w:val="22"/>
-        </w:rPr>
-        <w:t xml:space="preserve"> </w:t>
-      </w:r>
-      <w:proofErr w:type="spellStart"/>
-      <w:r>
-        <w:rPr>
-          <w:rFonts w:ascii="TCM Pro" w:hAnsi="TCM Pro" w:cs="Arial"/>
-          <w:bCs/>
-          <w:iCs/>
-          <w:sz w:val="22"/>
-          <w:szCs w:val="22"/>
-        </w:rPr>
-        <w:t>tiêu</w:t>
-      </w:r>
-      <w:proofErr w:type="spellEnd"/>
-      <w:r>
-        <w:rPr>
-          <w:rFonts w:ascii="TCM Pro" w:hAnsi="TCM Pro" w:cs="Arial"/>
-          <w:bCs/>
-          <w:iCs/>
-          <w:sz w:val="22"/>
-          <w:szCs w:val="22"/>
-        </w:rPr>
-        <w:t xml:space="preserve"> </w:t>
-      </w:r>
-      <w:proofErr w:type="spellStart"/>
-      <w:r>
-        <w:rPr>
-          <w:rFonts w:ascii="TCM Pro" w:hAnsi="TCM Pro" w:cs="Arial"/>
-          <w:bCs/>
-          <w:iCs/>
-          <w:sz w:val="22"/>
-          <w:szCs w:val="22"/>
-        </w:rPr>
-        <w:t>thụ</w:t>
-      </w:r>
-      <w:proofErr w:type="spellEnd"/>
-      <w:r>
-        <w:rPr>
-          <w:rFonts w:ascii="TCM Pro" w:hAnsi="TCM Pro" w:cs="Arial"/>
-          <w:bCs/>
-          <w:iCs/>
-          <w:sz w:val="22"/>
-          <w:szCs w:val="22"/>
-        </w:rPr>
-        <w:t xml:space="preserve"> </w:t>
-      </w:r>
-      <w:proofErr w:type="spellStart"/>
-      <w:r>
-        <w:rPr>
-          <w:rFonts w:ascii="TCM Pro" w:hAnsi="TCM Pro" w:cs="Arial"/>
-          <w:bCs/>
-          <w:iCs/>
-          <w:sz w:val="22"/>
-          <w:szCs w:val="22"/>
-        </w:rPr>
-        <w:t>đặc</w:t>
-      </w:r>
-      <w:proofErr w:type="spellEnd"/>
-      <w:r>
-        <w:rPr>
-          <w:rFonts w:ascii="TCM Pro" w:hAnsi="TCM Pro" w:cs="Arial"/>
-          <w:bCs/>
-          <w:iCs/>
-          <w:sz w:val="22"/>
-          <w:szCs w:val="22"/>
-        </w:rPr>
-        <w:t xml:space="preserve"> </w:t>
-      </w:r>
-      <w:proofErr w:type="spellStart"/>
-      <w:r>
-        <w:rPr>
-          <w:rFonts w:ascii="TCM Pro" w:hAnsi="TCM Pro" w:cs="Arial"/>
-          <w:bCs/>
-          <w:iCs/>
-          <w:sz w:val="22"/>
-          <w:szCs w:val="22"/>
-        </w:rPr>
-        <w:t>biệt</w:t>
-      </w:r>
-      <w:proofErr w:type="spellEnd"/>
-      <w:r>
-        <w:rPr>
-          <w:rFonts w:ascii="TCM Pro" w:hAnsi="TCM Pro" w:cs="Arial"/>
-          <w:bCs/>
-          <w:iCs/>
-          <w:sz w:val="22"/>
-          <w:szCs w:val="22"/>
-        </w:rPr>
-        <w:t xml:space="preserve"> và </w:t>
-      </w:r>
-      <w:proofErr w:type="spellStart"/>
-      <w:r>
-        <w:rPr>
-          <w:rFonts w:ascii="TCM Pro" w:hAnsi="TCM Pro" w:cs="Arial"/>
-          <w:bCs/>
-          <w:iCs/>
-          <w:sz w:val="22"/>
-          <w:szCs w:val="22"/>
-        </w:rPr>
-        <w:t>thuế</w:t>
-      </w:r>
-      <w:proofErr w:type="spellEnd"/>
-      <w:r>
-        <w:rPr>
-          <w:rFonts w:ascii="TCM Pro" w:hAnsi="TCM Pro" w:cs="Arial"/>
-          <w:bCs/>
-          <w:iCs/>
-          <w:sz w:val="22"/>
-          <w:szCs w:val="22"/>
-        </w:rPr>
-        <w:t xml:space="preserve"> GTGT (VAT).</w:t>
-      </w:r>
-    </w:p>
-    <w:p>
-      <w:pPr>
-        <w:rPr>
-          <w:rFonts w:ascii="TCM Pro" w:hAnsi="TCM Pro" w:cs="Arial"/>
-          <w:bCs/>
-          <w:iCs/>
-          <w:sz w:val="22"/>
-          <w:szCs w:val="22"/>
-        </w:rPr>
-      </w:pPr>
-      <w:r>
-        <w:rPr>
-          <w:rFonts w:ascii="TCM Pro" w:hAnsi="TCM Pro" w:cs="Arial"/>
-          <w:bCs/>
-          <w:iCs/>
-          <w:sz w:val="22"/>
-          <w:szCs w:val="22"/>
-        </w:rPr>
-        <w:t xml:space="preserve">* </w:t>
-      </w:r>
-      <w:proofErr w:type="spellStart"/>
-      <w:r>
-        <w:rPr>
-          <w:rFonts w:ascii="TCM Pro" w:hAnsi="TCM Pro" w:cs="Arial"/>
-          <w:bCs/>
-          <w:iCs/>
-          <w:sz w:val="22"/>
-          <w:szCs w:val="22"/>
-          <w:u w:val="single"/>
-        </w:rPr>
-        <w:t>Phụ</w:t>
-      </w:r>
-      <w:proofErr w:type="spellEnd"/>
-      <w:r>
-        <w:rPr>
-          <w:rFonts w:ascii="TCM Pro" w:hAnsi="TCM Pro" w:cs="Arial"/>
-          <w:bCs/>
-          <w:iCs/>
-          <w:sz w:val="22"/>
-          <w:szCs w:val="22"/>
-          <w:u w:val="single"/>
-        </w:rPr>
-        <w:t xml:space="preserve"> </w:t>
-      </w:r>
-      <w:proofErr w:type="spellStart"/>
-      <w:r>
-        <w:rPr>
-          <w:rFonts w:ascii="TCM Pro" w:hAnsi="TCM Pro" w:cs="Arial"/>
-          <w:bCs/>
-          <w:iCs/>
-          <w:sz w:val="22"/>
-          <w:szCs w:val="22"/>
-          <w:u w:val="single"/>
-        </w:rPr>
-        <w:t>kiện</w:t>
-      </w:r>
-      <w:proofErr w:type="spellEnd"/>
-      <w:r>
-        <w:rPr>
-          <w:rFonts w:ascii="TCM Pro" w:hAnsi="TCM Pro" w:cs="Arial"/>
-          <w:bCs/>
-          <w:iCs/>
-          <w:sz w:val="22"/>
-          <w:szCs w:val="22"/>
-          <w:u w:val="single"/>
-        </w:rPr>
-        <w:t xml:space="preserve"> </w:t>
-      </w:r>
-      <w:proofErr w:type="spellStart"/>
-      <w:r>
-        <w:rPr>
-          <w:rFonts w:ascii="TCM Pro" w:hAnsi="TCM Pro" w:cs="Arial"/>
-          <w:bCs/>
-          <w:iCs/>
-          <w:sz w:val="22"/>
-          <w:szCs w:val="22"/>
-          <w:u w:val="single"/>
-        </w:rPr>
-        <w:t>theo</w:t>
-      </w:r>
-      <w:proofErr w:type="spellEnd"/>
-      <w:r>
-        <w:rPr>
-          <w:rFonts w:ascii="TCM Pro" w:hAnsi="TCM Pro" w:cs="Arial"/>
-          <w:bCs/>
-          <w:iCs/>
-          <w:sz w:val="22"/>
-          <w:szCs w:val="22"/>
-          <w:u w:val="single"/>
-        </w:rPr>
-        <w:t xml:space="preserve"> </w:t>
-      </w:r>
-      <w:proofErr w:type="spellStart"/>
-      <w:proofErr w:type="gramStart"/>
-      <w:r>
-        <w:rPr>
-          <w:rFonts w:ascii="TCM Pro" w:hAnsi="TCM Pro" w:cs="Arial"/>
-          <w:bCs/>
-          <w:iCs/>
-          <w:sz w:val="22"/>
-          <w:szCs w:val="22"/>
-          <w:u w:val="single"/>
-        </w:rPr>
-        <w:t>xe</w:t>
-      </w:r>
-      <w:proofErr w:type="spellEnd"/>
-      <w:r>
-        <w:rPr>
-          <w:rFonts w:ascii="TCM Pro" w:hAnsi="TCM Pro" w:cs="Arial"/>
-          <w:bCs/>
-          <w:iCs/>
-          <w:sz w:val="22"/>
-          <w:szCs w:val="22"/>
-        </w:rPr>
-        <w:t xml:space="preserve"> :</w:t>
-      </w:r>
-      <w:proofErr w:type="gramEnd"/>
-      <w:r>
-        <w:rPr>
-          <w:rFonts w:ascii="TCM Pro" w:hAnsi="TCM Pro" w:cs="Arial"/>
-          <w:bCs/>
-          <w:iCs/>
-          <w:sz w:val="22"/>
-          <w:szCs w:val="22"/>
-        </w:rPr>
-        <w:t xml:space="preserve">  Theo </w:t>
-      </w:r>
-      <w:proofErr w:type="spellStart"/>
-      <w:r>
-        <w:rPr>
-          <w:rFonts w:ascii="TCM Pro" w:hAnsi="TCM Pro" w:cs="Arial"/>
-          <w:bCs/>
-          <w:iCs/>
-          <w:sz w:val="22"/>
-          <w:szCs w:val="22"/>
-        </w:rPr>
-        <w:t>tiêu</w:t>
-      </w:r>
-      <w:proofErr w:type="spellEnd"/>
-      <w:r>
-        <w:rPr>
-          <w:rFonts w:ascii="TCM Pro" w:hAnsi="TCM Pro" w:cs="Arial"/>
-          <w:bCs/>
-          <w:iCs/>
-          <w:sz w:val="22"/>
-          <w:szCs w:val="22"/>
-        </w:rPr>
-        <w:t xml:space="preserve"> </w:t>
-      </w:r>
-      <w:proofErr w:type="spellStart"/>
-      <w:r>
-        <w:rPr>
-          <w:rFonts w:ascii="TCM Pro" w:hAnsi="TCM Pro" w:cs="Arial"/>
-          <w:bCs/>
-          <w:iCs/>
-          <w:sz w:val="22"/>
-          <w:szCs w:val="22"/>
-        </w:rPr>
-        <w:t>chuẩn</w:t>
-      </w:r>
-      <w:proofErr w:type="spellEnd"/>
-      <w:r>
-        <w:rPr>
-          <w:rFonts w:ascii="TCM Pro" w:hAnsi="TCM Pro" w:cs="Arial"/>
-          <w:bCs/>
-          <w:iCs/>
-          <w:sz w:val="22"/>
-          <w:szCs w:val="22"/>
-        </w:rPr>
-        <w:t xml:space="preserve"> củ</w:t>
-      </w:r>
-      <w:r>
-        <w:rPr>
-          <w:rFonts w:ascii="TCM Pro" w:hAnsi="TCM Pro" w:cs="Arial"/>
-          <w:bCs/>
-          <w:iCs/>
-          <w:sz w:val="22"/>
-          <w:szCs w:val="22"/>
-        </w:rPr>
-        <w:t xml:space="preserve">a Hyundai Thành </w:t>
-      </w:r>
-      <w:proofErr w:type="spellStart"/>
-      <w:r>
-        <w:rPr>
-          <w:rFonts w:ascii="TCM Pro" w:hAnsi="TCM Pro" w:cs="Arial"/>
-          <w:bCs/>
-          <w:iCs/>
-          <w:sz w:val="22"/>
-          <w:szCs w:val="22"/>
-        </w:rPr>
-        <w:t>Công</w:t>
-      </w:r>
-      <w:proofErr w:type="spellEnd"/>
+        <w:t>a Hyundai Thành Công</w:t>
+      </w:r>
       <w:r>
         <w:rPr>
           <w:rFonts w:ascii="TCM Pro" w:hAnsi="TCM Pro" w:cs="Arial"/>
@@ -4726,7 +2198,6 @@
         </w:rPr>
         <w:t>${</w:t>
       </w:r>
-      <w:proofErr w:type="spellStart"/>
       <w:r>
         <w:rPr>
           <w:rFonts w:ascii="TCM Pro" w:hAnsi="TCM Pro" w:cs="Arial"/>
@@ -4738,7 +2209,6 @@
         </w:rPr>
         <w:t>quaTang</w:t>
       </w:r>
-      <w:proofErr w:type="spellEnd"/>
       <w:r>
         <w:rPr>
           <w:rFonts w:ascii="TCM Pro" w:hAnsi="TCM Pro" w:cs="Arial"/>
@@ -4843,7 +2313,6 @@
         </w:rPr>
         <w:t xml:space="preserve">  Thời gian thanh toán: Thời gian thanh toán được </w:t>
       </w:r>
-      <w:proofErr w:type="spellStart"/>
       <w:r>
         <w:rPr>
           <w:rFonts w:ascii="TCM Pro" w:hAnsi="TCM Pro" w:cs="Arial"/>
@@ -4852,7 +2321,6 @@
         </w:rPr>
         <w:t>ghi</w:t>
       </w:r>
-      <w:proofErr w:type="spellEnd"/>
       <w:r>
         <w:rPr>
           <w:rFonts w:ascii="TCM Pro" w:hAnsi="TCM Pro" w:cs="Arial"/>
@@ -4922,27 +2390,7 @@
           <w:sz w:val="22"/>
           <w:szCs w:val="22"/>
         </w:rPr>
-        <w:t>${</w:t>
-      </w:r>
-      <w:proofErr w:type="spellStart"/>
-      <w:r>
-        <w:rPr>
-          <w:rFonts w:ascii="TCM Pro" w:hAnsi="TCM Pro" w:cs="Arial"/>
-          <w:b/>
-          <w:sz w:val="22"/>
-          <w:szCs w:val="22"/>
-        </w:rPr>
-        <w:t>tamUng</w:t>
-      </w:r>
-      <w:proofErr w:type="spellEnd"/>
-      <w:r>
-        <w:rPr>
-          <w:rFonts w:ascii="TCM Pro" w:hAnsi="TCM Pro" w:cs="Arial"/>
-          <w:b/>
-          <w:sz w:val="22"/>
-          <w:szCs w:val="22"/>
-        </w:rPr>
-        <w:t>}</w:t>
+        <w:t>${tamUng}</w:t>
       </w:r>
       <w:r>
         <w:rPr>
@@ -4985,31 +2433,7 @@
           <w:sz w:val="22"/>
           <w:szCs w:val="22"/>
         </w:rPr>
-        <w:t>${</w:t>
-      </w:r>
-      <w:proofErr w:type="spellStart"/>
-      <w:r>
-        <w:rPr>
-          <w:rFonts w:ascii="TCM Pro" w:hAnsi="TCM Pro" w:cs="Arial"/>
-          <w:bCs/>
-          <w:i/>
-          <w:color w:val="000000"/>
-          <w:sz w:val="22"/>
-          <w:szCs w:val="22"/>
-        </w:rPr>
-        <w:t>tamUngBangChu</w:t>
-      </w:r>
-      <w:proofErr w:type="spellEnd"/>
-      <w:r>
-        <w:rPr>
-          <w:rFonts w:ascii="TCM Pro" w:hAnsi="TCM Pro" w:cs="Arial"/>
-          <w:bCs/>
-          <w:i/>
-          <w:color w:val="000000"/>
-          <w:sz w:val="22"/>
-          <w:szCs w:val="22"/>
-        </w:rPr>
-        <w:t>}</w:t>
+        <w:t>${tamUngBangChu}</w:t>
       </w:r>
       <w:r>
         <w:rPr>
@@ -5351,79 +2775,7 @@
           <w:sz w:val="22"/>
           <w:szCs w:val="22"/>
         </w:rPr>
-        <w:t xml:space="preserve"> (</w:t>
-      </w:r>
-      <w:proofErr w:type="spellStart"/>
-      <w:r>
-        <w:rPr>
-          <w:rFonts w:ascii="TCM Pro" w:hAnsi="TCM Pro" w:cs="Arial"/>
-          <w:sz w:val="22"/>
-          <w:szCs w:val="22"/>
-        </w:rPr>
-        <w:t>trong</w:t>
-      </w:r>
-      <w:proofErr w:type="spellEnd"/>
-      <w:r>
-        <w:rPr>
-          <w:rFonts w:ascii="TCM Pro" w:hAnsi="TCM Pro" w:cs="Arial"/>
-          <w:sz w:val="22"/>
-          <w:szCs w:val="22"/>
-        </w:rPr>
-        <w:t xml:space="preserve"> </w:t>
-      </w:r>
-      <w:proofErr w:type="spellStart"/>
-      <w:r>
-        <w:rPr>
-          <w:rFonts w:ascii="TCM Pro" w:hAnsi="TCM Pro" w:cs="Arial"/>
-          <w:sz w:val="22"/>
-          <w:szCs w:val="22"/>
-        </w:rPr>
-        <w:t>phần</w:t>
-      </w:r>
-      <w:proofErr w:type="spellEnd"/>
-      <w:r>
-        <w:rPr>
-          <w:rFonts w:ascii="TCM Pro" w:hAnsi="TCM Pro" w:cs="Arial"/>
-          <w:sz w:val="22"/>
-          <w:szCs w:val="22"/>
-        </w:rPr>
-        <w:t xml:space="preserve"> </w:t>
-      </w:r>
-      <w:proofErr w:type="spellStart"/>
-      <w:r>
-        <w:rPr>
-          <w:rFonts w:ascii="TCM Pro" w:hAnsi="TCM Pro" w:cs="Arial"/>
-          <w:sz w:val="22"/>
-          <w:szCs w:val="22"/>
-        </w:rPr>
-        <w:t>trả</w:t>
-      </w:r>
-      <w:proofErr w:type="spellEnd"/>
-      <w:r>
-        <w:rPr>
-          <w:rFonts w:ascii="TCM Pro" w:hAnsi="TCM Pro" w:cs="Arial"/>
-          <w:sz w:val="22"/>
-          <w:szCs w:val="22"/>
-        </w:rPr>
-        <w:t xml:space="preserve"> </w:t>
-      </w:r>
-      <w:proofErr w:type="spellStart"/>
-      <w:r>
-        <w:rPr>
-          <w:rFonts w:ascii="TCM Pro" w:hAnsi="TCM Pro" w:cs="Arial"/>
-          <w:sz w:val="22"/>
-          <w:szCs w:val="22"/>
-        </w:rPr>
-        <w:t>trước</w:t>
-      </w:r>
-      <w:proofErr w:type="spellEnd"/>
-      <w:r>
-        <w:rPr>
-          <w:rFonts w:ascii="TCM Pro" w:hAnsi="TCM Pro" w:cs="Arial"/>
-          <w:sz w:val="22"/>
-          <w:szCs w:val="22"/>
-        </w:rPr>
-        <w:t>)</w:t>
+        <w:t xml:space="preserve"> (trong phần trả trước)</w:t>
       </w:r>
       <w:r>
         <w:rPr>
@@ -5486,23 +2838,13 @@
         </w:rPr>
         <w:t xml:space="preserve"> giao xe cho khách hàng trong vòng 02 ngày </w:t>
       </w:r>
-      <w:proofErr w:type="spellStart"/>
-      <w:r>
-        <w:rPr>
-          <w:rFonts w:ascii="TCM Pro" w:hAnsi="TCM Pro" w:cs="Arial"/>
-          <w:sz w:val="22"/>
-          <w:szCs w:val="22"/>
-        </w:rPr>
-        <w:t>sau</w:t>
-      </w:r>
-      <w:proofErr w:type="spellEnd"/>
-      <w:r>
-        <w:rPr>
-          <w:rFonts w:ascii="TCM Pro" w:hAnsi="TCM Pro" w:cs="Arial"/>
-          <w:sz w:val="22"/>
-          <w:szCs w:val="22"/>
-        </w:rPr>
-        <w:t xml:space="preserve"> </w:t>
+      <w:r>
+        <w:rPr>
+          <w:rFonts w:ascii="TCM Pro" w:hAnsi="TCM Pro" w:cs="Arial"/>
+          <w:sz w:val="22"/>
+          <w:szCs w:val="22"/>
+        </w:rPr>
+        <w:t xml:space="preserve">sau </w:t>
       </w:r>
       <w:r>
         <w:rPr>
@@ -5541,180 +2883,8 @@
           <w:sz w:val="22"/>
           <w:szCs w:val="22"/>
         </w:rPr>
-        <w:t xml:space="preserve"> và 02 </w:t>
-      </w:r>
-      <w:proofErr w:type="spellStart"/>
-      <w:r>
-        <w:rPr>
-          <w:rFonts w:ascii="TCM Pro" w:hAnsi="TCM Pro" w:cs="Arial"/>
-          <w:sz w:val="22"/>
-          <w:szCs w:val="22"/>
-        </w:rPr>
-        <w:t>bên</w:t>
-      </w:r>
-      <w:proofErr w:type="spellEnd"/>
-      <w:r>
-        <w:rPr>
-          <w:rFonts w:ascii="TCM Pro" w:hAnsi="TCM Pro" w:cs="Arial"/>
-          <w:sz w:val="22"/>
-          <w:szCs w:val="22"/>
-        </w:rPr>
-        <w:t xml:space="preserve"> </w:t>
-      </w:r>
-      <w:proofErr w:type="spellStart"/>
-      <w:r>
-        <w:rPr>
-          <w:rFonts w:ascii="TCM Pro" w:hAnsi="TCM Pro" w:cs="Arial"/>
-          <w:sz w:val="22"/>
-          <w:szCs w:val="22"/>
-        </w:rPr>
-        <w:t>sẽ</w:t>
-      </w:r>
-      <w:proofErr w:type="spellEnd"/>
-      <w:r>
-        <w:rPr>
-          <w:rFonts w:ascii="TCM Pro" w:hAnsi="TCM Pro" w:cs="Arial"/>
-          <w:sz w:val="22"/>
-          <w:szCs w:val="22"/>
-        </w:rPr>
-        <w:t xml:space="preserve"> </w:t>
-      </w:r>
-      <w:proofErr w:type="spellStart"/>
-      <w:r>
-        <w:rPr>
-          <w:rFonts w:ascii="TCM Pro" w:hAnsi="TCM Pro" w:cs="Arial"/>
-          <w:sz w:val="22"/>
-          <w:szCs w:val="22"/>
-        </w:rPr>
-        <w:t>đổi</w:t>
-      </w:r>
-      <w:proofErr w:type="spellEnd"/>
-      <w:r>
-        <w:rPr>
-          <w:rFonts w:ascii="TCM Pro" w:hAnsi="TCM Pro" w:cs="Arial"/>
-          <w:sz w:val="22"/>
-          <w:szCs w:val="22"/>
-        </w:rPr>
-        <w:t xml:space="preserve"> sang </w:t>
-      </w:r>
-      <w:proofErr w:type="spellStart"/>
-      <w:r>
-        <w:rPr>
-          <w:rFonts w:ascii="TCM Pro" w:hAnsi="TCM Pro" w:cs="Arial"/>
-          <w:sz w:val="22"/>
-          <w:szCs w:val="22"/>
-        </w:rPr>
-        <w:t>hợp</w:t>
-      </w:r>
-      <w:proofErr w:type="spellEnd"/>
-      <w:r>
-        <w:rPr>
-          <w:rFonts w:ascii="TCM Pro" w:hAnsi="TCM Pro" w:cs="Arial"/>
-          <w:sz w:val="22"/>
-          <w:szCs w:val="22"/>
-        </w:rPr>
-        <w:t xml:space="preserve"> </w:t>
-      </w:r>
-      <w:proofErr w:type="spellStart"/>
-      <w:r>
-        <w:rPr>
-          <w:rFonts w:ascii="TCM Pro" w:hAnsi="TCM Pro" w:cs="Arial"/>
-          <w:sz w:val="22"/>
-          <w:szCs w:val="22"/>
-        </w:rPr>
-        <w:t>đồng</w:t>
-      </w:r>
-      <w:proofErr w:type="spellEnd"/>
-      <w:r>
-        <w:rPr>
-          <w:rFonts w:ascii="TCM Pro" w:hAnsi="TCM Pro" w:cs="Arial"/>
-          <w:sz w:val="22"/>
-          <w:szCs w:val="22"/>
-        </w:rPr>
-        <w:t xml:space="preserve"> </w:t>
-      </w:r>
-      <w:proofErr w:type="spellStart"/>
-      <w:r>
-        <w:rPr>
-          <w:rFonts w:ascii="TCM Pro" w:hAnsi="TCM Pro" w:cs="Arial"/>
-          <w:sz w:val="22"/>
-          <w:szCs w:val="22"/>
-        </w:rPr>
-        <w:t>thanh</w:t>
-      </w:r>
-      <w:proofErr w:type="spellEnd"/>
-      <w:r>
-        <w:rPr>
-          <w:rFonts w:ascii="TCM Pro" w:hAnsi="TCM Pro" w:cs="Arial"/>
-          <w:sz w:val="22"/>
-          <w:szCs w:val="22"/>
-        </w:rPr>
-        <w:t xml:space="preserve"> </w:t>
-      </w:r>
-      <w:proofErr w:type="spellStart"/>
-      <w:r>
-        <w:rPr>
-          <w:rFonts w:ascii="TCM Pro" w:hAnsi="TCM Pro" w:cs="Arial"/>
-          <w:sz w:val="22"/>
-          <w:szCs w:val="22"/>
-        </w:rPr>
-        <w:t>toán</w:t>
-      </w:r>
-      <w:proofErr w:type="spellEnd"/>
-      <w:r>
-        <w:rPr>
-          <w:rFonts w:ascii="TCM Pro" w:hAnsi="TCM Pro" w:cs="Arial"/>
-          <w:sz w:val="22"/>
-          <w:szCs w:val="22"/>
-        </w:rPr>
-        <w:t xml:space="preserve"> </w:t>
-      </w:r>
-      <w:proofErr w:type="spellStart"/>
-      <w:r>
-        <w:rPr>
-          <w:rFonts w:ascii="TCM Pro" w:hAnsi="TCM Pro" w:cs="Arial"/>
-          <w:sz w:val="22"/>
-          <w:szCs w:val="22"/>
-        </w:rPr>
-        <w:t>bằng</w:t>
-      </w:r>
-      <w:proofErr w:type="spellEnd"/>
-      <w:r>
-        <w:rPr>
-          <w:rFonts w:ascii="TCM Pro" w:hAnsi="TCM Pro" w:cs="Arial"/>
-          <w:sz w:val="22"/>
-          <w:szCs w:val="22"/>
-        </w:rPr>
-        <w:t xml:space="preserve"> </w:t>
-      </w:r>
-      <w:proofErr w:type="spellStart"/>
-      <w:r>
-        <w:rPr>
-          <w:rFonts w:ascii="TCM Pro" w:hAnsi="TCM Pro" w:cs="Arial"/>
-          <w:sz w:val="22"/>
-          <w:szCs w:val="22"/>
-        </w:rPr>
-        <w:t>tiền</w:t>
-      </w:r>
-      <w:proofErr w:type="spellEnd"/>
-      <w:r>
-        <w:rPr>
-          <w:rFonts w:ascii="TCM Pro" w:hAnsi="TCM Pro" w:cs="Arial"/>
-          <w:sz w:val="22"/>
-          <w:szCs w:val="22"/>
-        </w:rPr>
-        <w:t xml:space="preserve"> </w:t>
-      </w:r>
-      <w:proofErr w:type="spellStart"/>
-      <w:r>
-        <w:rPr>
-          <w:rFonts w:ascii="TCM Pro" w:hAnsi="TCM Pro" w:cs="Arial"/>
-          <w:sz w:val="22"/>
-          <w:szCs w:val="22"/>
-        </w:rPr>
-        <w:t>mặt</w:t>
-      </w:r>
-      <w:proofErr w:type="spellEnd"/>
+        <w:t xml:space="preserve"> và 02 bên sẽ đổi sang hợp đồng thanh toán bằng tiền mặt</w:t>
+      </w:r>
       <w:r>
         <w:rPr>
           <w:rFonts w:ascii="TCM Pro" w:hAnsi="TCM Pro" w:cs="Arial"/>
@@ -5769,25 +2939,7 @@
           <w:sz w:val="22"/>
           <w:szCs w:val="22"/>
         </w:rPr>
-        <w:t xml:space="preserve">. </w:t>
-      </w:r>
-      <w:proofErr w:type="spellStart"/>
-      <w:r>
-        <w:rPr>
-          <w:rFonts w:ascii="TCM Pro" w:hAnsi="TCM Pro" w:cs="Arial"/>
-          <w:sz w:val="22"/>
-          <w:szCs w:val="22"/>
-        </w:rPr>
-        <w:t>Nếu</w:t>
-      </w:r>
-      <w:proofErr w:type="spellEnd"/>
-      <w:r>
-        <w:rPr>
-          <w:rFonts w:ascii="TCM Pro" w:hAnsi="TCM Pro" w:cs="Arial"/>
-          <w:sz w:val="22"/>
-          <w:szCs w:val="22"/>
-        </w:rPr>
-        <w:t xml:space="preserve"> B</w:t>
+        <w:t>. Nếu B</w:t>
       </w:r>
       <w:r>
         <w:rPr>
@@ -5804,43 +2956,7 @@
           <w:sz w:val="22"/>
           <w:szCs w:val="22"/>
         </w:rPr>
-        <w:t xml:space="preserve">, </w:t>
-      </w:r>
-      <w:proofErr w:type="spellStart"/>
-      <w:r>
-        <w:rPr>
-          <w:rFonts w:ascii="TCM Pro" w:hAnsi="TCM Pro" w:cs="Arial"/>
-          <w:sz w:val="22"/>
-          <w:szCs w:val="22"/>
-        </w:rPr>
-        <w:t>còn</w:t>
-      </w:r>
-      <w:proofErr w:type="spellEnd"/>
-      <w:r>
-        <w:rPr>
-          <w:rFonts w:ascii="TCM Pro" w:hAnsi="TCM Pro" w:cs="Arial"/>
-          <w:sz w:val="22"/>
-          <w:szCs w:val="22"/>
-        </w:rPr>
-        <w:t xml:space="preserve"> </w:t>
-      </w:r>
-      <w:proofErr w:type="spellStart"/>
-      <w:r>
-        <w:rPr>
-          <w:rFonts w:ascii="TCM Pro" w:hAnsi="TCM Pro" w:cs="Arial"/>
-          <w:sz w:val="22"/>
-          <w:szCs w:val="22"/>
-        </w:rPr>
-        <w:t>nếu</w:t>
-      </w:r>
-      <w:proofErr w:type="spellEnd"/>
-      <w:r>
-        <w:rPr>
-          <w:rFonts w:ascii="TCM Pro" w:hAnsi="TCM Pro" w:cs="Arial"/>
-          <w:sz w:val="22"/>
-          <w:szCs w:val="22"/>
-        </w:rPr>
-        <w:t xml:space="preserve"> B</w:t>
+        <w:t>, còn nếu B</w:t>
       </w:r>
       <w:r>
         <w:rPr>
@@ -5947,106 +3063,14 @@
         </w:rPr>
         <w:t xml:space="preserve">  </w:t>
       </w:r>
-      <w:proofErr w:type="spellStart"/>
-      <w:r>
-        <w:rPr>
-          <w:rFonts w:ascii="TCM Pro" w:hAnsi="TCM Pro" w:cs="Arial"/>
-          <w:sz w:val="22"/>
-          <w:szCs w:val="22"/>
-        </w:rPr>
-        <w:t>Điều</w:t>
-      </w:r>
-      <w:proofErr w:type="spellEnd"/>
-      <w:r>
-        <w:rPr>
-          <w:rFonts w:ascii="TCM Pro" w:hAnsi="TCM Pro" w:cs="Arial"/>
-          <w:sz w:val="22"/>
-          <w:szCs w:val="22"/>
-        </w:rPr>
-        <w:t xml:space="preserve"> </w:t>
-      </w:r>
-      <w:proofErr w:type="spellStart"/>
-      <w:r>
-        <w:rPr>
-          <w:rFonts w:ascii="TCM Pro" w:hAnsi="TCM Pro" w:cs="Arial"/>
-          <w:sz w:val="22"/>
-          <w:szCs w:val="22"/>
-        </w:rPr>
-        <w:t>kiện</w:t>
-      </w:r>
-      <w:proofErr w:type="spellEnd"/>
-      <w:r>
-        <w:rPr>
-          <w:rFonts w:ascii="TCM Pro" w:hAnsi="TCM Pro" w:cs="Arial"/>
-          <w:sz w:val="22"/>
-          <w:szCs w:val="22"/>
-        </w:rPr>
-        <w:t xml:space="preserve"> </w:t>
-      </w:r>
-      <w:proofErr w:type="spellStart"/>
-      <w:r>
-        <w:rPr>
-          <w:rFonts w:ascii="TCM Pro" w:hAnsi="TCM Pro" w:cs="Arial"/>
-          <w:sz w:val="22"/>
-          <w:szCs w:val="22"/>
-        </w:rPr>
-        <w:t>xác</w:t>
-      </w:r>
-      <w:proofErr w:type="spellEnd"/>
-      <w:r>
-        <w:rPr>
-          <w:rFonts w:ascii="TCM Pro" w:hAnsi="TCM Pro" w:cs="Arial"/>
-          <w:sz w:val="22"/>
-          <w:szCs w:val="22"/>
-        </w:rPr>
-        <w:t xml:space="preserve"> </w:t>
-      </w:r>
-      <w:proofErr w:type="spellStart"/>
-      <w:r>
-        <w:rPr>
-          <w:rFonts w:ascii="TCM Pro" w:hAnsi="TCM Pro" w:cs="Arial"/>
-          <w:sz w:val="22"/>
-          <w:szCs w:val="22"/>
-        </w:rPr>
-        <w:t>nhận</w:t>
-      </w:r>
-      <w:proofErr w:type="spellEnd"/>
-      <w:r>
-        <w:rPr>
-          <w:rFonts w:ascii="TCM Pro" w:hAnsi="TCM Pro" w:cs="Arial"/>
-          <w:sz w:val="22"/>
-          <w:szCs w:val="22"/>
-        </w:rPr>
-        <w:t xml:space="preserve"> </w:t>
-      </w:r>
-      <w:proofErr w:type="spellStart"/>
-      <w:r>
-        <w:rPr>
-          <w:rFonts w:ascii="TCM Pro" w:hAnsi="TCM Pro" w:cs="Arial"/>
-          <w:sz w:val="22"/>
-          <w:szCs w:val="22"/>
-        </w:rPr>
-        <w:t>thanh</w:t>
-      </w:r>
-      <w:proofErr w:type="spellEnd"/>
-      <w:r>
-        <w:rPr>
-          <w:rFonts w:ascii="TCM Pro" w:hAnsi="TCM Pro" w:cs="Arial"/>
-          <w:sz w:val="22"/>
-          <w:szCs w:val="22"/>
-        </w:rPr>
-        <w:t xml:space="preserve"> </w:t>
-      </w:r>
-      <w:proofErr w:type="spellStart"/>
-      <w:r>
-        <w:rPr>
-          <w:rFonts w:ascii="TCM Pro" w:hAnsi="TCM Pro" w:cs="Arial"/>
-          <w:sz w:val="22"/>
-          <w:szCs w:val="22"/>
-        </w:rPr>
-        <w:t>toán</w:t>
-      </w:r>
-      <w:proofErr w:type="spellEnd"/>
+      <w:r>
+        <w:rPr>
+          <w:rFonts w:ascii="TCM Pro" w:hAnsi="TCM Pro" w:cs="Arial"/>
+          <w:sz w:val="22"/>
+          <w:szCs w:val="22"/>
+        </w:rPr>
+        <w:t>Điều kiện xác nhận thanh toán</w:t>
+      </w:r>
       <w:r>
         <w:rPr>
           <w:rFonts w:ascii="TCM Pro" w:hAnsi="TCM Pro" w:cs="Arial"/>
@@ -6072,635 +3096,13 @@
           <w:lang w:val="vi-VN"/>
         </w:rPr>
       </w:pPr>
-      <w:proofErr w:type="spellStart"/>
-      <w:r>
-        <w:rPr>
-          <w:rFonts w:ascii="TCM Pro" w:hAnsi="TCM Pro" w:cs="Arial"/>
-          <w:sz w:val="22"/>
-          <w:szCs w:val="22"/>
-        </w:rPr>
-        <w:t>Trường</w:t>
-      </w:r>
-      <w:proofErr w:type="spellEnd"/>
-      <w:r>
-        <w:rPr>
-          <w:rFonts w:ascii="TCM Pro" w:hAnsi="TCM Pro" w:cs="Arial"/>
-          <w:sz w:val="22"/>
-          <w:szCs w:val="22"/>
-        </w:rPr>
-        <w:t xml:space="preserve"> </w:t>
-      </w:r>
-      <w:proofErr w:type="spellStart"/>
-      <w:r>
-        <w:rPr>
-          <w:rFonts w:ascii="TCM Pro" w:hAnsi="TCM Pro" w:cs="Arial"/>
-          <w:sz w:val="22"/>
-          <w:szCs w:val="22"/>
-        </w:rPr>
-        <w:t>hợp</w:t>
-      </w:r>
-      <w:proofErr w:type="spellEnd"/>
-      <w:r>
-        <w:rPr>
-          <w:rFonts w:ascii="TCM Pro" w:hAnsi="TCM Pro" w:cs="Arial"/>
-          <w:sz w:val="22"/>
-          <w:szCs w:val="22"/>
-        </w:rPr>
-        <w:t xml:space="preserve"> </w:t>
-      </w:r>
-      <w:proofErr w:type="spellStart"/>
-      <w:r>
-        <w:rPr>
-          <w:rFonts w:ascii="TCM Pro" w:hAnsi="TCM Pro" w:cs="Arial"/>
-          <w:sz w:val="22"/>
-          <w:szCs w:val="22"/>
-        </w:rPr>
-        <w:t>bên</w:t>
-      </w:r>
-      <w:proofErr w:type="spellEnd"/>
-      <w:r>
-        <w:rPr>
-          <w:rFonts w:ascii="TCM Pro" w:hAnsi="TCM Pro" w:cs="Arial"/>
-          <w:sz w:val="22"/>
-          <w:szCs w:val="22"/>
-        </w:rPr>
-        <w:t xml:space="preserve"> B </w:t>
-      </w:r>
-      <w:proofErr w:type="spellStart"/>
-      <w:r>
-        <w:rPr>
-          <w:rFonts w:ascii="TCM Pro" w:hAnsi="TCM Pro" w:cs="Arial"/>
-          <w:sz w:val="22"/>
-          <w:szCs w:val="22"/>
-        </w:rPr>
-        <w:t>thanh</w:t>
-      </w:r>
-      <w:proofErr w:type="spellEnd"/>
-      <w:r>
-        <w:rPr>
-          <w:rFonts w:ascii="TCM Pro" w:hAnsi="TCM Pro" w:cs="Arial"/>
-          <w:sz w:val="22"/>
-          <w:szCs w:val="22"/>
-        </w:rPr>
-        <w:t xml:space="preserve"> </w:t>
-      </w:r>
-      <w:proofErr w:type="spellStart"/>
-      <w:r>
-        <w:rPr>
-          <w:rFonts w:ascii="TCM Pro" w:hAnsi="TCM Pro" w:cs="Arial"/>
-          <w:sz w:val="22"/>
-          <w:szCs w:val="22"/>
-        </w:rPr>
-        <w:t>toán</w:t>
-      </w:r>
-      <w:proofErr w:type="spellEnd"/>
-      <w:r>
-        <w:rPr>
-          <w:rFonts w:ascii="TCM Pro" w:hAnsi="TCM Pro" w:cs="Arial"/>
-          <w:sz w:val="22"/>
-          <w:szCs w:val="22"/>
-        </w:rPr>
-        <w:t xml:space="preserve"> </w:t>
-      </w:r>
-      <w:proofErr w:type="spellStart"/>
-      <w:r>
-        <w:rPr>
-          <w:rFonts w:ascii="TCM Pro" w:hAnsi="TCM Pro" w:cs="Arial"/>
-          <w:sz w:val="22"/>
-          <w:szCs w:val="22"/>
-        </w:rPr>
-        <w:t>cho</w:t>
-      </w:r>
-      <w:proofErr w:type="spellEnd"/>
-      <w:r>
-        <w:rPr>
-          <w:rFonts w:ascii="TCM Pro" w:hAnsi="TCM Pro" w:cs="Arial"/>
-          <w:sz w:val="22"/>
-          <w:szCs w:val="22"/>
-        </w:rPr>
-        <w:t xml:space="preserve"> </w:t>
-      </w:r>
-      <w:proofErr w:type="spellStart"/>
-      <w:r>
-        <w:rPr>
-          <w:rFonts w:ascii="TCM Pro" w:hAnsi="TCM Pro" w:cs="Arial"/>
-          <w:sz w:val="22"/>
-          <w:szCs w:val="22"/>
-        </w:rPr>
-        <w:t>bên</w:t>
-      </w:r>
-      <w:proofErr w:type="spellEnd"/>
-      <w:r>
-        <w:rPr>
-          <w:rFonts w:ascii="TCM Pro" w:hAnsi="TCM Pro" w:cs="Arial"/>
-          <w:sz w:val="22"/>
-          <w:szCs w:val="22"/>
-        </w:rPr>
-        <w:t xml:space="preserve"> A </w:t>
-      </w:r>
-      <w:proofErr w:type="spellStart"/>
-      <w:r>
-        <w:rPr>
-          <w:rFonts w:ascii="TCM Pro" w:hAnsi="TCM Pro" w:cs="Arial"/>
-          <w:sz w:val="22"/>
-          <w:szCs w:val="22"/>
-        </w:rPr>
-        <w:t>bằng</w:t>
-      </w:r>
-      <w:proofErr w:type="spellEnd"/>
-      <w:r>
-        <w:rPr>
-          <w:rFonts w:ascii="TCM Pro" w:hAnsi="TCM Pro" w:cs="Arial"/>
-          <w:sz w:val="22"/>
-          <w:szCs w:val="22"/>
-        </w:rPr>
-        <w:t xml:space="preserve"> </w:t>
-      </w:r>
-      <w:proofErr w:type="spellStart"/>
-      <w:r>
-        <w:rPr>
-          <w:rFonts w:ascii="TCM Pro" w:hAnsi="TCM Pro" w:cs="Arial"/>
-          <w:sz w:val="22"/>
-          <w:szCs w:val="22"/>
-        </w:rPr>
-        <w:t>hình</w:t>
-      </w:r>
-      <w:proofErr w:type="spellEnd"/>
-      <w:r>
-        <w:rPr>
-          <w:rFonts w:ascii="TCM Pro" w:hAnsi="TCM Pro" w:cs="Arial"/>
-          <w:sz w:val="22"/>
-          <w:szCs w:val="22"/>
-        </w:rPr>
-        <w:t xml:space="preserve"> </w:t>
-      </w:r>
-      <w:proofErr w:type="spellStart"/>
-      <w:r>
-        <w:rPr>
-          <w:rFonts w:ascii="TCM Pro" w:hAnsi="TCM Pro" w:cs="Arial"/>
-          <w:sz w:val="22"/>
-          <w:szCs w:val="22"/>
-        </w:rPr>
-        <w:t>thức</w:t>
-      </w:r>
-      <w:proofErr w:type="spellEnd"/>
-      <w:r>
-        <w:rPr>
-          <w:rFonts w:ascii="TCM Pro" w:hAnsi="TCM Pro" w:cs="Arial"/>
-          <w:sz w:val="22"/>
-          <w:szCs w:val="22"/>
-        </w:rPr>
-        <w:t xml:space="preserve"> </w:t>
-      </w:r>
-      <w:proofErr w:type="spellStart"/>
-      <w:r>
-        <w:rPr>
-          <w:rFonts w:ascii="TCM Pro" w:hAnsi="TCM Pro" w:cs="Arial"/>
-          <w:sz w:val="22"/>
-          <w:szCs w:val="22"/>
-        </w:rPr>
-        <w:t>chuyển</w:t>
-      </w:r>
-      <w:proofErr w:type="spellEnd"/>
-      <w:r>
-        <w:rPr>
-          <w:rFonts w:ascii="TCM Pro" w:hAnsi="TCM Pro" w:cs="Arial"/>
-          <w:sz w:val="22"/>
-          <w:szCs w:val="22"/>
-        </w:rPr>
-        <w:t xml:space="preserve"> </w:t>
-      </w:r>
-      <w:proofErr w:type="spellStart"/>
-      <w:r>
-        <w:rPr>
-          <w:rFonts w:ascii="TCM Pro" w:hAnsi="TCM Pro" w:cs="Arial"/>
-          <w:sz w:val="22"/>
-          <w:szCs w:val="22"/>
-        </w:rPr>
-        <w:t>khoản</w:t>
-      </w:r>
-      <w:proofErr w:type="spellEnd"/>
-      <w:r>
-        <w:rPr>
-          <w:rFonts w:ascii="TCM Pro" w:hAnsi="TCM Pro" w:cs="Arial"/>
-          <w:sz w:val="22"/>
-          <w:szCs w:val="22"/>
-        </w:rPr>
-        <w:t xml:space="preserve"> qua </w:t>
-      </w:r>
-      <w:proofErr w:type="spellStart"/>
-      <w:r>
-        <w:rPr>
-          <w:rFonts w:ascii="TCM Pro" w:hAnsi="TCM Pro" w:cs="Arial"/>
-          <w:sz w:val="22"/>
-          <w:szCs w:val="22"/>
-        </w:rPr>
-        <w:t>ngân</w:t>
-      </w:r>
-      <w:proofErr w:type="spellEnd"/>
-      <w:r>
-        <w:rPr>
-          <w:rFonts w:ascii="TCM Pro" w:hAnsi="TCM Pro" w:cs="Arial"/>
-          <w:sz w:val="22"/>
-          <w:szCs w:val="22"/>
-        </w:rPr>
-        <w:t xml:space="preserve"> </w:t>
-      </w:r>
-      <w:proofErr w:type="spellStart"/>
-      <w:r>
-        <w:rPr>
-          <w:rFonts w:ascii="TCM Pro" w:hAnsi="TCM Pro" w:cs="Arial"/>
-          <w:sz w:val="22"/>
-          <w:szCs w:val="22"/>
-        </w:rPr>
-        <w:t>hàng</w:t>
-      </w:r>
-      <w:proofErr w:type="spellEnd"/>
-      <w:r>
-        <w:rPr>
-          <w:rFonts w:ascii="TCM Pro" w:hAnsi="TCM Pro" w:cs="Arial"/>
-          <w:sz w:val="22"/>
-          <w:szCs w:val="22"/>
-        </w:rPr>
-        <w:t xml:space="preserve">, </w:t>
-      </w:r>
-      <w:proofErr w:type="spellStart"/>
-      <w:r>
-        <w:rPr>
-          <w:rFonts w:ascii="TCM Pro" w:hAnsi="TCM Pro" w:cs="Arial"/>
-          <w:sz w:val="22"/>
-          <w:szCs w:val="22"/>
-        </w:rPr>
-        <w:t>yêu</w:t>
-      </w:r>
-      <w:proofErr w:type="spellEnd"/>
-      <w:r>
-        <w:rPr>
-          <w:rFonts w:ascii="TCM Pro" w:hAnsi="TCM Pro" w:cs="Arial"/>
-          <w:sz w:val="22"/>
-          <w:szCs w:val="22"/>
-        </w:rPr>
-        <w:t xml:space="preserve"> </w:t>
-      </w:r>
-      <w:proofErr w:type="spellStart"/>
-      <w:r>
-        <w:rPr>
-          <w:rFonts w:ascii="TCM Pro" w:hAnsi="TCM Pro" w:cs="Arial"/>
-          <w:sz w:val="22"/>
-          <w:szCs w:val="22"/>
-        </w:rPr>
-        <w:t>cầu</w:t>
-      </w:r>
-      <w:proofErr w:type="spellEnd"/>
-      <w:r>
-        <w:rPr>
-          <w:rFonts w:ascii="TCM Pro" w:hAnsi="TCM Pro" w:cs="Arial"/>
-          <w:sz w:val="22"/>
-          <w:szCs w:val="22"/>
-        </w:rPr>
-        <w:t xml:space="preserve"> </w:t>
-      </w:r>
-      <w:proofErr w:type="spellStart"/>
-      <w:r>
-        <w:rPr>
-          <w:rFonts w:ascii="TCM Pro" w:hAnsi="TCM Pro" w:cs="Arial"/>
-          <w:sz w:val="22"/>
-          <w:szCs w:val="22"/>
-        </w:rPr>
-        <w:t>bên</w:t>
-      </w:r>
-      <w:proofErr w:type="spellEnd"/>
-      <w:r>
-        <w:rPr>
-          <w:rFonts w:ascii="TCM Pro" w:hAnsi="TCM Pro" w:cs="Arial"/>
-          <w:sz w:val="22"/>
-          <w:szCs w:val="22"/>
-        </w:rPr>
-        <w:t xml:space="preserve"> B </w:t>
-      </w:r>
-      <w:proofErr w:type="spellStart"/>
-      <w:r>
-        <w:rPr>
-          <w:rFonts w:ascii="TCM Pro" w:hAnsi="TCM Pro" w:cs="Arial"/>
-          <w:sz w:val="22"/>
-          <w:szCs w:val="22"/>
-        </w:rPr>
-        <w:t>thanh</w:t>
-      </w:r>
-      <w:proofErr w:type="spellEnd"/>
-      <w:r>
-        <w:rPr>
-          <w:rFonts w:ascii="TCM Pro" w:hAnsi="TCM Pro" w:cs="Arial"/>
-          <w:sz w:val="22"/>
-          <w:szCs w:val="22"/>
-        </w:rPr>
-        <w:t xml:space="preserve"> </w:t>
-      </w:r>
-      <w:proofErr w:type="spellStart"/>
-      <w:r>
-        <w:rPr>
-          <w:rFonts w:ascii="TCM Pro" w:hAnsi="TCM Pro" w:cs="Arial"/>
-          <w:sz w:val="22"/>
-          <w:szCs w:val="22"/>
-        </w:rPr>
-        <w:t>toán</w:t>
-      </w:r>
-      <w:proofErr w:type="spellEnd"/>
-      <w:r>
-        <w:rPr>
-          <w:rFonts w:ascii="TCM Pro" w:hAnsi="TCM Pro" w:cs="Arial"/>
-          <w:sz w:val="22"/>
-          <w:szCs w:val="22"/>
-        </w:rPr>
-        <w:t xml:space="preserve"> qua </w:t>
-      </w:r>
-      <w:proofErr w:type="spellStart"/>
-      <w:r>
-        <w:rPr>
-          <w:rFonts w:ascii="TCM Pro" w:hAnsi="TCM Pro" w:cs="Arial"/>
-          <w:sz w:val="22"/>
-          <w:szCs w:val="22"/>
-        </w:rPr>
-        <w:t>các</w:t>
-      </w:r>
-      <w:proofErr w:type="spellEnd"/>
-      <w:r>
-        <w:rPr>
-          <w:rFonts w:ascii="TCM Pro" w:hAnsi="TCM Pro" w:cs="Arial"/>
-          <w:sz w:val="22"/>
-          <w:szCs w:val="22"/>
-        </w:rPr>
-        <w:t xml:space="preserve"> </w:t>
-      </w:r>
-      <w:proofErr w:type="spellStart"/>
-      <w:r>
-        <w:rPr>
-          <w:rFonts w:ascii="TCM Pro" w:hAnsi="TCM Pro" w:cs="Arial"/>
-          <w:sz w:val="22"/>
-          <w:szCs w:val="22"/>
-        </w:rPr>
-        <w:t>tài</w:t>
-      </w:r>
-      <w:proofErr w:type="spellEnd"/>
-      <w:r>
-        <w:rPr>
-          <w:rFonts w:ascii="TCM Pro" w:hAnsi="TCM Pro" w:cs="Arial"/>
-          <w:sz w:val="22"/>
-          <w:szCs w:val="22"/>
-        </w:rPr>
-        <w:t xml:space="preserve"> </w:t>
-      </w:r>
-      <w:proofErr w:type="spellStart"/>
-      <w:r>
-        <w:rPr>
-          <w:rFonts w:ascii="TCM Pro" w:hAnsi="TCM Pro" w:cs="Arial"/>
-          <w:sz w:val="22"/>
-          <w:szCs w:val="22"/>
-        </w:rPr>
-        <w:t>khoản</w:t>
-      </w:r>
-      <w:proofErr w:type="spellEnd"/>
-      <w:r>
-        <w:rPr>
-          <w:rFonts w:ascii="TCM Pro" w:hAnsi="TCM Pro" w:cs="Arial"/>
-          <w:sz w:val="22"/>
-          <w:szCs w:val="22"/>
-        </w:rPr>
-        <w:t xml:space="preserve"> </w:t>
-      </w:r>
-      <w:proofErr w:type="spellStart"/>
-      <w:r>
-        <w:rPr>
-          <w:rFonts w:ascii="TCM Pro" w:hAnsi="TCM Pro" w:cs="Arial"/>
-          <w:sz w:val="22"/>
-          <w:szCs w:val="22"/>
-        </w:rPr>
-        <w:t>ngân</w:t>
-      </w:r>
-      <w:proofErr w:type="spellEnd"/>
-      <w:r>
-        <w:rPr>
-          <w:rFonts w:ascii="TCM Pro" w:hAnsi="TCM Pro" w:cs="Arial"/>
-          <w:sz w:val="22"/>
-          <w:szCs w:val="22"/>
-        </w:rPr>
-        <w:t xml:space="preserve"> </w:t>
-      </w:r>
-      <w:proofErr w:type="spellStart"/>
-      <w:r>
-        <w:rPr>
-          <w:rFonts w:ascii="TCM Pro" w:hAnsi="TCM Pro" w:cs="Arial"/>
-          <w:sz w:val="22"/>
-          <w:szCs w:val="22"/>
-        </w:rPr>
-        <w:t>hàng</w:t>
-      </w:r>
-      <w:proofErr w:type="spellEnd"/>
-      <w:r>
-        <w:rPr>
-          <w:rFonts w:ascii="TCM Pro" w:hAnsi="TCM Pro" w:cs="Arial"/>
-          <w:sz w:val="22"/>
-          <w:szCs w:val="22"/>
-        </w:rPr>
-        <w:t xml:space="preserve"> của </w:t>
-      </w:r>
-      <w:proofErr w:type="spellStart"/>
-      <w:r>
-        <w:rPr>
-          <w:rFonts w:ascii="TCM Pro" w:hAnsi="TCM Pro" w:cs="Arial"/>
-          <w:sz w:val="22"/>
-          <w:szCs w:val="22"/>
-        </w:rPr>
-        <w:t>bên</w:t>
-      </w:r>
-      <w:proofErr w:type="spellEnd"/>
-      <w:r>
-        <w:rPr>
-          <w:rFonts w:ascii="TCM Pro" w:hAnsi="TCM Pro" w:cs="Arial"/>
-          <w:sz w:val="22"/>
-          <w:szCs w:val="22"/>
-        </w:rPr>
-        <w:t xml:space="preserve"> A </w:t>
-      </w:r>
-      <w:proofErr w:type="spellStart"/>
-      <w:r>
-        <w:rPr>
-          <w:rFonts w:ascii="TCM Pro" w:hAnsi="TCM Pro" w:cs="Arial"/>
-          <w:sz w:val="22"/>
-          <w:szCs w:val="22"/>
-        </w:rPr>
-        <w:t>được</w:t>
-      </w:r>
-      <w:proofErr w:type="spellEnd"/>
-      <w:r>
-        <w:rPr>
-          <w:rFonts w:ascii="TCM Pro" w:hAnsi="TCM Pro" w:cs="Arial"/>
-          <w:sz w:val="22"/>
-          <w:szCs w:val="22"/>
-        </w:rPr>
-        <w:t xml:space="preserve"> </w:t>
-      </w:r>
-      <w:proofErr w:type="spellStart"/>
-      <w:r>
-        <w:rPr>
-          <w:rFonts w:ascii="TCM Pro" w:hAnsi="TCM Pro" w:cs="Arial"/>
-          <w:sz w:val="22"/>
-          <w:szCs w:val="22"/>
-        </w:rPr>
-        <w:t>thể</w:t>
-      </w:r>
-      <w:proofErr w:type="spellEnd"/>
-      <w:r>
-        <w:rPr>
-          <w:rFonts w:ascii="TCM Pro" w:hAnsi="TCM Pro" w:cs="Arial"/>
-          <w:sz w:val="22"/>
-          <w:szCs w:val="22"/>
-        </w:rPr>
-        <w:t xml:space="preserve"> </w:t>
-      </w:r>
-      <w:proofErr w:type="spellStart"/>
-      <w:r>
-        <w:rPr>
-          <w:rFonts w:ascii="TCM Pro" w:hAnsi="TCM Pro" w:cs="Arial"/>
-          <w:sz w:val="22"/>
-          <w:szCs w:val="22"/>
-        </w:rPr>
-        <w:t>hiện</w:t>
-      </w:r>
-      <w:proofErr w:type="spellEnd"/>
-      <w:r>
-        <w:rPr>
-          <w:rFonts w:ascii="TCM Pro" w:hAnsi="TCM Pro" w:cs="Arial"/>
-          <w:sz w:val="22"/>
-          <w:szCs w:val="22"/>
-        </w:rPr>
-        <w:t xml:space="preserve"> </w:t>
-      </w:r>
-      <w:proofErr w:type="spellStart"/>
-      <w:r>
-        <w:rPr>
-          <w:rFonts w:ascii="TCM Pro" w:hAnsi="TCM Pro" w:cs="Arial"/>
-          <w:sz w:val="22"/>
-          <w:szCs w:val="22"/>
-        </w:rPr>
-        <w:t>trong</w:t>
-      </w:r>
-      <w:proofErr w:type="spellEnd"/>
-      <w:r>
-        <w:rPr>
-          <w:rFonts w:ascii="TCM Pro" w:hAnsi="TCM Pro" w:cs="Arial"/>
-          <w:sz w:val="22"/>
-          <w:szCs w:val="22"/>
-        </w:rPr>
-        <w:t xml:space="preserve"> </w:t>
-      </w:r>
-      <w:proofErr w:type="spellStart"/>
-      <w:r>
-        <w:rPr>
-          <w:rFonts w:ascii="TCM Pro" w:hAnsi="TCM Pro" w:cs="Arial"/>
-          <w:sz w:val="22"/>
-          <w:szCs w:val="22"/>
-        </w:rPr>
-        <w:t>hợp</w:t>
-      </w:r>
-      <w:proofErr w:type="spellEnd"/>
-      <w:r>
-        <w:rPr>
-          <w:rFonts w:ascii="TCM Pro" w:hAnsi="TCM Pro" w:cs="Arial"/>
-          <w:sz w:val="22"/>
-          <w:szCs w:val="22"/>
-        </w:rPr>
-        <w:t xml:space="preserve"> </w:t>
-      </w:r>
-      <w:proofErr w:type="spellStart"/>
-      <w:r>
-        <w:rPr>
-          <w:rFonts w:ascii="TCM Pro" w:hAnsi="TCM Pro" w:cs="Arial"/>
-          <w:sz w:val="22"/>
-          <w:szCs w:val="22"/>
-        </w:rPr>
-        <w:t>đồng</w:t>
-      </w:r>
-      <w:proofErr w:type="spellEnd"/>
-      <w:r>
-        <w:rPr>
-          <w:rFonts w:ascii="TCM Pro" w:hAnsi="TCM Pro" w:cs="Arial"/>
-          <w:sz w:val="22"/>
-          <w:szCs w:val="22"/>
-        </w:rPr>
-        <w:t xml:space="preserve"> </w:t>
-      </w:r>
-      <w:proofErr w:type="spellStart"/>
-      <w:r>
-        <w:rPr>
-          <w:rFonts w:ascii="TCM Pro" w:hAnsi="TCM Pro" w:cs="Arial"/>
-          <w:sz w:val="22"/>
-          <w:szCs w:val="22"/>
-        </w:rPr>
-        <w:t>theo</w:t>
-      </w:r>
-      <w:proofErr w:type="spellEnd"/>
-      <w:r>
-        <w:rPr>
-          <w:rFonts w:ascii="TCM Pro" w:hAnsi="TCM Pro" w:cs="Arial"/>
-          <w:sz w:val="22"/>
-          <w:szCs w:val="22"/>
-        </w:rPr>
-        <w:t xml:space="preserve"> </w:t>
-      </w:r>
-      <w:proofErr w:type="spellStart"/>
-      <w:r>
-        <w:rPr>
-          <w:rFonts w:ascii="TCM Pro" w:hAnsi="TCM Pro" w:cs="Arial"/>
-          <w:sz w:val="22"/>
-          <w:szCs w:val="22"/>
-        </w:rPr>
-        <w:t>hướng</w:t>
-      </w:r>
-      <w:proofErr w:type="spellEnd"/>
-      <w:r>
-        <w:rPr>
-          <w:rFonts w:ascii="TCM Pro" w:hAnsi="TCM Pro" w:cs="Arial"/>
-          <w:sz w:val="22"/>
-          <w:szCs w:val="22"/>
-        </w:rPr>
-        <w:t xml:space="preserve"> </w:t>
-      </w:r>
-      <w:proofErr w:type="spellStart"/>
-      <w:r>
-        <w:rPr>
-          <w:rFonts w:ascii="TCM Pro" w:hAnsi="TCM Pro" w:cs="Arial"/>
-          <w:sz w:val="22"/>
-          <w:szCs w:val="22"/>
-        </w:rPr>
-        <w:t>dẫn</w:t>
-      </w:r>
-      <w:proofErr w:type="spellEnd"/>
-      <w:r>
-        <w:rPr>
-          <w:rFonts w:ascii="TCM Pro" w:hAnsi="TCM Pro" w:cs="Arial"/>
-          <w:sz w:val="22"/>
-          <w:szCs w:val="22"/>
-        </w:rPr>
-        <w:t xml:space="preserve"> của </w:t>
-      </w:r>
-      <w:proofErr w:type="spellStart"/>
-      <w:r>
-        <w:rPr>
-          <w:rFonts w:ascii="TCM Pro" w:hAnsi="TCM Pro" w:cs="Arial"/>
-          <w:sz w:val="22"/>
-          <w:szCs w:val="22"/>
-        </w:rPr>
-        <w:t>bên</w:t>
-      </w:r>
-      <w:proofErr w:type="spellEnd"/>
-      <w:r>
-        <w:rPr>
-          <w:rFonts w:ascii="TCM Pro" w:hAnsi="TCM Pro" w:cs="Arial"/>
-          <w:sz w:val="22"/>
-          <w:szCs w:val="22"/>
-        </w:rPr>
-        <w:t xml:space="preserve"> A</w:t>
+      <w:r>
+        <w:rPr>
+          <w:rFonts w:ascii="TCM Pro" w:hAnsi="TCM Pro" w:cs="Arial"/>
+          <w:sz w:val="22"/>
+          <w:szCs w:val="22"/>
+        </w:rPr>
+        <w:t>Trường hợp bên B thanh toán cho bên A bằng hình thức chuyển khoản qua ngân hàng, yêu cầu bên B thanh toán qua các tài khoản ngân hàng của bên A được thể hiện trong hợp đồng theo hướng dẫn của bên A</w:t>
       </w:r>
       <w:r>
         <w:rPr>
@@ -6727,545 +3129,13 @@
           <w:lang w:val="vi-VN"/>
         </w:rPr>
       </w:pPr>
-      <w:proofErr w:type="spellStart"/>
-      <w:r>
-        <w:rPr>
-          <w:rFonts w:ascii="TCM Pro" w:hAnsi="TCM Pro" w:cs="Arial"/>
-          <w:sz w:val="22"/>
-          <w:szCs w:val="22"/>
-        </w:rPr>
-        <w:t>Trường</w:t>
-      </w:r>
-      <w:proofErr w:type="spellEnd"/>
-      <w:r>
-        <w:rPr>
-          <w:rFonts w:ascii="TCM Pro" w:hAnsi="TCM Pro" w:cs="Arial"/>
-          <w:sz w:val="22"/>
-          <w:szCs w:val="22"/>
-        </w:rPr>
-        <w:t xml:space="preserve"> </w:t>
-      </w:r>
-      <w:proofErr w:type="spellStart"/>
-      <w:r>
-        <w:rPr>
-          <w:rFonts w:ascii="TCM Pro" w:hAnsi="TCM Pro" w:cs="Arial"/>
-          <w:sz w:val="22"/>
-          <w:szCs w:val="22"/>
-        </w:rPr>
-        <w:t>hợp</w:t>
-      </w:r>
-      <w:proofErr w:type="spellEnd"/>
-      <w:r>
-        <w:rPr>
-          <w:rFonts w:ascii="TCM Pro" w:hAnsi="TCM Pro" w:cs="Arial"/>
-          <w:sz w:val="22"/>
-          <w:szCs w:val="22"/>
-        </w:rPr>
-        <w:t xml:space="preserve"> </w:t>
-      </w:r>
-      <w:proofErr w:type="spellStart"/>
-      <w:r>
-        <w:rPr>
-          <w:rFonts w:ascii="TCM Pro" w:hAnsi="TCM Pro" w:cs="Arial"/>
-          <w:sz w:val="22"/>
-          <w:szCs w:val="22"/>
-        </w:rPr>
-        <w:t>bên</w:t>
-      </w:r>
-      <w:proofErr w:type="spellEnd"/>
-      <w:r>
-        <w:rPr>
-          <w:rFonts w:ascii="TCM Pro" w:hAnsi="TCM Pro" w:cs="Arial"/>
-          <w:sz w:val="22"/>
-          <w:szCs w:val="22"/>
-        </w:rPr>
-        <w:t xml:space="preserve"> B </w:t>
-      </w:r>
-      <w:proofErr w:type="spellStart"/>
-      <w:r>
-        <w:rPr>
-          <w:rFonts w:ascii="TCM Pro" w:hAnsi="TCM Pro" w:cs="Arial"/>
-          <w:sz w:val="22"/>
-          <w:szCs w:val="22"/>
-        </w:rPr>
-        <w:t>thanh</w:t>
-      </w:r>
-      <w:proofErr w:type="spellEnd"/>
-      <w:r>
-        <w:rPr>
-          <w:rFonts w:ascii="TCM Pro" w:hAnsi="TCM Pro" w:cs="Arial"/>
-          <w:sz w:val="22"/>
-          <w:szCs w:val="22"/>
-        </w:rPr>
-        <w:t xml:space="preserve"> </w:t>
-      </w:r>
-      <w:proofErr w:type="spellStart"/>
-      <w:r>
-        <w:rPr>
-          <w:rFonts w:ascii="TCM Pro" w:hAnsi="TCM Pro" w:cs="Arial"/>
-          <w:sz w:val="22"/>
-          <w:szCs w:val="22"/>
-        </w:rPr>
-        <w:t>toán</w:t>
-      </w:r>
-      <w:proofErr w:type="spellEnd"/>
-      <w:r>
-        <w:rPr>
-          <w:rFonts w:ascii="TCM Pro" w:hAnsi="TCM Pro" w:cs="Arial"/>
-          <w:sz w:val="22"/>
-          <w:szCs w:val="22"/>
-        </w:rPr>
-        <w:t xml:space="preserve"> </w:t>
-      </w:r>
-      <w:proofErr w:type="spellStart"/>
-      <w:r>
-        <w:rPr>
-          <w:rFonts w:ascii="TCM Pro" w:hAnsi="TCM Pro" w:cs="Arial"/>
-          <w:sz w:val="22"/>
-          <w:szCs w:val="22"/>
-        </w:rPr>
-        <w:t>cho</w:t>
-      </w:r>
-      <w:proofErr w:type="spellEnd"/>
-      <w:r>
-        <w:rPr>
-          <w:rFonts w:ascii="TCM Pro" w:hAnsi="TCM Pro" w:cs="Arial"/>
-          <w:sz w:val="22"/>
-          <w:szCs w:val="22"/>
-        </w:rPr>
-        <w:t xml:space="preserve"> </w:t>
-      </w:r>
-      <w:proofErr w:type="spellStart"/>
-      <w:r>
-        <w:rPr>
-          <w:rFonts w:ascii="TCM Pro" w:hAnsi="TCM Pro" w:cs="Arial"/>
-          <w:sz w:val="22"/>
-          <w:szCs w:val="22"/>
-        </w:rPr>
-        <w:t>bên</w:t>
-      </w:r>
-      <w:proofErr w:type="spellEnd"/>
-      <w:r>
-        <w:rPr>
-          <w:rFonts w:ascii="TCM Pro" w:hAnsi="TCM Pro" w:cs="Arial"/>
-          <w:sz w:val="22"/>
-          <w:szCs w:val="22"/>
-        </w:rPr>
-        <w:t xml:space="preserve"> A </w:t>
-      </w:r>
-      <w:proofErr w:type="spellStart"/>
-      <w:r>
-        <w:rPr>
-          <w:rFonts w:ascii="TCM Pro" w:hAnsi="TCM Pro" w:cs="Arial"/>
-          <w:sz w:val="22"/>
-          <w:szCs w:val="22"/>
-        </w:rPr>
-        <w:t>bằng</w:t>
-      </w:r>
-      <w:proofErr w:type="spellEnd"/>
-      <w:r>
-        <w:rPr>
-          <w:rFonts w:ascii="TCM Pro" w:hAnsi="TCM Pro" w:cs="Arial"/>
-          <w:sz w:val="22"/>
-          <w:szCs w:val="22"/>
-        </w:rPr>
-        <w:t xml:space="preserve"> </w:t>
-      </w:r>
-      <w:proofErr w:type="spellStart"/>
-      <w:r>
-        <w:rPr>
-          <w:rFonts w:ascii="TCM Pro" w:hAnsi="TCM Pro" w:cs="Arial"/>
-          <w:sz w:val="22"/>
-          <w:szCs w:val="22"/>
-        </w:rPr>
-        <w:t>hình</w:t>
-      </w:r>
-      <w:proofErr w:type="spellEnd"/>
-      <w:r>
-        <w:rPr>
-          <w:rFonts w:ascii="TCM Pro" w:hAnsi="TCM Pro" w:cs="Arial"/>
-          <w:sz w:val="22"/>
-          <w:szCs w:val="22"/>
-        </w:rPr>
-        <w:t xml:space="preserve"> </w:t>
-      </w:r>
-      <w:proofErr w:type="spellStart"/>
-      <w:r>
-        <w:rPr>
-          <w:rFonts w:ascii="TCM Pro" w:hAnsi="TCM Pro" w:cs="Arial"/>
-          <w:sz w:val="22"/>
-          <w:szCs w:val="22"/>
-        </w:rPr>
-        <w:t>thức</w:t>
-      </w:r>
-      <w:proofErr w:type="spellEnd"/>
-      <w:r>
-        <w:rPr>
-          <w:rFonts w:ascii="TCM Pro" w:hAnsi="TCM Pro" w:cs="Arial"/>
-          <w:sz w:val="22"/>
-          <w:szCs w:val="22"/>
-        </w:rPr>
-        <w:t xml:space="preserve"> </w:t>
-      </w:r>
-      <w:proofErr w:type="spellStart"/>
-      <w:r>
-        <w:rPr>
-          <w:rFonts w:ascii="TCM Pro" w:hAnsi="TCM Pro" w:cs="Arial"/>
-          <w:sz w:val="22"/>
-          <w:szCs w:val="22"/>
-        </w:rPr>
-        <w:t>tiền</w:t>
-      </w:r>
-      <w:proofErr w:type="spellEnd"/>
-      <w:r>
-        <w:rPr>
-          <w:rFonts w:ascii="TCM Pro" w:hAnsi="TCM Pro" w:cs="Arial"/>
-          <w:sz w:val="22"/>
-          <w:szCs w:val="22"/>
-        </w:rPr>
-        <w:t xml:space="preserve"> </w:t>
-      </w:r>
-      <w:proofErr w:type="spellStart"/>
-      <w:r>
-        <w:rPr>
-          <w:rFonts w:ascii="TCM Pro" w:hAnsi="TCM Pro" w:cs="Arial"/>
-          <w:sz w:val="22"/>
-          <w:szCs w:val="22"/>
-        </w:rPr>
-        <w:t>mặt</w:t>
-      </w:r>
-      <w:proofErr w:type="spellEnd"/>
-      <w:r>
-        <w:rPr>
-          <w:rFonts w:ascii="TCM Pro" w:hAnsi="TCM Pro" w:cs="Arial"/>
-          <w:sz w:val="22"/>
-          <w:szCs w:val="22"/>
-        </w:rPr>
-        <w:t xml:space="preserve">, </w:t>
-      </w:r>
-      <w:proofErr w:type="spellStart"/>
-      <w:r>
-        <w:rPr>
-          <w:rFonts w:ascii="TCM Pro" w:hAnsi="TCM Pro" w:cs="Arial"/>
-          <w:sz w:val="22"/>
-          <w:szCs w:val="22"/>
-        </w:rPr>
-        <w:t>bên</w:t>
-      </w:r>
-      <w:proofErr w:type="spellEnd"/>
-      <w:r>
-        <w:rPr>
-          <w:rFonts w:ascii="TCM Pro" w:hAnsi="TCM Pro" w:cs="Arial"/>
-          <w:sz w:val="22"/>
-          <w:szCs w:val="22"/>
-        </w:rPr>
-        <w:t xml:space="preserve"> B có </w:t>
-      </w:r>
-      <w:proofErr w:type="spellStart"/>
-      <w:r>
-        <w:rPr>
-          <w:rFonts w:ascii="TCM Pro" w:hAnsi="TCM Pro" w:cs="Arial"/>
-          <w:sz w:val="22"/>
-          <w:szCs w:val="22"/>
-        </w:rPr>
-        <w:t>trách</w:t>
-      </w:r>
-      <w:proofErr w:type="spellEnd"/>
-      <w:r>
-        <w:rPr>
-          <w:rFonts w:ascii="TCM Pro" w:hAnsi="TCM Pro" w:cs="Arial"/>
-          <w:sz w:val="22"/>
-          <w:szCs w:val="22"/>
-        </w:rPr>
-        <w:t xml:space="preserve"> </w:t>
-      </w:r>
-      <w:proofErr w:type="spellStart"/>
-      <w:r>
-        <w:rPr>
-          <w:rFonts w:ascii="TCM Pro" w:hAnsi="TCM Pro" w:cs="Arial"/>
-          <w:sz w:val="22"/>
-          <w:szCs w:val="22"/>
-        </w:rPr>
-        <w:t>nhiệm</w:t>
-      </w:r>
-      <w:proofErr w:type="spellEnd"/>
-      <w:r>
-        <w:rPr>
-          <w:rFonts w:ascii="TCM Pro" w:hAnsi="TCM Pro" w:cs="Arial"/>
-          <w:sz w:val="22"/>
-          <w:szCs w:val="22"/>
-        </w:rPr>
-        <w:t xml:space="preserve"> </w:t>
-      </w:r>
-      <w:proofErr w:type="spellStart"/>
-      <w:r>
-        <w:rPr>
-          <w:rFonts w:ascii="TCM Pro" w:hAnsi="TCM Pro" w:cs="Arial"/>
-          <w:sz w:val="22"/>
-          <w:szCs w:val="22"/>
-        </w:rPr>
-        <w:t>kiểm</w:t>
-      </w:r>
-      <w:proofErr w:type="spellEnd"/>
-      <w:r>
-        <w:rPr>
-          <w:rFonts w:ascii="TCM Pro" w:hAnsi="TCM Pro" w:cs="Arial"/>
-          <w:sz w:val="22"/>
-          <w:szCs w:val="22"/>
-        </w:rPr>
-        <w:t xml:space="preserve"> </w:t>
-      </w:r>
-      <w:proofErr w:type="spellStart"/>
-      <w:r>
-        <w:rPr>
-          <w:rFonts w:ascii="TCM Pro" w:hAnsi="TCM Pro" w:cs="Arial"/>
-          <w:sz w:val="22"/>
-          <w:szCs w:val="22"/>
-        </w:rPr>
-        <w:t>tra</w:t>
-      </w:r>
-      <w:proofErr w:type="spellEnd"/>
-      <w:r>
-        <w:rPr>
-          <w:rFonts w:ascii="TCM Pro" w:hAnsi="TCM Pro" w:cs="Arial"/>
-          <w:sz w:val="22"/>
-          <w:szCs w:val="22"/>
-        </w:rPr>
-        <w:t xml:space="preserve"> </w:t>
-      </w:r>
-      <w:proofErr w:type="spellStart"/>
-      <w:r>
-        <w:rPr>
-          <w:rFonts w:ascii="TCM Pro" w:hAnsi="TCM Pro" w:cs="Arial"/>
-          <w:sz w:val="22"/>
-          <w:szCs w:val="22"/>
-        </w:rPr>
-        <w:t>thông</w:t>
-      </w:r>
-      <w:proofErr w:type="spellEnd"/>
-      <w:r>
-        <w:rPr>
-          <w:rFonts w:ascii="TCM Pro" w:hAnsi="TCM Pro" w:cs="Arial"/>
-          <w:sz w:val="22"/>
-          <w:szCs w:val="22"/>
-        </w:rPr>
-        <w:t xml:space="preserve"> tin của </w:t>
-      </w:r>
-      <w:proofErr w:type="spellStart"/>
-      <w:r>
-        <w:rPr>
-          <w:rFonts w:ascii="TCM Pro" w:hAnsi="TCM Pro" w:cs="Arial"/>
-          <w:sz w:val="22"/>
-          <w:szCs w:val="22"/>
-        </w:rPr>
-        <w:t>các</w:t>
-      </w:r>
-      <w:proofErr w:type="spellEnd"/>
-      <w:r>
-        <w:rPr>
-          <w:rFonts w:ascii="TCM Pro" w:hAnsi="TCM Pro" w:cs="Arial"/>
-          <w:sz w:val="22"/>
-          <w:szCs w:val="22"/>
-        </w:rPr>
-        <w:t xml:space="preserve"> </w:t>
-      </w:r>
-      <w:proofErr w:type="spellStart"/>
-      <w:r>
-        <w:rPr>
-          <w:rFonts w:ascii="TCM Pro" w:hAnsi="TCM Pro" w:cs="Arial"/>
-          <w:sz w:val="22"/>
-          <w:szCs w:val="22"/>
-        </w:rPr>
-        <w:t>chứng</w:t>
-      </w:r>
-      <w:proofErr w:type="spellEnd"/>
-      <w:r>
-        <w:rPr>
-          <w:rFonts w:ascii="TCM Pro" w:hAnsi="TCM Pro" w:cs="Arial"/>
-          <w:sz w:val="22"/>
-          <w:szCs w:val="22"/>
-        </w:rPr>
-        <w:t xml:space="preserve"> </w:t>
-      </w:r>
-      <w:proofErr w:type="spellStart"/>
-      <w:r>
-        <w:rPr>
-          <w:rFonts w:ascii="TCM Pro" w:hAnsi="TCM Pro" w:cs="Arial"/>
-          <w:sz w:val="22"/>
-          <w:szCs w:val="22"/>
-        </w:rPr>
-        <w:t>từ</w:t>
-      </w:r>
-      <w:proofErr w:type="spellEnd"/>
-      <w:r>
-        <w:rPr>
-          <w:rFonts w:ascii="TCM Pro" w:hAnsi="TCM Pro" w:cs="Arial"/>
-          <w:sz w:val="22"/>
-          <w:szCs w:val="22"/>
-        </w:rPr>
-        <w:t xml:space="preserve"> </w:t>
-      </w:r>
-      <w:proofErr w:type="spellStart"/>
-      <w:r>
-        <w:rPr>
-          <w:rFonts w:ascii="TCM Pro" w:hAnsi="TCM Pro" w:cs="Arial"/>
-          <w:sz w:val="22"/>
-          <w:szCs w:val="22"/>
-        </w:rPr>
-        <w:t>liên</w:t>
-      </w:r>
-      <w:proofErr w:type="spellEnd"/>
-      <w:r>
-        <w:rPr>
-          <w:rFonts w:ascii="TCM Pro" w:hAnsi="TCM Pro" w:cs="Arial"/>
-          <w:sz w:val="22"/>
-          <w:szCs w:val="22"/>
-        </w:rPr>
-        <w:t xml:space="preserve"> </w:t>
-      </w:r>
-      <w:proofErr w:type="spellStart"/>
-      <w:r>
-        <w:rPr>
-          <w:rFonts w:ascii="TCM Pro" w:hAnsi="TCM Pro" w:cs="Arial"/>
-          <w:sz w:val="22"/>
-          <w:szCs w:val="22"/>
-        </w:rPr>
-        <w:t>quan</w:t>
-      </w:r>
-      <w:proofErr w:type="spellEnd"/>
-      <w:r>
-        <w:rPr>
-          <w:rFonts w:ascii="TCM Pro" w:hAnsi="TCM Pro" w:cs="Arial"/>
-          <w:sz w:val="22"/>
-          <w:szCs w:val="22"/>
-        </w:rPr>
-        <w:t xml:space="preserve">, có </w:t>
-      </w:r>
-      <w:proofErr w:type="spellStart"/>
-      <w:r>
-        <w:rPr>
-          <w:rFonts w:ascii="TCM Pro" w:hAnsi="TCM Pro" w:cs="Arial"/>
-          <w:sz w:val="22"/>
-          <w:szCs w:val="22"/>
-        </w:rPr>
-        <w:t>chữ</w:t>
-      </w:r>
-      <w:proofErr w:type="spellEnd"/>
-      <w:r>
-        <w:rPr>
-          <w:rFonts w:ascii="TCM Pro" w:hAnsi="TCM Pro" w:cs="Arial"/>
-          <w:sz w:val="22"/>
-          <w:szCs w:val="22"/>
-        </w:rPr>
-        <w:t xml:space="preserve"> </w:t>
-      </w:r>
-      <w:proofErr w:type="spellStart"/>
-      <w:r>
-        <w:rPr>
-          <w:rFonts w:ascii="TCM Pro" w:hAnsi="TCM Pro" w:cs="Arial"/>
-          <w:sz w:val="22"/>
-          <w:szCs w:val="22"/>
-        </w:rPr>
-        <w:t>ký</w:t>
-      </w:r>
-      <w:proofErr w:type="spellEnd"/>
-      <w:r>
-        <w:rPr>
-          <w:rFonts w:ascii="TCM Pro" w:hAnsi="TCM Pro" w:cs="Arial"/>
-          <w:sz w:val="22"/>
-          <w:szCs w:val="22"/>
-        </w:rPr>
-        <w:t xml:space="preserve"> </w:t>
-      </w:r>
-      <w:proofErr w:type="spellStart"/>
-      <w:r>
-        <w:rPr>
-          <w:rFonts w:ascii="TCM Pro" w:hAnsi="TCM Pro" w:cs="Arial"/>
-          <w:sz w:val="22"/>
-          <w:szCs w:val="22"/>
-        </w:rPr>
-        <w:t>xác</w:t>
-      </w:r>
-      <w:proofErr w:type="spellEnd"/>
-      <w:r>
-        <w:rPr>
-          <w:rFonts w:ascii="TCM Pro" w:hAnsi="TCM Pro" w:cs="Arial"/>
-          <w:sz w:val="22"/>
-          <w:szCs w:val="22"/>
-        </w:rPr>
-        <w:t xml:space="preserve"> </w:t>
-      </w:r>
-      <w:proofErr w:type="spellStart"/>
-      <w:r>
-        <w:rPr>
-          <w:rFonts w:ascii="TCM Pro" w:hAnsi="TCM Pro" w:cs="Arial"/>
-          <w:sz w:val="22"/>
-          <w:szCs w:val="22"/>
-        </w:rPr>
-        <w:t>nhận</w:t>
-      </w:r>
-      <w:proofErr w:type="spellEnd"/>
-      <w:r>
-        <w:rPr>
-          <w:rFonts w:ascii="TCM Pro" w:hAnsi="TCM Pro" w:cs="Arial"/>
-          <w:sz w:val="22"/>
-          <w:szCs w:val="22"/>
-        </w:rPr>
-        <w:t xml:space="preserve"> và </w:t>
-      </w:r>
-      <w:proofErr w:type="spellStart"/>
-      <w:r>
-        <w:rPr>
-          <w:rFonts w:ascii="TCM Pro" w:hAnsi="TCM Pro" w:cs="Arial"/>
-          <w:sz w:val="22"/>
-          <w:szCs w:val="22"/>
-        </w:rPr>
-        <w:t>đóng</w:t>
-      </w:r>
-      <w:proofErr w:type="spellEnd"/>
-      <w:r>
-        <w:rPr>
-          <w:rFonts w:ascii="TCM Pro" w:hAnsi="TCM Pro" w:cs="Arial"/>
-          <w:sz w:val="22"/>
-          <w:szCs w:val="22"/>
-        </w:rPr>
-        <w:t xml:space="preserve"> </w:t>
-      </w:r>
-      <w:proofErr w:type="spellStart"/>
-      <w:r>
-        <w:rPr>
-          <w:rFonts w:ascii="TCM Pro" w:hAnsi="TCM Pro" w:cs="Arial"/>
-          <w:sz w:val="22"/>
-          <w:szCs w:val="22"/>
-        </w:rPr>
-        <w:t>dấu</w:t>
-      </w:r>
-      <w:proofErr w:type="spellEnd"/>
-      <w:r>
-        <w:rPr>
-          <w:rFonts w:ascii="TCM Pro" w:hAnsi="TCM Pro" w:cs="Arial"/>
-          <w:sz w:val="22"/>
-          <w:szCs w:val="22"/>
-        </w:rPr>
-        <w:t xml:space="preserve"> của </w:t>
-      </w:r>
-      <w:proofErr w:type="spellStart"/>
-      <w:r>
-        <w:rPr>
-          <w:rFonts w:ascii="TCM Pro" w:hAnsi="TCM Pro" w:cs="Arial"/>
-          <w:sz w:val="22"/>
-          <w:szCs w:val="22"/>
-        </w:rPr>
-        <w:t>bên</w:t>
-      </w:r>
-      <w:proofErr w:type="spellEnd"/>
-      <w:r>
-        <w:rPr>
-          <w:rFonts w:ascii="TCM Pro" w:hAnsi="TCM Pro" w:cs="Arial"/>
-          <w:sz w:val="22"/>
-          <w:szCs w:val="22"/>
-        </w:rPr>
-        <w:t xml:space="preserve"> A.</w:t>
+      <w:r>
+        <w:rPr>
+          <w:rFonts w:ascii="TCM Pro" w:hAnsi="TCM Pro" w:cs="Arial"/>
+          <w:sz w:val="22"/>
+          <w:szCs w:val="22"/>
+        </w:rPr>
+        <w:t>Trường hợp bên B thanh toán cho bên A bằng hình thức tiền mặt, bên B có trách nhiệm kiểm tra thông tin của các chứng từ liên quan, có chữ ký xác nhận và đóng dấu của bên A.</w:t>
       </w:r>
     </w:p>
     <w:p>
@@ -7486,7 +3356,6 @@
         </w:rPr>
         <w:t xml:space="preserve">ể từ thời điểm sau khi Bên B đã ký giấy Biên bản bàn giao xe Bên A sẽ hoàn toàn không chịu trách nhiệm với những khiếu nại về xe mà không </w:t>
       </w:r>
-      <w:proofErr w:type="spellStart"/>
       <w:r>
         <w:rPr>
           <w:rFonts w:ascii="TCM Pro" w:hAnsi="TCM Pro" w:cs="Arial"/>
@@ -7495,7 +3364,6 @@
         </w:rPr>
         <w:t>nằm</w:t>
       </w:r>
-      <w:proofErr w:type="spellEnd"/>
       <w:r>
         <w:rPr>
           <w:rFonts w:ascii="TCM Pro" w:hAnsi="TCM Pro" w:cs="Arial"/>
@@ -7646,34 +3514,14 @@
         </w:rPr>
         <w:t xml:space="preserve">Địa điểm bảo hành: </w:t>
       </w:r>
-      <w:proofErr w:type="spellStart"/>
-      <w:r>
-        <w:rPr>
-          <w:rFonts w:ascii="TCM Pro" w:hAnsi="TCM Pro" w:cs="Arial"/>
-          <w:sz w:val="22"/>
-          <w:szCs w:val="22"/>
-        </w:rPr>
-        <w:t>Khóm</w:t>
-      </w:r>
-      <w:proofErr w:type="spellEnd"/>
-      <w:r>
-        <w:rPr>
-          <w:rFonts w:ascii="TCM Pro" w:hAnsi="TCM Pro" w:cs="Arial"/>
-          <w:sz w:val="22"/>
-          <w:szCs w:val="22"/>
-        </w:rPr>
-        <w:t xml:space="preserve"> Trung </w:t>
-      </w:r>
-      <w:proofErr w:type="spellStart"/>
-      <w:r>
-        <w:rPr>
-          <w:rFonts w:ascii="TCM Pro" w:hAnsi="TCM Pro" w:cs="Arial"/>
-          <w:sz w:val="22"/>
-          <w:szCs w:val="22"/>
-        </w:rPr>
-        <w:t>Thạnh</w:t>
-      </w:r>
-      <w:proofErr w:type="spellEnd"/>
+      <w:r>
+        <w:rPr>
+          <w:rFonts w:ascii="TCM Pro" w:hAnsi="TCM Pro" w:cs="Arial"/>
+          <w:sz w:val="22"/>
+          <w:szCs w:val="22"/>
+        </w:rPr>
+        <w:t>Khóm Trung Thạnh</w:t>
+      </w:r>
       <w:r>
         <w:rPr>
           <w:rFonts w:ascii="TCM Pro" w:hAnsi="TCM Pro" w:cs="Arial"/>
@@ -7683,7 +3531,6 @@
         </w:rPr>
         <w:t xml:space="preserve">, phường Mỹ </w:t>
       </w:r>
-      <w:proofErr w:type="spellStart"/>
       <w:r>
         <w:rPr>
           <w:rFonts w:ascii="TCM Pro" w:hAnsi="TCM Pro" w:cs="Arial"/>
@@ -7692,7 +3539,6 @@
         </w:rPr>
         <w:t>Thới</w:t>
       </w:r>
-      <w:proofErr w:type="spellEnd"/>
       <w:r>
         <w:rPr>
           <w:rFonts w:ascii="TCM Pro" w:hAnsi="TCM Pro" w:cs="Arial"/>
@@ -7725,133 +3571,7 @@
           <w:sz w:val="22"/>
           <w:szCs w:val="22"/>
         </w:rPr>
-        <w:t xml:space="preserve"> </w:t>
-      </w:r>
-      <w:proofErr w:type="spellStart"/>
-      <w:r>
-        <w:rPr>
-          <w:rFonts w:ascii="TCM Pro" w:hAnsi="TCM Pro" w:cs="Arial"/>
-          <w:sz w:val="22"/>
-          <w:szCs w:val="22"/>
-        </w:rPr>
-        <w:t>hoặc</w:t>
-      </w:r>
-      <w:proofErr w:type="spellEnd"/>
-      <w:r>
-        <w:rPr>
-          <w:rFonts w:ascii="TCM Pro" w:hAnsi="TCM Pro" w:cs="Arial"/>
-          <w:sz w:val="22"/>
-          <w:szCs w:val="22"/>
-        </w:rPr>
-        <w:t xml:space="preserve"> </w:t>
-      </w:r>
-      <w:proofErr w:type="spellStart"/>
-      <w:r>
-        <w:rPr>
-          <w:rFonts w:ascii="TCM Pro" w:hAnsi="TCM Pro" w:cs="Arial"/>
-          <w:sz w:val="22"/>
-          <w:szCs w:val="22"/>
-        </w:rPr>
-        <w:t>các</w:t>
-      </w:r>
-      <w:proofErr w:type="spellEnd"/>
-      <w:r>
-        <w:rPr>
-          <w:rFonts w:ascii="TCM Pro" w:hAnsi="TCM Pro" w:cs="Arial"/>
-          <w:sz w:val="22"/>
-          <w:szCs w:val="22"/>
-        </w:rPr>
-        <w:t xml:space="preserve"> </w:t>
-      </w:r>
-      <w:proofErr w:type="spellStart"/>
-      <w:r>
-        <w:rPr>
-          <w:rFonts w:ascii="TCM Pro" w:hAnsi="TCM Pro" w:cs="Arial"/>
-          <w:sz w:val="22"/>
-          <w:szCs w:val="22"/>
-        </w:rPr>
-        <w:t>đại</w:t>
-      </w:r>
-      <w:proofErr w:type="spellEnd"/>
-      <w:r>
-        <w:rPr>
-          <w:rFonts w:ascii="TCM Pro" w:hAnsi="TCM Pro" w:cs="Arial"/>
-          <w:sz w:val="22"/>
-          <w:szCs w:val="22"/>
-        </w:rPr>
-        <w:t xml:space="preserve"> </w:t>
-      </w:r>
-      <w:proofErr w:type="spellStart"/>
-      <w:r>
-        <w:rPr>
-          <w:rFonts w:ascii="TCM Pro" w:hAnsi="TCM Pro" w:cs="Arial"/>
-          <w:sz w:val="22"/>
-          <w:szCs w:val="22"/>
-        </w:rPr>
-        <w:t>lý</w:t>
-      </w:r>
-      <w:proofErr w:type="spellEnd"/>
-      <w:r>
-        <w:rPr>
-          <w:rFonts w:ascii="TCM Pro" w:hAnsi="TCM Pro" w:cs="Arial"/>
-          <w:sz w:val="22"/>
-          <w:szCs w:val="22"/>
-        </w:rPr>
-        <w:t xml:space="preserve"> Hyundai </w:t>
-      </w:r>
-      <w:proofErr w:type="spellStart"/>
-      <w:r>
-        <w:rPr>
-          <w:rFonts w:ascii="TCM Pro" w:hAnsi="TCM Pro" w:cs="Arial"/>
-          <w:sz w:val="22"/>
-          <w:szCs w:val="22"/>
-        </w:rPr>
-        <w:t>trên</w:t>
-      </w:r>
-      <w:proofErr w:type="spellEnd"/>
-      <w:r>
-        <w:rPr>
-          <w:rFonts w:ascii="TCM Pro" w:hAnsi="TCM Pro" w:cs="Arial"/>
-          <w:sz w:val="22"/>
-          <w:szCs w:val="22"/>
-        </w:rPr>
-        <w:t xml:space="preserve"> </w:t>
-      </w:r>
-      <w:proofErr w:type="spellStart"/>
-      <w:r>
-        <w:rPr>
-          <w:rFonts w:ascii="TCM Pro" w:hAnsi="TCM Pro" w:cs="Arial"/>
-          <w:sz w:val="22"/>
-          <w:szCs w:val="22"/>
-        </w:rPr>
-        <w:t>toàn</w:t>
-      </w:r>
-      <w:proofErr w:type="spellEnd"/>
-      <w:r>
-        <w:rPr>
-          <w:rFonts w:ascii="TCM Pro" w:hAnsi="TCM Pro" w:cs="Arial"/>
-          <w:sz w:val="22"/>
-          <w:szCs w:val="22"/>
-        </w:rPr>
-        <w:t xml:space="preserve"> </w:t>
-      </w:r>
-      <w:proofErr w:type="spellStart"/>
-      <w:r>
-        <w:rPr>
-          <w:rFonts w:ascii="TCM Pro" w:hAnsi="TCM Pro" w:cs="Arial"/>
-          <w:sz w:val="22"/>
-          <w:szCs w:val="22"/>
-        </w:rPr>
-        <w:t>quốc</w:t>
-      </w:r>
-      <w:proofErr w:type="spellEnd"/>
-      <w:r>
-        <w:rPr>
-          <w:rFonts w:ascii="TCM Pro" w:hAnsi="TCM Pro" w:cs="Arial"/>
-          <w:sz w:val="22"/>
-          <w:szCs w:val="22"/>
-        </w:rPr>
-        <w:t>.</w:t>
+        <w:t xml:space="preserve"> hoặc các đại lý Hyundai trên toàn quốc.</w:t>
       </w:r>
     </w:p>
     <w:p>
@@ -7869,455 +3589,13 @@
           <w:lang w:val="vi-VN"/>
         </w:rPr>
       </w:pPr>
-      <w:proofErr w:type="spellStart"/>
-      <w:r>
-        <w:rPr>
-          <w:rFonts w:ascii="TCM Pro" w:hAnsi="TCM Pro" w:cs="Arial"/>
-          <w:sz w:val="22"/>
-          <w:szCs w:val="22"/>
-        </w:rPr>
-        <w:t>Bên</w:t>
-      </w:r>
-      <w:proofErr w:type="spellEnd"/>
-      <w:r>
-        <w:rPr>
-          <w:rFonts w:ascii="TCM Pro" w:hAnsi="TCM Pro" w:cs="Arial"/>
-          <w:sz w:val="22"/>
-          <w:szCs w:val="22"/>
-        </w:rPr>
-        <w:t xml:space="preserve"> B có </w:t>
-      </w:r>
-      <w:proofErr w:type="spellStart"/>
-      <w:r>
-        <w:rPr>
-          <w:rFonts w:ascii="TCM Pro" w:hAnsi="TCM Pro" w:cs="Arial"/>
-          <w:sz w:val="22"/>
-          <w:szCs w:val="22"/>
-        </w:rPr>
-        <w:t>trách</w:t>
-      </w:r>
-      <w:proofErr w:type="spellEnd"/>
-      <w:r>
-        <w:rPr>
-          <w:rFonts w:ascii="TCM Pro" w:hAnsi="TCM Pro" w:cs="Arial"/>
-          <w:sz w:val="22"/>
-          <w:szCs w:val="22"/>
-        </w:rPr>
-        <w:t xml:space="preserve"> </w:t>
-      </w:r>
-      <w:proofErr w:type="spellStart"/>
-      <w:r>
-        <w:rPr>
-          <w:rFonts w:ascii="TCM Pro" w:hAnsi="TCM Pro" w:cs="Arial"/>
-          <w:sz w:val="22"/>
-          <w:szCs w:val="22"/>
-        </w:rPr>
-        <w:t>nhiệm</w:t>
-      </w:r>
-      <w:proofErr w:type="spellEnd"/>
-      <w:r>
-        <w:rPr>
-          <w:rFonts w:ascii="TCM Pro" w:hAnsi="TCM Pro" w:cs="Arial"/>
-          <w:sz w:val="22"/>
-          <w:szCs w:val="22"/>
-        </w:rPr>
-        <w:t xml:space="preserve"> </w:t>
-      </w:r>
-      <w:proofErr w:type="spellStart"/>
-      <w:r>
-        <w:rPr>
-          <w:rFonts w:ascii="TCM Pro" w:hAnsi="TCM Pro" w:cs="Arial"/>
-          <w:sz w:val="22"/>
-          <w:szCs w:val="22"/>
-        </w:rPr>
-        <w:t>sử</w:t>
-      </w:r>
-      <w:proofErr w:type="spellEnd"/>
-      <w:r>
-        <w:rPr>
-          <w:rFonts w:ascii="TCM Pro" w:hAnsi="TCM Pro" w:cs="Arial"/>
-          <w:sz w:val="22"/>
-          <w:szCs w:val="22"/>
-        </w:rPr>
-        <w:t xml:space="preserve"> </w:t>
-      </w:r>
-      <w:proofErr w:type="spellStart"/>
-      <w:r>
-        <w:rPr>
-          <w:rFonts w:ascii="TCM Pro" w:hAnsi="TCM Pro" w:cs="Arial"/>
-          <w:sz w:val="22"/>
-          <w:szCs w:val="22"/>
-        </w:rPr>
-        <w:t>dụng</w:t>
-      </w:r>
-      <w:proofErr w:type="spellEnd"/>
-      <w:r>
-        <w:rPr>
-          <w:rFonts w:ascii="TCM Pro" w:hAnsi="TCM Pro" w:cs="Arial"/>
-          <w:sz w:val="22"/>
-          <w:szCs w:val="22"/>
-        </w:rPr>
-        <w:t xml:space="preserve"> </w:t>
-      </w:r>
-      <w:proofErr w:type="spellStart"/>
-      <w:r>
-        <w:rPr>
-          <w:rFonts w:ascii="TCM Pro" w:hAnsi="TCM Pro" w:cs="Arial"/>
-          <w:sz w:val="22"/>
-          <w:szCs w:val="22"/>
-        </w:rPr>
-        <w:t>xe</w:t>
-      </w:r>
-      <w:proofErr w:type="spellEnd"/>
-      <w:r>
-        <w:rPr>
-          <w:rFonts w:ascii="TCM Pro" w:hAnsi="TCM Pro" w:cs="Arial"/>
-          <w:sz w:val="22"/>
-          <w:szCs w:val="22"/>
-        </w:rPr>
-        <w:t xml:space="preserve"> </w:t>
-      </w:r>
-      <w:proofErr w:type="spellStart"/>
-      <w:r>
-        <w:rPr>
-          <w:rFonts w:ascii="TCM Pro" w:hAnsi="TCM Pro" w:cs="Arial"/>
-          <w:sz w:val="22"/>
-          <w:szCs w:val="22"/>
-        </w:rPr>
-        <w:t>theo</w:t>
-      </w:r>
-      <w:proofErr w:type="spellEnd"/>
-      <w:r>
-        <w:rPr>
-          <w:rFonts w:ascii="TCM Pro" w:hAnsi="TCM Pro" w:cs="Arial"/>
-          <w:sz w:val="22"/>
-          <w:szCs w:val="22"/>
-        </w:rPr>
-        <w:t xml:space="preserve"> </w:t>
-      </w:r>
-      <w:proofErr w:type="spellStart"/>
-      <w:r>
-        <w:rPr>
-          <w:rFonts w:ascii="TCM Pro" w:hAnsi="TCM Pro" w:cs="Arial"/>
-          <w:sz w:val="22"/>
-          <w:szCs w:val="22"/>
-        </w:rPr>
-        <w:t>đúng</w:t>
-      </w:r>
-      <w:proofErr w:type="spellEnd"/>
-      <w:r>
-        <w:rPr>
-          <w:rFonts w:ascii="TCM Pro" w:hAnsi="TCM Pro" w:cs="Arial"/>
-          <w:sz w:val="22"/>
-          <w:szCs w:val="22"/>
-        </w:rPr>
-        <w:t xml:space="preserve"> </w:t>
-      </w:r>
-      <w:proofErr w:type="spellStart"/>
-      <w:r>
-        <w:rPr>
-          <w:rFonts w:ascii="TCM Pro" w:hAnsi="TCM Pro" w:cs="Arial"/>
-          <w:sz w:val="22"/>
-          <w:szCs w:val="22"/>
-        </w:rPr>
-        <w:t>hướng</w:t>
-      </w:r>
-      <w:proofErr w:type="spellEnd"/>
-      <w:r>
-        <w:rPr>
-          <w:rFonts w:ascii="TCM Pro" w:hAnsi="TCM Pro" w:cs="Arial"/>
-          <w:sz w:val="22"/>
-          <w:szCs w:val="22"/>
-        </w:rPr>
-        <w:t xml:space="preserve"> </w:t>
-      </w:r>
-      <w:proofErr w:type="spellStart"/>
-      <w:r>
-        <w:rPr>
-          <w:rFonts w:ascii="TCM Pro" w:hAnsi="TCM Pro" w:cs="Arial"/>
-          <w:sz w:val="22"/>
-          <w:szCs w:val="22"/>
-        </w:rPr>
-        <w:t>dẫn</w:t>
-      </w:r>
-      <w:proofErr w:type="spellEnd"/>
-      <w:r>
-        <w:rPr>
-          <w:rFonts w:ascii="TCM Pro" w:hAnsi="TCM Pro" w:cs="Arial"/>
-          <w:sz w:val="22"/>
-          <w:szCs w:val="22"/>
-        </w:rPr>
-        <w:t xml:space="preserve"> </w:t>
-      </w:r>
-      <w:proofErr w:type="spellStart"/>
-      <w:r>
-        <w:rPr>
-          <w:rFonts w:ascii="TCM Pro" w:hAnsi="TCM Pro" w:cs="Arial"/>
-          <w:sz w:val="22"/>
-          <w:szCs w:val="22"/>
-        </w:rPr>
-        <w:t>sử</w:t>
-      </w:r>
-      <w:proofErr w:type="spellEnd"/>
-      <w:r>
-        <w:rPr>
-          <w:rFonts w:ascii="TCM Pro" w:hAnsi="TCM Pro" w:cs="Arial"/>
-          <w:sz w:val="22"/>
-          <w:szCs w:val="22"/>
-        </w:rPr>
-        <w:t xml:space="preserve"> </w:t>
-      </w:r>
-      <w:proofErr w:type="spellStart"/>
-      <w:r>
-        <w:rPr>
-          <w:rFonts w:ascii="TCM Pro" w:hAnsi="TCM Pro" w:cs="Arial"/>
-          <w:sz w:val="22"/>
-          <w:szCs w:val="22"/>
-        </w:rPr>
-        <w:t>dụng</w:t>
-      </w:r>
-      <w:proofErr w:type="spellEnd"/>
-      <w:r>
-        <w:rPr>
-          <w:rFonts w:ascii="TCM Pro" w:hAnsi="TCM Pro" w:cs="Arial"/>
-          <w:sz w:val="22"/>
-          <w:szCs w:val="22"/>
-        </w:rPr>
-        <w:t xml:space="preserve"> của </w:t>
-      </w:r>
-      <w:proofErr w:type="spellStart"/>
-      <w:r>
-        <w:rPr>
-          <w:rFonts w:ascii="TCM Pro" w:hAnsi="TCM Pro" w:cs="Arial"/>
-          <w:sz w:val="22"/>
-          <w:szCs w:val="22"/>
-        </w:rPr>
-        <w:t>Bên</w:t>
-      </w:r>
-      <w:proofErr w:type="spellEnd"/>
-      <w:r>
-        <w:rPr>
-          <w:rFonts w:ascii="TCM Pro" w:hAnsi="TCM Pro" w:cs="Arial"/>
-          <w:sz w:val="22"/>
-          <w:szCs w:val="22"/>
-        </w:rPr>
-        <w:t xml:space="preserve"> A. Thông tin chi </w:t>
-      </w:r>
-      <w:proofErr w:type="spellStart"/>
-      <w:r>
-        <w:rPr>
-          <w:rFonts w:ascii="TCM Pro" w:hAnsi="TCM Pro" w:cs="Arial"/>
-          <w:sz w:val="22"/>
-          <w:szCs w:val="22"/>
-        </w:rPr>
-        <w:t>tiết</w:t>
-      </w:r>
-      <w:proofErr w:type="spellEnd"/>
-      <w:r>
-        <w:rPr>
-          <w:rFonts w:ascii="TCM Pro" w:hAnsi="TCM Pro" w:cs="Arial"/>
-          <w:sz w:val="22"/>
-          <w:szCs w:val="22"/>
-        </w:rPr>
-        <w:t xml:space="preserve"> </w:t>
-      </w:r>
-      <w:proofErr w:type="spellStart"/>
-      <w:r>
-        <w:rPr>
-          <w:rFonts w:ascii="TCM Pro" w:hAnsi="TCM Pro" w:cs="Arial"/>
-          <w:sz w:val="22"/>
-          <w:szCs w:val="22"/>
-        </w:rPr>
-        <w:t>về</w:t>
-      </w:r>
-      <w:proofErr w:type="spellEnd"/>
-      <w:r>
-        <w:rPr>
-          <w:rFonts w:ascii="TCM Pro" w:hAnsi="TCM Pro" w:cs="Arial"/>
-          <w:sz w:val="22"/>
-          <w:szCs w:val="22"/>
-        </w:rPr>
-        <w:t xml:space="preserve"> </w:t>
-      </w:r>
-      <w:proofErr w:type="spellStart"/>
-      <w:r>
-        <w:rPr>
-          <w:rFonts w:ascii="TCM Pro" w:hAnsi="TCM Pro" w:cs="Arial"/>
-          <w:sz w:val="22"/>
-          <w:szCs w:val="22"/>
-        </w:rPr>
-        <w:t>hướng</w:t>
-      </w:r>
-      <w:proofErr w:type="spellEnd"/>
-      <w:r>
-        <w:rPr>
-          <w:rFonts w:ascii="TCM Pro" w:hAnsi="TCM Pro" w:cs="Arial"/>
-          <w:sz w:val="22"/>
-          <w:szCs w:val="22"/>
-        </w:rPr>
-        <w:t xml:space="preserve"> </w:t>
-      </w:r>
-      <w:proofErr w:type="spellStart"/>
-      <w:r>
-        <w:rPr>
-          <w:rFonts w:ascii="TCM Pro" w:hAnsi="TCM Pro" w:cs="Arial"/>
-          <w:sz w:val="22"/>
-          <w:szCs w:val="22"/>
-        </w:rPr>
-        <w:t>dẫn</w:t>
-      </w:r>
-      <w:proofErr w:type="spellEnd"/>
-      <w:r>
-        <w:rPr>
-          <w:rFonts w:ascii="TCM Pro" w:hAnsi="TCM Pro" w:cs="Arial"/>
-          <w:sz w:val="22"/>
-          <w:szCs w:val="22"/>
-        </w:rPr>
-        <w:t xml:space="preserve"> </w:t>
-      </w:r>
-      <w:proofErr w:type="spellStart"/>
-      <w:r>
-        <w:rPr>
-          <w:rFonts w:ascii="TCM Pro" w:hAnsi="TCM Pro" w:cs="Arial"/>
-          <w:sz w:val="22"/>
-          <w:szCs w:val="22"/>
-        </w:rPr>
-        <w:t>sử</w:t>
-      </w:r>
-      <w:proofErr w:type="spellEnd"/>
-      <w:r>
-        <w:rPr>
-          <w:rFonts w:ascii="TCM Pro" w:hAnsi="TCM Pro" w:cs="Arial"/>
-          <w:sz w:val="22"/>
-          <w:szCs w:val="22"/>
-        </w:rPr>
-        <w:t xml:space="preserve"> </w:t>
-      </w:r>
-      <w:proofErr w:type="spellStart"/>
-      <w:r>
-        <w:rPr>
-          <w:rFonts w:ascii="TCM Pro" w:hAnsi="TCM Pro" w:cs="Arial"/>
-          <w:sz w:val="22"/>
-          <w:szCs w:val="22"/>
-        </w:rPr>
-        <w:t>dụng</w:t>
-      </w:r>
-      <w:proofErr w:type="spellEnd"/>
-      <w:r>
-        <w:rPr>
-          <w:rFonts w:ascii="TCM Pro" w:hAnsi="TCM Pro" w:cs="Arial"/>
-          <w:sz w:val="22"/>
-          <w:szCs w:val="22"/>
-        </w:rPr>
-        <w:t xml:space="preserve"> </w:t>
-      </w:r>
-      <w:proofErr w:type="spellStart"/>
-      <w:r>
-        <w:rPr>
-          <w:rFonts w:ascii="TCM Pro" w:hAnsi="TCM Pro" w:cs="Arial"/>
-          <w:sz w:val="22"/>
-          <w:szCs w:val="22"/>
-        </w:rPr>
-        <w:t>sản</w:t>
-      </w:r>
-      <w:proofErr w:type="spellEnd"/>
-      <w:r>
-        <w:rPr>
-          <w:rFonts w:ascii="TCM Pro" w:hAnsi="TCM Pro" w:cs="Arial"/>
-          <w:sz w:val="22"/>
-          <w:szCs w:val="22"/>
-        </w:rPr>
-        <w:t xml:space="preserve"> </w:t>
-      </w:r>
-      <w:proofErr w:type="spellStart"/>
-      <w:r>
-        <w:rPr>
-          <w:rFonts w:ascii="TCM Pro" w:hAnsi="TCM Pro" w:cs="Arial"/>
-          <w:sz w:val="22"/>
-          <w:szCs w:val="22"/>
-        </w:rPr>
-        <w:t>phẩm</w:t>
-      </w:r>
-      <w:proofErr w:type="spellEnd"/>
-      <w:r>
-        <w:rPr>
-          <w:rFonts w:ascii="TCM Pro" w:hAnsi="TCM Pro" w:cs="Arial"/>
-          <w:sz w:val="22"/>
-          <w:szCs w:val="22"/>
-        </w:rPr>
-        <w:t xml:space="preserve"> </w:t>
-      </w:r>
-      <w:proofErr w:type="spellStart"/>
-      <w:r>
-        <w:rPr>
-          <w:rFonts w:ascii="TCM Pro" w:hAnsi="TCM Pro" w:cs="Arial"/>
-          <w:sz w:val="22"/>
-          <w:szCs w:val="22"/>
-        </w:rPr>
-        <w:t>được</w:t>
-      </w:r>
-      <w:proofErr w:type="spellEnd"/>
-      <w:r>
-        <w:rPr>
-          <w:rFonts w:ascii="TCM Pro" w:hAnsi="TCM Pro" w:cs="Arial"/>
-          <w:sz w:val="22"/>
-          <w:szCs w:val="22"/>
-        </w:rPr>
-        <w:t xml:space="preserve"> </w:t>
-      </w:r>
-      <w:proofErr w:type="spellStart"/>
-      <w:r>
-        <w:rPr>
-          <w:rFonts w:ascii="TCM Pro" w:hAnsi="TCM Pro" w:cs="Arial"/>
-          <w:sz w:val="22"/>
-          <w:szCs w:val="22"/>
-        </w:rPr>
-        <w:t>công</w:t>
-      </w:r>
-      <w:proofErr w:type="spellEnd"/>
-      <w:r>
-        <w:rPr>
-          <w:rFonts w:ascii="TCM Pro" w:hAnsi="TCM Pro" w:cs="Arial"/>
-          <w:sz w:val="22"/>
-          <w:szCs w:val="22"/>
-        </w:rPr>
-        <w:t xml:space="preserve"> </w:t>
-      </w:r>
-      <w:proofErr w:type="spellStart"/>
-      <w:r>
-        <w:rPr>
-          <w:rFonts w:ascii="TCM Pro" w:hAnsi="TCM Pro" w:cs="Arial"/>
-          <w:sz w:val="22"/>
-          <w:szCs w:val="22"/>
-        </w:rPr>
-        <w:t>bố</w:t>
-      </w:r>
-      <w:proofErr w:type="spellEnd"/>
-      <w:r>
-        <w:rPr>
-          <w:rFonts w:ascii="TCM Pro" w:hAnsi="TCM Pro" w:cs="Arial"/>
-          <w:sz w:val="22"/>
-          <w:szCs w:val="22"/>
-        </w:rPr>
-        <w:t xml:space="preserve"> </w:t>
-      </w:r>
-      <w:proofErr w:type="spellStart"/>
-      <w:r>
-        <w:rPr>
-          <w:rFonts w:ascii="TCM Pro" w:hAnsi="TCM Pro" w:cs="Arial"/>
-          <w:sz w:val="22"/>
-          <w:szCs w:val="22"/>
-        </w:rPr>
-        <w:t>tại</w:t>
-      </w:r>
-      <w:proofErr w:type="spellEnd"/>
-      <w:r>
-        <w:rPr>
-          <w:rFonts w:ascii="TCM Pro" w:hAnsi="TCM Pro" w:cs="Arial"/>
-          <w:sz w:val="22"/>
-          <w:szCs w:val="22"/>
-        </w:rPr>
-        <w:t xml:space="preserve"> website </w:t>
+      <w:r>
+        <w:rPr>
+          <w:rFonts w:ascii="TCM Pro" w:hAnsi="TCM Pro" w:cs="Arial"/>
+          <w:sz w:val="22"/>
+          <w:szCs w:val="22"/>
+        </w:rPr>
+        <w:t xml:space="preserve">Bên B có trách nhiệm sử dụng xe theo đúng hướng dẫn sử dụng của Bên A. Thông tin chi tiết về hướng dẫn sử dụng sản phẩm được công bố tại website </w:t>
       </w:r>
       <w:hyperlink r:id="rId8" w:history="1">
         <w:r>
@@ -8336,61 +3614,7 @@
           <w:sz w:val="22"/>
           <w:szCs w:val="22"/>
         </w:rPr>
-        <w:t xml:space="preserve"> </w:t>
-      </w:r>
-      <w:proofErr w:type="spellStart"/>
-      <w:r>
-        <w:rPr>
-          <w:rFonts w:ascii="TCM Pro" w:hAnsi="TCM Pro" w:cs="Arial"/>
-          <w:sz w:val="22"/>
-          <w:szCs w:val="22"/>
-        </w:rPr>
-        <w:t>hoặc</w:t>
-      </w:r>
-      <w:proofErr w:type="spellEnd"/>
-      <w:r>
-        <w:rPr>
-          <w:rFonts w:ascii="TCM Pro" w:hAnsi="TCM Pro" w:cs="Arial"/>
-          <w:sz w:val="22"/>
-          <w:szCs w:val="22"/>
-        </w:rPr>
-        <w:t xml:space="preserve"> </w:t>
-      </w:r>
-      <w:proofErr w:type="spellStart"/>
-      <w:r>
-        <w:rPr>
-          <w:rFonts w:ascii="TCM Pro" w:hAnsi="TCM Pro" w:cs="Arial"/>
-          <w:sz w:val="22"/>
-          <w:szCs w:val="22"/>
-        </w:rPr>
-        <w:t>ứng</w:t>
-      </w:r>
-      <w:proofErr w:type="spellEnd"/>
-      <w:r>
-        <w:rPr>
-          <w:rFonts w:ascii="TCM Pro" w:hAnsi="TCM Pro" w:cs="Arial"/>
-          <w:sz w:val="22"/>
-          <w:szCs w:val="22"/>
-        </w:rPr>
-        <w:t xml:space="preserve"> </w:t>
-      </w:r>
-      <w:proofErr w:type="spellStart"/>
-      <w:r>
-        <w:rPr>
-          <w:rFonts w:ascii="TCM Pro" w:hAnsi="TCM Pro" w:cs="Arial"/>
-          <w:sz w:val="22"/>
-          <w:szCs w:val="22"/>
-        </w:rPr>
-        <w:t>dụng</w:t>
-      </w:r>
-      <w:proofErr w:type="spellEnd"/>
-      <w:r>
-        <w:rPr>
-          <w:rFonts w:ascii="TCM Pro" w:hAnsi="TCM Pro" w:cs="Arial"/>
-          <w:sz w:val="22"/>
-          <w:szCs w:val="22"/>
-        </w:rPr>
-        <w:t xml:space="preserve"> Hyundai ME.</w:t>
+        <w:t xml:space="preserve"> hoặc ứng dụng Hyundai ME.</w:t>
       </w:r>
     </w:p>
     <w:p>
@@ -8665,7 +3889,6 @@
         </w:rPr>
         <w:t xml:space="preserve">Bên bán sẽ không bị xem là vi phạm hợp đồng khi không thực hiện được thời gian giao xe theo đúng hợp đồng do những nguyên nhân khách quan </w:t>
       </w:r>
-      <w:proofErr w:type="spellStart"/>
       <w:r>
         <w:rPr>
           <w:rFonts w:ascii="TCM Pro" w:hAnsi="TCM Pro" w:cs="Arial"/>
@@ -8674,7 +3897,6 @@
         </w:rPr>
         <w:t>nằm</w:t>
       </w:r>
-      <w:proofErr w:type="spellEnd"/>
       <w:r>
         <w:rPr>
           <w:rFonts w:ascii="TCM Pro" w:hAnsi="TCM Pro" w:cs="Arial"/>
@@ -8720,36 +3942,8 @@
           <w:sz w:val="22"/>
           <w:szCs w:val="22"/>
         </w:rPr>
-        <w:t xml:space="preserve">, </w:t>
-      </w:r>
-      <w:proofErr w:type="spellStart"/>
-      <w:r>
-        <w:rPr>
-          <w:rFonts w:ascii="TCM Pro" w:hAnsi="TCM Pro" w:cs="Arial"/>
-          <w:sz w:val="22"/>
-          <w:szCs w:val="22"/>
-        </w:rPr>
-        <w:t>trong</w:t>
-      </w:r>
-      <w:proofErr w:type="spellEnd"/>
-      <w:r>
-        <w:rPr>
-          <w:rFonts w:ascii="TCM Pro" w:hAnsi="TCM Pro" w:cs="Arial"/>
-          <w:sz w:val="22"/>
-          <w:szCs w:val="22"/>
-        </w:rPr>
-        <w:t xml:space="preserve"> </w:t>
-      </w:r>
-      <w:proofErr w:type="spellStart"/>
-      <w:r>
-        <w:rPr>
-          <w:rFonts w:ascii="TCM Pro" w:hAnsi="TCM Pro" w:cs="Arial"/>
-          <w:sz w:val="22"/>
-          <w:szCs w:val="22"/>
-        </w:rPr>
-        <w:t>đó</w:t>
-      </w:r>
-      <w:proofErr w:type="spellEnd"/>
+        <w:t>, trong đó</w:t>
+      </w:r>
       <w:r>
         <w:rPr>
           <w:rFonts w:ascii="TCM Pro" w:hAnsi="TCM Pro" w:cs="Arial"/>
@@ -8855,36 +4049,8 @@
           <w:sz w:val="22"/>
           <w:szCs w:val="22"/>
         </w:rPr>
-        <w:t xml:space="preserve">, </w:t>
-      </w:r>
-      <w:proofErr w:type="spellStart"/>
-      <w:r>
-        <w:rPr>
-          <w:rFonts w:ascii="TCM Pro" w:hAnsi="TCM Pro" w:cs="Arial"/>
-          <w:sz w:val="22"/>
-          <w:szCs w:val="22"/>
-        </w:rPr>
-        <w:t>trong</w:t>
-      </w:r>
-      <w:proofErr w:type="spellEnd"/>
-      <w:r>
-        <w:rPr>
-          <w:rFonts w:ascii="TCM Pro" w:hAnsi="TCM Pro" w:cs="Arial"/>
-          <w:sz w:val="22"/>
-          <w:szCs w:val="22"/>
-        </w:rPr>
-        <w:t xml:space="preserve"> </w:t>
-      </w:r>
-      <w:proofErr w:type="spellStart"/>
-      <w:r>
-        <w:rPr>
-          <w:rFonts w:ascii="TCM Pro" w:hAnsi="TCM Pro" w:cs="Arial"/>
-          <w:sz w:val="22"/>
-          <w:szCs w:val="22"/>
-        </w:rPr>
-        <w:t>đó</w:t>
-      </w:r>
-      <w:proofErr w:type="spellEnd"/>
+        <w:t>, trong đó</w:t>
+      </w:r>
       <w:r>
         <w:rPr>
           <w:rFonts w:ascii="TCM Pro" w:hAnsi="TCM Pro" w:cs="Arial"/>
@@ -8894,7 +4060,6 @@
         </w:rPr>
         <w:t xml:space="preserve"> Bên A giữ 04 bản Bên B giữ 01 bản có giá trị trong vòng 120 ngày và có giá trị pháp lý như nhau. Quá thời hạn hợp đồng mà Bên B không tiến hành các thủ tục nhận xe thì Bên A sẽ </w:t>
       </w:r>
-      <w:proofErr w:type="spellStart"/>
       <w:r>
         <w:rPr>
           <w:rFonts w:ascii="TCM Pro" w:hAnsi="TCM Pro" w:cs="Arial"/>
@@ -8903,7 +4068,6 @@
         </w:rPr>
         <w:t>tiến</w:t>
       </w:r>
-      <w:proofErr w:type="spellEnd"/>
       <w:r>
         <w:rPr>
           <w:rFonts w:ascii="TCM Pro" w:hAnsi="TCM Pro" w:cs="Arial"/>
@@ -8943,7 +4107,6 @@
         </w:rPr>
         <w:t xml:space="preserve">Hai bên cam kết thực </w:t>
       </w:r>
-      <w:proofErr w:type="spellStart"/>
       <w:r>
         <w:rPr>
           <w:rFonts w:ascii="TCM Pro" w:hAnsi="TCM Pro" w:cs="Arial"/>
@@ -8952,7 +4115,6 @@
         </w:rPr>
         <w:t>hiện</w:t>
       </w:r>
-      <w:proofErr w:type="spellEnd"/>
       <w:r>
         <w:rPr>
           <w:rFonts w:ascii="TCM Pro" w:hAnsi="TCM Pro" w:cs="Arial"/>
@@ -10466,6 +5628,7 @@
   <w:style w:type="character" w:default="1" w:styleId="DefaultParagraphFont">
     <w:name w:val="Default Paragraph Font"/>
     <w:uiPriority w:val="1"/>
+    <w:semiHidden/>
     <w:unhideWhenUsed/>
   </w:style>
   <w:style w:type="table" w:default="1" w:styleId="TableNormal">
